--- a/bookkeeper-v2/v2-consulting/03-Client-Documents/Bookkeeping-Service-Guide-v2.docx
+++ b/bookkeeper-v2/v2-consulting/03-Client-Documents/Bookkeeping-Service-Guide-v2.docx
@@ -9,20 +9,12 @@
         <w:tblLook w:firstColumn="1" w:firstRow="1" w:lastColumn="0" w:lastRow="0" w:noHBand="0" w:noVBand="1" w:val="04A0"/>
       </w:tblPr>
       <w:tblGrid>
-        <w:gridCol w:w="9406"/>
+        <w:gridCol w:w="9518"/>
       </w:tblGrid>
       <w:tr>
         <w:tc>
           <w:tcPr>
-            <w:tcW w:type="dxa" w:w="9406"/>
-            <w:shd w:val="clear" w:color="auto" w:fill="0F172A"/>
-            <w:tcMar>
-              <w:top w:w="800" w:type="dxa"/>
-              <w:bottom w:w="800" w:type="dxa"/>
-              <w:left w:w="700" w:type="dxa"/>
-              <w:right w:w="700" w:type="dxa"/>
-            </w:tcMar>
-            <w:vAlign w:val="center"/>
+            <w:tcW w:type="dxa" w:w="9518"/>
             <w:tcBorders>
               <w:top w:val="none" w:sz="0" w:color="auto"/>
               <w:bottom w:val="none" w:sz="0" w:color="auto"/>
@@ -31,17 +23,67 @@
               <w:insideH w:val="none" w:sz="0" w:color="auto"/>
               <w:insideV w:val="none" w:sz="0" w:color="auto"/>
             </w:tcBorders>
+            <w:shd w:val="clear" w:color="auto" w:fill="0F172A"/>
+            <w:tcMar>
+              <w:top w:w="0" w:type="dxa"/>
+              <w:bottom w:w="0" w:type="dxa"/>
+              <w:left w:w="0" w:type="dxa"/>
+              <w:right w:w="0" w:type="dxa"/>
+            </w:tcMar>
+            <w:vAlign w:val="top"/>
           </w:tcPr>
           <w:p>
             <w:pPr>
               <w:shd w:val="clear" w:color="auto" w:fill="0F766E"/>
-              <w:spacing w:before="0" w:after="0"/>
+              <w:spacing w:before="160" w:after="160" w:line="276" w:lineRule="auto"/>
+              <w:ind w:left="400"/>
+            </w:pPr>
+            <w:r>
+              <w:rPr>
+                <w:rFonts w:ascii="Poppins" w:hAnsi="Poppins" w:eastAsia="Poppins"/>
+                <w:b/>
+                <w:i w:val="0"/>
+                <w:color w:val="FFFFFF"/>
+                <w:sz w:val="18"/>
+              </w:rPr>
+              <w:t>NOVAOPS</w:t>
+            </w:r>
+            <w:r>
+              <w:rPr>
+                <w:rFonts w:ascii="Inter" w:hAnsi="Inter" w:eastAsia="Inter"/>
+                <w:b w:val="0"/>
+                <w:i w:val="0"/>
+                <w:color w:val="CCFBF1"/>
+                <w:sz w:val="15"/>
+              </w:rPr>
+              <w:t xml:space="preserve">  ·  Bookkeeper Practice Launch System  ·  v2.0</w:t>
+            </w:r>
+          </w:p>
+          <w:p>
+            <w:pPr>
+              <w:spacing w:before="1200" w:after="0" w:line="276" w:lineRule="auto"/>
             </w:pPr>
           </w:p>
-          <w:p/>
           <w:p>
             <w:pPr>
-              <w:spacing w:before="0" w:after="240"/>
+              <w:spacing w:before="0" w:after="280" w:line="276" w:lineRule="auto"/>
+              <w:ind w:left="400"/>
+            </w:pPr>
+            <w:r>
+              <w:rPr>
+                <w:rFonts w:ascii="Inter" w:hAnsi="Inter" w:eastAsia="Inter"/>
+                <w:b/>
+                <w:i w:val="0"/>
+                <w:color w:val="0F766E"/>
+                <w:sz w:val="15"/>
+              </w:rPr>
+              <w:t>03  —  CLIENT DOCUMENTS</w:t>
+            </w:r>
+          </w:p>
+          <w:p>
+            <w:pPr>
+              <w:spacing w:before="0" w:after="1000" w:line="276" w:lineRule="auto"/>
+              <w:ind w:left="400"/>
             </w:pPr>
             <w:r>
               <w:rPr>
@@ -49,14 +91,15 @@
                 <w:b/>
                 <w:i w:val="0"/>
                 <w:color w:val="0F766E"/>
-                <w:sz w:val="16"/>
+                <w:sz w:val="22"/>
               </w:rPr>
-              <w:t>03  —  CLIENT DOCUMENTS</w:t>
+              <w:t>NOVAOPS</w:t>
             </w:r>
           </w:p>
           <w:p>
             <w:pPr>
-              <w:spacing w:before="0" w:after="80"/>
+              <w:spacing w:before="0" w:after="80" w:line="276" w:lineRule="auto"/>
+              <w:ind w:left="400"/>
             </w:pPr>
             <w:r>
               <w:rPr>
@@ -64,14 +107,15 @@
                 <w:b/>
                 <w:i w:val="0"/>
                 <w:color w:val="FFFFFF"/>
-                <w:sz w:val="60"/>
+                <w:sz w:val="64"/>
               </w:rPr>
               <w:t>Bookkeeping</w:t>
             </w:r>
           </w:p>
           <w:p>
             <w:pPr>
-              <w:spacing w:before="0" w:after="80"/>
+              <w:spacing w:before="0" w:after="80" w:line="276" w:lineRule="auto"/>
+              <w:ind w:left="400"/>
             </w:pPr>
             <w:r>
               <w:rPr>
@@ -79,37 +123,40 @@
                 <w:b/>
                 <w:i w:val="0"/>
                 <w:color w:val="FFFFFF"/>
-                <w:sz w:val="60"/>
+                <w:sz w:val="64"/>
               </w:rPr>
               <w:t>Service Guide</w:t>
             </w:r>
           </w:p>
           <w:p>
             <w:pPr>
-              <w:spacing w:before="120" w:after="400"/>
+              <w:spacing w:before="160" w:after="560" w:line="276" w:lineRule="auto"/>
+              <w:ind w:left="400"/>
             </w:pPr>
             <w:r>
               <w:rPr>
                 <w:rFonts w:ascii="Inter" w:hAnsi="Inter" w:eastAsia="Inter"/>
                 <w:b w:val="0"/>
-                <w:i w:val="0"/>
+                <w:i/>
                 <w:color w:val="94A3B8"/>
                 <w:sz w:val="24"/>
               </w:rPr>
-              <w:t>Your complete guide to our services, packages, and process</w:t>
+              <w:t>A clear overview of what we do, how we work, and what to expect every month</w:t>
             </w:r>
           </w:p>
           <w:p>
             <w:pPr>
-              <w:spacing w:before="0" w:after="320"/>
               <w:pBdr>
                 <w:bottom w:val="single" w:sz="12" w:space="1" w:color="0F766E"/>
               </w:pBdr>
+              <w:spacing w:before="0" w:after="400" w:line="276" w:lineRule="auto"/>
+              <w:ind w:left="400" w:right="400"/>
             </w:pPr>
           </w:p>
           <w:p>
             <w:pPr>
-              <w:spacing w:before="0" w:after="60"/>
+              <w:spacing w:before="0" w:after="80" w:line="276" w:lineRule="auto"/>
+              <w:ind w:left="400"/>
             </w:pPr>
             <w:r>
               <w:rPr>
@@ -119,7 +166,7 @@
                 <w:color w:val="64748B"/>
                 <w:sz w:val="15"/>
               </w:rPr>
-              <w:t xml:space="preserve">PREPARED BY  </w:t>
+              <w:t xml:space="preserve">PREPARED BY   </w:t>
             </w:r>
             <w:r>
               <w:rPr>
@@ -127,14 +174,15 @@
                 <w:b/>
                 <w:i w:val="0"/>
                 <w:color w:val="FFFFFF"/>
-                <w:sz w:val="16"/>
+                <w:sz w:val="15"/>
               </w:rPr>
               <w:t>[PRACTICE NAME]</w:t>
             </w:r>
           </w:p>
           <w:p>
             <w:pPr>
-              <w:spacing w:before="0" w:after="60"/>
+              <w:spacing w:before="0" w:after="80" w:line="276" w:lineRule="auto"/>
+              <w:ind w:left="400"/>
             </w:pPr>
             <w:r>
               <w:rPr>
@@ -144,7 +192,7 @@
                 <w:color w:val="64748B"/>
                 <w:sz w:val="15"/>
               </w:rPr>
-              <w:t xml:space="preserve">DOCUMENT TYPE  </w:t>
+              <w:t xml:space="preserve">DOCUMENT TYPE </w:t>
             </w:r>
             <w:r>
               <w:rPr>
@@ -152,24 +200,57 @@
                 <w:b/>
                 <w:i w:val="0"/>
                 <w:color w:val="FFFFFF"/>
-                <w:sz w:val="16"/>
+                <w:sz w:val="15"/>
               </w:rPr>
-              <w:t>Client-Facing Guide</w:t>
+              <w:t>Client-Facing Overview</w:t>
             </w:r>
           </w:p>
           <w:p>
             <w:pPr>
-              <w:spacing w:before="800" w:after="0"/>
+              <w:spacing w:before="0" w:after="80" w:line="276" w:lineRule="auto"/>
+              <w:ind w:left="400"/>
+            </w:pPr>
+            <w:r>
+              <w:rPr>
+                <w:rFonts w:ascii="Inter" w:hAnsi="Inter" w:eastAsia="Inter"/>
+                <w:b w:val="0"/>
+                <w:i w:val="0"/>
+                <w:color w:val="64748B"/>
+                <w:sz w:val="15"/>
+              </w:rPr>
+              <w:t xml:space="preserve">LAST UPDATED  </w:t>
+            </w:r>
+            <w:r>
+              <w:rPr>
+                <w:rFonts w:ascii="Inter" w:hAnsi="Inter" w:eastAsia="Inter"/>
+                <w:b/>
+                <w:i w:val="0"/>
+                <w:color w:val="FFFFFF"/>
+                <w:sz w:val="15"/>
+              </w:rPr>
+              <w:t>2025</w:t>
+            </w:r>
+          </w:p>
+          <w:p>
+            <w:pPr>
+              <w:spacing w:before="800" w:after="0" w:line="276" w:lineRule="auto"/>
+            </w:pPr>
+          </w:p>
+          <w:p>
+            <w:pPr>
+              <w:shd w:val="clear" w:color="auto" w:fill="D97706"/>
+              <w:spacing w:before="160" w:after="160" w:line="276" w:lineRule="auto"/>
+              <w:ind w:left="400"/>
             </w:pPr>
             <w:r>
               <w:rPr>
                 <w:rFonts w:ascii="Poppins" w:hAnsi="Poppins" w:eastAsia="Poppins"/>
                 <w:b/>
                 <w:i w:val="0"/>
-                <w:color w:val="D97706"/>
+                <w:color w:val="FFFFFF"/>
                 <w:sz w:val="15"/>
               </w:rPr>
-              <w:t>VERSION 2.0  ·  PREMIUM EDITION  ·  2025</w:t>
+              <w:t>VERSION 2.0  ·  PREMIUM CONSULTING EDITION  ·  © 2025 NOVAOPS</w:t>
             </w:r>
           </w:p>
         </w:tc>
@@ -187,46 +268,31 @@
         <w:tblLook w:firstColumn="1" w:firstRow="1" w:lastColumn="0" w:lastRow="0" w:noHBand="0" w:noVBand="1" w:val="04A0"/>
       </w:tblPr>
       <w:tblGrid>
-        <w:gridCol w:w="9406"/>
+        <w:gridCol w:w="9518"/>
       </w:tblGrid>
       <w:tr>
         <w:tc>
           <w:tcPr>
-            <w:tcW w:type="dxa" w:w="9406"/>
+            <w:tcW w:type="dxa" w:w="9518"/>
             <w:shd w:val="clear" w:color="auto" w:fill="FFFBEB"/>
             <w:tcMar>
-              <w:top w:w="100" w:type="dxa"/>
-              <w:bottom w:w="100" w:type="dxa"/>
-              <w:left w:w="160" w:type="dxa"/>
-              <w:right w:w="160" w:type="dxa"/>
+              <w:top w:w="110" w:type="dxa"/>
+              <w:bottom w:w="110" w:type="dxa"/>
+              <w:left w:w="170" w:type="dxa"/>
+              <w:right w:w="170" w:type="dxa"/>
             </w:tcMar>
             <w:tcBorders>
-              <w:left w:val="single" w:sz="14" w:color="D97706"/>
+              <w:top w:val="single" w:sz="4" w:color="CBD5E1"/>
+              <w:bottom w:val="single" w:sz="4" w:color="CBD5E1"/>
+              <w:left w:val="single" w:sz="16" w:color="D97706"/>
+              <w:right w:val="single" w:sz="4" w:color="CBD5E1"/>
               <w:insideH w:val="none" w:sz="0" w:color="auto"/>
               <w:insideV w:val="none" w:sz="0" w:color="auto"/>
-              <w:top w:val="single" w:sz="4" w:color="CBD5E1"/>
-              <w:right w:val="single" w:sz="4" w:color="CBD5E1"/>
-              <w:bottom w:val="single" w:sz="4" w:color="CBD5E1"/>
             </w:tcBorders>
           </w:tcPr>
           <w:p>
             <w:pPr>
-              <w:spacing w:before="0" w:after="0"/>
-            </w:pPr>
-            <w:r>
-              <w:rPr>
-                <w:rFonts w:ascii="Inter" w:hAnsi="Inter" w:eastAsia="Inter"/>
-                <w:b w:val="0"/>
-                <w:i w:val="0"/>
-                <w:color w:val="0F172A"/>
-                <w:sz w:val="18"/>
-              </w:rPr>
-              <w:t>Replace all [BRACKETED TEXT] with your practice details before sending to clients.</w:t>
-            </w:r>
-          </w:p>
-          <w:p>
-            <w:pPr>
-              <w:spacing w:before="0" w:after="80"/>
+              <w:spacing w:before="0" w:after="100" w:line="276" w:lineRule="auto"/>
             </w:pPr>
             <w:r>
               <w:rPr>
@@ -239,12 +305,27 @@
               <w:t>CUSTOMISATION REQUIRED</w:t>
             </w:r>
           </w:p>
+          <w:p>
+            <w:pPr>
+              <w:spacing w:before="0" w:after="0" w:line="276" w:lineRule="auto"/>
+            </w:pPr>
+            <w:r>
+              <w:rPr>
+                <w:rFonts w:ascii="Calibri" w:hAnsi="Calibri" w:eastAsia="Calibri"/>
+                <w:b w:val="0"/>
+                <w:i w:val="0"/>
+                <w:color w:val="0F172A"/>
+                <w:sz w:val="18"/>
+              </w:rPr>
+              <w:t>Replace all [BRACKETED TEXT] with your practice details before sending to any client.</w:t>
+            </w:r>
+          </w:p>
         </w:tc>
       </w:tr>
     </w:tbl>
     <w:p>
       <w:pPr>
-        <w:spacing w:before="0" w:after="80"/>
+        <w:spacing w:before="0" w:after="120" w:line="276" w:lineRule="auto"/>
       </w:pPr>
     </w:p>
     <w:tbl>
@@ -254,13 +335,18 @@
         <w:tblLook w:firstColumn="1" w:firstRow="1" w:lastColumn="0" w:lastRow="0" w:noHBand="0" w:noVBand="1" w:val="04A0"/>
       </w:tblPr>
       <w:tblGrid>
-        <w:gridCol w:w="4703"/>
-        <w:gridCol w:w="4703"/>
+        <w:gridCol w:w="2379"/>
+        <w:gridCol w:w="2379"/>
+        <w:gridCol w:w="2379"/>
+        <w:gridCol w:w="2379"/>
       </w:tblGrid>
       <w:tr>
+        <w:trPr>
+          <w:trHeight w:val="260" w:hRule="atLeast"/>
+        </w:trPr>
         <w:tc>
           <w:tcPr>
-            <w:tcW w:type="dxa" w:w="850"/>
+            <w:tcW w:type="dxa" w:w="2379"/>
             <w:tcBorders>
               <w:top w:val="none" w:sz="0" w:color="auto"/>
               <w:bottom w:val="none" w:sz="0" w:color="auto"/>
@@ -269,32 +355,33 @@
               <w:insideH w:val="none" w:sz="0" w:color="auto"/>
               <w:insideV w:val="none" w:sz="0" w:color="auto"/>
             </w:tcBorders>
+            <w:shd w:val="clear" w:color="auto" w:fill="0F766E"/>
             <w:tcMar>
-              <w:top w:w="0" w:type="dxa"/>
-              <w:bottom w:w="0" w:type="dxa"/>
-              <w:left w:w="0" w:type="dxa"/>
-              <w:right w:w="60" w:type="dxa"/>
+              <w:top w:w="80" w:type="dxa"/>
+              <w:bottom w:w="60" w:type="dxa"/>
+              <w:left w:w="120" w:type="dxa"/>
+              <w:right w:w="120" w:type="dxa"/>
             </w:tcMar>
           </w:tcPr>
           <w:p>
             <w:pPr>
-              <w:spacing w:before="0" w:after="0"/>
+              <w:jc w:val="center"/>
             </w:pPr>
             <w:r>
               <w:rPr>
-                <w:rFonts w:ascii="Poppins" w:hAnsi="Poppins" w:eastAsia="Poppins"/>
+                <w:rFonts w:ascii="Inter" w:hAnsi="Inter" w:eastAsia="Inter"/>
                 <w:b/>
                 <w:i w:val="0"/>
-                <w:color w:val="0F766E"/>
-                <w:sz w:val="20"/>
+                <w:color w:val="CCFBF1"/>
+                <w:sz w:val="13"/>
               </w:rPr>
-              <w:t>01</w:t>
+              <w:t>SERVICE PACKAGES</w:t>
             </w:r>
           </w:p>
         </w:tc>
         <w:tc>
           <w:tcPr>
-            <w:tcW w:type="dxa" w:w="4703"/>
+            <w:tcW w:type="dxa" w:w="2379"/>
             <w:tcBorders>
               <w:top w:val="none" w:sz="0" w:color="auto"/>
               <w:bottom w:val="none" w:sz="0" w:color="auto"/>
@@ -303,26 +390,387 @@
               <w:insideH w:val="none" w:sz="0" w:color="auto"/>
               <w:insideV w:val="none" w:sz="0" w:color="auto"/>
             </w:tcBorders>
+            <w:shd w:val="clear" w:color="auto" w:fill="0F766E"/>
             <w:tcMar>
-              <w:top w:w="0" w:type="dxa"/>
-              <w:bottom w:w="0" w:type="dxa"/>
-              <w:left w:w="0" w:type="dxa"/>
-              <w:right w:w="0" w:type="dxa"/>
+              <w:top w:w="80" w:type="dxa"/>
+              <w:bottom w:w="60" w:type="dxa"/>
+              <w:left w:w="120" w:type="dxa"/>
+              <w:right w:w="120" w:type="dxa"/>
             </w:tcMar>
           </w:tcPr>
           <w:p>
             <w:pPr>
-              <w:spacing w:before="0" w:after="0"/>
+              <w:jc w:val="center"/>
+            </w:pPr>
+            <w:r>
+              <w:rPr>
+                <w:rFonts w:ascii="Inter" w:hAnsi="Inter" w:eastAsia="Inter"/>
+                <w:b/>
+                <w:i w:val="0"/>
+                <w:color w:val="CCFBF1"/>
+                <w:sz w:val="13"/>
+              </w:rPr>
+              <w:t>DELIVERABLES</w:t>
+            </w:r>
+          </w:p>
+        </w:tc>
+        <w:tc>
+          <w:tcPr>
+            <w:tcW w:type="dxa" w:w="2379"/>
+            <w:tcBorders>
+              <w:top w:val="none" w:sz="0" w:color="auto"/>
+              <w:bottom w:val="none" w:sz="0" w:color="auto"/>
+              <w:left w:val="none" w:sz="0" w:color="auto"/>
+              <w:right w:val="none" w:sz="0" w:color="auto"/>
+              <w:insideH w:val="none" w:sz="0" w:color="auto"/>
+              <w:insideV w:val="none" w:sz="0" w:color="auto"/>
+            </w:tcBorders>
+            <w:shd w:val="clear" w:color="auto" w:fill="0F766E"/>
+            <w:tcMar>
+              <w:top w:w="80" w:type="dxa"/>
+              <w:bottom w:w="60" w:type="dxa"/>
+              <w:left w:w="120" w:type="dxa"/>
+              <w:right w:w="120" w:type="dxa"/>
+            </w:tcMar>
+          </w:tcPr>
+          <w:p>
+            <w:pPr>
+              <w:jc w:val="center"/>
+            </w:pPr>
+            <w:r>
+              <w:rPr>
+                <w:rFonts w:ascii="Inter" w:hAnsi="Inter" w:eastAsia="Inter"/>
+                <w:b/>
+                <w:i w:val="0"/>
+                <w:color w:val="CCFBF1"/>
+                <w:sz w:val="13"/>
+              </w:rPr>
+              <w:t>CLOSE DEADLINE</w:t>
+            </w:r>
+          </w:p>
+        </w:tc>
+        <w:tc>
+          <w:tcPr>
+            <w:tcW w:type="dxa" w:w="2379"/>
+            <w:tcBorders>
+              <w:top w:val="none" w:sz="0" w:color="auto"/>
+              <w:bottom w:val="none" w:sz="0" w:color="auto"/>
+              <w:left w:val="none" w:sz="0" w:color="auto"/>
+              <w:right w:val="none" w:sz="0" w:color="auto"/>
+              <w:insideH w:val="none" w:sz="0" w:color="auto"/>
+              <w:insideV w:val="none" w:sz="0" w:color="auto"/>
+            </w:tcBorders>
+            <w:shd w:val="clear" w:color="auto" w:fill="0F766E"/>
+            <w:tcMar>
+              <w:top w:w="80" w:type="dxa"/>
+              <w:bottom w:w="60" w:type="dxa"/>
+              <w:left w:w="120" w:type="dxa"/>
+              <w:right w:w="120" w:type="dxa"/>
+            </w:tcMar>
+          </w:tcPr>
+          <w:p>
+            <w:pPr>
+              <w:jc w:val="center"/>
+            </w:pPr>
+            <w:r>
+              <w:rPr>
+                <w:rFonts w:ascii="Inter" w:hAnsi="Inter" w:eastAsia="Inter"/>
+                <w:b/>
+                <w:i w:val="0"/>
+                <w:color w:val="CCFBF1"/>
+                <w:sz w:val="13"/>
+              </w:rPr>
+              <w:t>RESPONSE SLA</w:t>
+            </w:r>
+          </w:p>
+        </w:tc>
+      </w:tr>
+      <w:tr>
+        <w:trPr>
+          <w:trHeight w:val="640" w:hRule="atLeast"/>
+        </w:trPr>
+        <w:tc>
+          <w:tcPr>
+            <w:tcW w:type="dxa" w:w="2379"/>
+            <w:tcBorders>
+              <w:top w:val="none" w:sz="0" w:color="auto"/>
+              <w:bottom w:val="none" w:sz="0" w:color="auto"/>
+              <w:left w:val="none" w:sz="0" w:color="auto"/>
+              <w:right w:val="none" w:sz="0" w:color="auto"/>
+              <w:insideH w:val="none" w:sz="0" w:color="auto"/>
+              <w:insideV w:val="none" w:sz="0" w:color="auto"/>
+            </w:tcBorders>
+            <w:shd w:val="clear" w:color="auto" w:fill="0F172A"/>
+            <w:tcMar>
+              <w:top w:w="60" w:type="dxa"/>
+              <w:bottom w:w="60" w:type="dxa"/>
+              <w:left w:w="120" w:type="dxa"/>
+              <w:right w:w="120" w:type="dxa"/>
+            </w:tcMar>
+          </w:tcPr>
+          <w:p>
+            <w:pPr>
+              <w:jc w:val="center"/>
             </w:pPr>
             <w:r>
               <w:rPr>
                 <w:rFonts w:ascii="Poppins" w:hAnsi="Poppins" w:eastAsia="Poppins"/>
                 <w:b/>
                 <w:i w:val="0"/>
-                <w:color w:val="0F172A"/>
-                <w:sz w:val="20"/>
+                <w:color w:val="FFFFFF"/>
+                <w:sz w:val="44"/>
               </w:rPr>
-              <w:t>—  WHAT MONTHLY BOOKKEEPING INCLUDES</w:t>
+              <w:t>3</w:t>
+            </w:r>
+          </w:p>
+        </w:tc>
+        <w:tc>
+          <w:tcPr>
+            <w:tcW w:type="dxa" w:w="2379"/>
+            <w:tcBorders>
+              <w:top w:val="none" w:sz="0" w:color="auto"/>
+              <w:bottom w:val="none" w:sz="0" w:color="auto"/>
+              <w:left w:val="none" w:sz="0" w:color="auto"/>
+              <w:right w:val="none" w:sz="0" w:color="auto"/>
+              <w:insideH w:val="none" w:sz="0" w:color="auto"/>
+              <w:insideV w:val="none" w:sz="0" w:color="auto"/>
+            </w:tcBorders>
+            <w:shd w:val="clear" w:color="auto" w:fill="0F172A"/>
+            <w:tcMar>
+              <w:top w:w="60" w:type="dxa"/>
+              <w:bottom w:w="60" w:type="dxa"/>
+              <w:left w:w="120" w:type="dxa"/>
+              <w:right w:w="120" w:type="dxa"/>
+            </w:tcMar>
+          </w:tcPr>
+          <w:p>
+            <w:pPr>
+              <w:jc w:val="center"/>
+            </w:pPr>
+            <w:r>
+              <w:rPr>
+                <w:rFonts w:ascii="Poppins" w:hAnsi="Poppins" w:eastAsia="Poppins"/>
+                <w:b/>
+                <w:i w:val="0"/>
+                <w:color w:val="FFFFFF"/>
+                <w:sz w:val="44"/>
+              </w:rPr>
+              <w:t>Monthly</w:t>
+            </w:r>
+          </w:p>
+        </w:tc>
+        <w:tc>
+          <w:tcPr>
+            <w:tcW w:type="dxa" w:w="2379"/>
+            <w:tcBorders>
+              <w:top w:val="none" w:sz="0" w:color="auto"/>
+              <w:bottom w:val="none" w:sz="0" w:color="auto"/>
+              <w:left w:val="none" w:sz="0" w:color="auto"/>
+              <w:right w:val="none" w:sz="0" w:color="auto"/>
+              <w:insideH w:val="none" w:sz="0" w:color="auto"/>
+              <w:insideV w:val="none" w:sz="0" w:color="auto"/>
+            </w:tcBorders>
+            <w:shd w:val="clear" w:color="auto" w:fill="0F172A"/>
+            <w:tcMar>
+              <w:top w:w="60" w:type="dxa"/>
+              <w:bottom w:w="60" w:type="dxa"/>
+              <w:left w:w="120" w:type="dxa"/>
+              <w:right w:w="120" w:type="dxa"/>
+            </w:tcMar>
+          </w:tcPr>
+          <w:p>
+            <w:pPr>
+              <w:jc w:val="center"/>
+            </w:pPr>
+            <w:r>
+              <w:rPr>
+                <w:rFonts w:ascii="Poppins" w:hAnsi="Poppins" w:eastAsia="Poppins"/>
+                <w:b/>
+                <w:i w:val="0"/>
+                <w:color w:val="FFFFFF"/>
+                <w:sz w:val="44"/>
+              </w:rPr>
+              <w:t>Day [X]</w:t>
+            </w:r>
+          </w:p>
+        </w:tc>
+        <w:tc>
+          <w:tcPr>
+            <w:tcW w:type="dxa" w:w="2379"/>
+            <w:tcBorders>
+              <w:top w:val="none" w:sz="0" w:color="auto"/>
+              <w:bottom w:val="none" w:sz="0" w:color="auto"/>
+              <w:left w:val="none" w:sz="0" w:color="auto"/>
+              <w:right w:val="none" w:sz="0" w:color="auto"/>
+              <w:insideH w:val="none" w:sz="0" w:color="auto"/>
+              <w:insideV w:val="none" w:sz="0" w:color="auto"/>
+            </w:tcBorders>
+            <w:shd w:val="clear" w:color="auto" w:fill="0F172A"/>
+            <w:tcMar>
+              <w:top w:w="60" w:type="dxa"/>
+              <w:bottom w:w="60" w:type="dxa"/>
+              <w:left w:w="120" w:type="dxa"/>
+              <w:right w:w="120" w:type="dxa"/>
+            </w:tcMar>
+          </w:tcPr>
+          <w:p>
+            <w:pPr>
+              <w:jc w:val="center"/>
+            </w:pPr>
+            <w:r>
+              <w:rPr>
+                <w:rFonts w:ascii="Poppins" w:hAnsi="Poppins" w:eastAsia="Poppins"/>
+                <w:b/>
+                <w:i w:val="0"/>
+                <w:color w:val="FFFFFF"/>
+                <w:sz w:val="44"/>
+              </w:rPr>
+              <w:t>[X] days</w:t>
+            </w:r>
+          </w:p>
+        </w:tc>
+      </w:tr>
+      <w:tr>
+        <w:trPr>
+          <w:trHeight w:val="260" w:hRule="atLeast"/>
+        </w:trPr>
+        <w:tc>
+          <w:tcPr>
+            <w:tcW w:type="dxa" w:w="2379"/>
+            <w:tcBorders>
+              <w:top w:val="none" w:sz="0" w:color="auto"/>
+              <w:bottom w:val="none" w:sz="0" w:color="auto"/>
+              <w:left w:val="none" w:sz="0" w:color="auto"/>
+              <w:right w:val="none" w:sz="0" w:color="auto"/>
+              <w:insideH w:val="none" w:sz="0" w:color="auto"/>
+              <w:insideV w:val="none" w:sz="0" w:color="auto"/>
+            </w:tcBorders>
+            <w:shd w:val="clear" w:color="auto" w:fill="F8FAFC"/>
+            <w:tcMar>
+              <w:top w:w="55" w:type="dxa"/>
+              <w:bottom w:w="70" w:type="dxa"/>
+              <w:left w:w="120" w:type="dxa"/>
+              <w:right w:w="120" w:type="dxa"/>
+            </w:tcMar>
+          </w:tcPr>
+          <w:p>
+            <w:pPr>
+              <w:jc w:val="center"/>
+            </w:pPr>
+            <w:r>
+              <w:rPr>
+                <w:rFonts w:ascii="Calibri" w:hAnsi="Calibri" w:eastAsia="Calibri"/>
+                <w:b w:val="0"/>
+                <w:i/>
+                <w:color w:val="64748B"/>
+                <w:sz w:val="15"/>
+              </w:rPr>
+              <w:t>Essentials · Growth · Advanced</w:t>
+            </w:r>
+          </w:p>
+        </w:tc>
+        <w:tc>
+          <w:tcPr>
+            <w:tcW w:type="dxa" w:w="2379"/>
+            <w:tcBorders>
+              <w:top w:val="none" w:sz="0" w:color="auto"/>
+              <w:bottom w:val="none" w:sz="0" w:color="auto"/>
+              <w:left w:val="none" w:sz="0" w:color="auto"/>
+              <w:right w:val="none" w:sz="0" w:color="auto"/>
+              <w:insideH w:val="none" w:sz="0" w:color="auto"/>
+              <w:insideV w:val="none" w:sz="0" w:color="auto"/>
+            </w:tcBorders>
+            <w:shd w:val="clear" w:color="auto" w:fill="F8FAFC"/>
+            <w:tcMar>
+              <w:top w:w="55" w:type="dxa"/>
+              <w:bottom w:w="70" w:type="dxa"/>
+              <w:left w:w="120" w:type="dxa"/>
+              <w:right w:w="120" w:type="dxa"/>
+            </w:tcMar>
+          </w:tcPr>
+          <w:p>
+            <w:pPr>
+              <w:jc w:val="center"/>
+            </w:pPr>
+            <w:r>
+              <w:rPr>
+                <w:rFonts w:ascii="Calibri" w:hAnsi="Calibri" w:eastAsia="Calibri"/>
+                <w:b w:val="0"/>
+                <w:i/>
+                <w:color w:val="64748B"/>
+                <w:sz w:val="15"/>
+              </w:rPr>
+              <w:t>P&amp;L, Balance Sheet &amp; more</w:t>
+            </w:r>
+          </w:p>
+        </w:tc>
+        <w:tc>
+          <w:tcPr>
+            <w:tcW w:type="dxa" w:w="2379"/>
+            <w:tcBorders>
+              <w:top w:val="none" w:sz="0" w:color="auto"/>
+              <w:bottom w:val="none" w:sz="0" w:color="auto"/>
+              <w:left w:val="none" w:sz="0" w:color="auto"/>
+              <w:right w:val="none" w:sz="0" w:color="auto"/>
+              <w:insideH w:val="none" w:sz="0" w:color="auto"/>
+              <w:insideV w:val="none" w:sz="0" w:color="auto"/>
+            </w:tcBorders>
+            <w:shd w:val="clear" w:color="auto" w:fill="F8FAFC"/>
+            <w:tcMar>
+              <w:top w:w="55" w:type="dxa"/>
+              <w:bottom w:w="70" w:type="dxa"/>
+              <w:left w:w="120" w:type="dxa"/>
+              <w:right w:w="120" w:type="dxa"/>
+            </w:tcMar>
+          </w:tcPr>
+          <w:p>
+            <w:pPr>
+              <w:jc w:val="center"/>
+            </w:pPr>
+            <w:r>
+              <w:rPr>
+                <w:rFonts w:ascii="Calibri" w:hAnsi="Calibri" w:eastAsia="Calibri"/>
+                <w:b w:val="0"/>
+                <w:i/>
+                <w:color w:val="64748B"/>
+                <w:sz w:val="15"/>
+              </w:rPr>
+              <w:t>of the following month</w:t>
+            </w:r>
+          </w:p>
+        </w:tc>
+        <w:tc>
+          <w:tcPr>
+            <w:tcW w:type="dxa" w:w="2379"/>
+            <w:tcBorders>
+              <w:top w:val="none" w:sz="0" w:color="auto"/>
+              <w:bottom w:val="none" w:sz="0" w:color="auto"/>
+              <w:left w:val="none" w:sz="0" w:color="auto"/>
+              <w:right w:val="none" w:sz="0" w:color="auto"/>
+              <w:insideH w:val="none" w:sz="0" w:color="auto"/>
+              <w:insideV w:val="none" w:sz="0" w:color="auto"/>
+            </w:tcBorders>
+            <w:shd w:val="clear" w:color="auto" w:fill="F8FAFC"/>
+            <w:tcMar>
+              <w:top w:w="55" w:type="dxa"/>
+              <w:bottom w:w="70" w:type="dxa"/>
+              <w:left w:w="120" w:type="dxa"/>
+              <w:right w:w="120" w:type="dxa"/>
+            </w:tcMar>
+          </w:tcPr>
+          <w:p>
+            <w:pPr>
+              <w:jc w:val="center"/>
+            </w:pPr>
+            <w:r>
+              <w:rPr>
+                <w:rFonts w:ascii="Calibri" w:hAnsi="Calibri" w:eastAsia="Calibri"/>
+                <w:b w:val="0"/>
+                <w:i/>
+                <w:color w:val="64748B"/>
+                <w:sz w:val="15"/>
+              </w:rPr>
+              <w:t>for transaction questions</w:t>
             </w:r>
           </w:p>
         </w:tc>
@@ -330,36 +778,149 @@
     </w:tbl>
     <w:p>
       <w:pPr>
-        <w:spacing w:before="120" w:after="120"/>
-        <w:pBdr>
-          <w:bottom w:val="single" w:sz="8" w:space="1" w:color="0F766E"/>
-        </w:pBdr>
+        <w:spacing w:before="0" w:after="200" w:line="276" w:lineRule="auto"/>
+      </w:pPr>
+    </w:p>
+    <w:p>
+      <w:pPr>
+        <w:spacing w:before="200" w:after="0" w:line="276" w:lineRule="auto"/>
+      </w:pPr>
+    </w:p>
+    <w:tbl>
+      <w:tblPr>
+        <w:tblW w:type="auto" w:w="0"/>
+        <w:jc w:val="center"/>
+        <w:tblLook w:firstColumn="1" w:firstRow="1" w:lastColumn="0" w:lastRow="0" w:noHBand="0" w:noVBand="1" w:val="04A0"/>
+      </w:tblPr>
+      <w:tblGrid>
+        <w:gridCol w:w="4759"/>
+        <w:gridCol w:w="4759"/>
+      </w:tblGrid>
+      <w:tr>
+        <w:trPr>
+          <w:trHeight w:val="480" w:hRule="atLeast"/>
+        </w:trPr>
+        <w:tc>
+          <w:tcPr>
+            <w:tcW w:type="dxa" w:w="907"/>
+            <w:tcBorders>
+              <w:top w:val="none" w:sz="0" w:color="auto"/>
+              <w:bottom w:val="none" w:sz="0" w:color="auto"/>
+              <w:left w:val="none" w:sz="0" w:color="auto"/>
+              <w:right w:val="none" w:sz="0" w:color="auto"/>
+              <w:insideH w:val="none" w:sz="0" w:color="auto"/>
+              <w:insideV w:val="none" w:sz="0" w:color="auto"/>
+            </w:tcBorders>
+            <w:shd w:val="clear" w:color="auto" w:fill="0F766E"/>
+            <w:tcMar>
+              <w:top w:w="100" w:type="dxa"/>
+              <w:bottom w:w="100" w:type="dxa"/>
+              <w:left w:w="140" w:type="dxa"/>
+              <w:right w:w="100" w:type="dxa"/>
+            </w:tcMar>
+            <w:vAlign w:val="center"/>
+          </w:tcPr>
+          <w:p>
+            <w:pPr>
+              <w:jc w:val="center"/>
+            </w:pPr>
+            <w:r>
+              <w:rPr>
+                <w:rFonts w:ascii="Poppins" w:hAnsi="Poppins" w:eastAsia="Poppins"/>
+                <w:b/>
+                <w:i w:val="0"/>
+                <w:color w:val="FFFFFF"/>
+                <w:sz w:val="26"/>
+              </w:rPr>
+              <w:t>01</w:t>
+            </w:r>
+          </w:p>
+        </w:tc>
+        <w:tc>
+          <w:tcPr>
+            <w:tcW w:type="dxa" w:w="4759"/>
+            <w:tcBorders>
+              <w:top w:val="none" w:sz="0" w:color="auto"/>
+              <w:bottom w:val="none" w:sz="0" w:color="auto"/>
+              <w:left w:val="none" w:sz="0" w:color="auto"/>
+              <w:right w:val="none" w:sz="0" w:color="auto"/>
+              <w:insideH w:val="none" w:sz="0" w:color="auto"/>
+              <w:insideV w:val="none" w:sz="0" w:color="auto"/>
+            </w:tcBorders>
+            <w:shd w:val="clear" w:color="auto" w:fill="0F172A"/>
+            <w:tcMar>
+              <w:top w:w="100" w:type="dxa"/>
+              <w:bottom w:w="100" w:type="dxa"/>
+              <w:left w:w="180" w:type="dxa"/>
+              <w:right w:w="120" w:type="dxa"/>
+            </w:tcMar>
+            <w:vAlign w:val="center"/>
+          </w:tcPr>
+          <w:p>
+            <w:r>
+              <w:rPr>
+                <w:rFonts w:ascii="Poppins" w:hAnsi="Poppins" w:eastAsia="Poppins"/>
+                <w:b/>
+                <w:i w:val="0"/>
+                <w:color w:val="0F766E"/>
+                <w:sz w:val="21"/>
+              </w:rPr>
+              <w:t xml:space="preserve">— </w:t>
+            </w:r>
+            <w:r>
+              <w:rPr>
+                <w:rFonts w:ascii="Poppins" w:hAnsi="Poppins" w:eastAsia="Poppins"/>
+                <w:b/>
+                <w:i w:val="0"/>
+                <w:color w:val="FFFFFF"/>
+                <w:sz w:val="21"/>
+              </w:rPr>
+              <w:t>WHAT MONTHLY BOOKKEEPING INCLUDES</w:t>
+            </w:r>
+          </w:p>
+        </w:tc>
+      </w:tr>
+    </w:tbl>
+    <w:p>
+      <w:pPr>
+        <w:spacing w:before="0" w:after="120" w:line="276" w:lineRule="auto"/>
       </w:pPr>
     </w:p>
     <w:p>
       <w:pPr>
         <w:jc w:val="both"/>
-        <w:spacing w:before="0" w:after="80"/>
+        <w:spacing w:before="0" w:after="80" w:line="276" w:lineRule="auto"/>
       </w:pPr>
       <w:r>
         <w:rPr>
-          <w:rFonts w:ascii="Inter" w:hAnsi="Inter" w:eastAsia="Inter"/>
+          <w:rFonts w:ascii="Calibri" w:hAnsi="Calibri" w:eastAsia="Calibri"/>
           <w:b w:val="0"/>
           <w:i w:val="0"/>
           <w:color w:val="0F172A"/>
           <w:sz w:val="19"/>
         </w:rPr>
-        <w:t>Every monthly bookkeeping engagement with [PRACTICE NAME] includes the following services as standard:</w:t>
+        <w:t>Every monthly engagement with [PRACTICE NAME] includes the following as standard:</w:t>
       </w:r>
     </w:p>
+    <w:p/>
     <w:p>
       <w:pPr>
-        <w:pStyle w:val="ListBullet"/>
-        <w:spacing w:before="0" w:after="40"/>
+        <w:spacing w:before="0" w:after="60" w:line="276" w:lineRule="auto"/>
+        <w:ind w:left="200" w:hanging="200"/>
       </w:pPr>
       <w:r>
         <w:rPr>
-          <w:rFonts w:ascii="Inter" w:hAnsi="Inter" w:eastAsia="Inter"/>
+          <w:rFonts w:ascii="Calibri" w:hAnsi="Calibri" w:eastAsia="Calibri"/>
+          <w:b/>
+          <w:i w:val="0"/>
+          <w:color w:val="0F766E"/>
+          <w:sz w:val="19"/>
+        </w:rPr>
+        <w:t xml:space="preserve">→  </w:t>
+      </w:r>
+      <w:r>
+        <w:rPr>
+          <w:rFonts w:ascii="Calibri" w:hAnsi="Calibri" w:eastAsia="Calibri"/>
           <w:b w:val="0"/>
           <w:i w:val="0"/>
           <w:color w:val="0F172A"/>
@@ -370,12 +931,22 @@
     </w:p>
     <w:p>
       <w:pPr>
-        <w:pStyle w:val="ListBullet"/>
-        <w:spacing w:before="0" w:after="40"/>
+        <w:spacing w:before="0" w:after="60" w:line="276" w:lineRule="auto"/>
+        <w:ind w:left="200" w:hanging="200"/>
       </w:pPr>
       <w:r>
         <w:rPr>
-          <w:rFonts w:ascii="Inter" w:hAnsi="Inter" w:eastAsia="Inter"/>
+          <w:rFonts w:ascii="Calibri" w:hAnsi="Calibri" w:eastAsia="Calibri"/>
+          <w:b/>
+          <w:i w:val="0"/>
+          <w:color w:val="0F766E"/>
+          <w:sz w:val="19"/>
+        </w:rPr>
+        <w:t xml:space="preserve">→  </w:t>
+      </w:r>
+      <w:r>
+        <w:rPr>
+          <w:rFonts w:ascii="Calibri" w:hAnsi="Calibri" w:eastAsia="Calibri"/>
           <w:b w:val="0"/>
           <w:i w:val="0"/>
           <w:color w:val="0F172A"/>
@@ -386,12 +957,22 @@
     </w:p>
     <w:p>
       <w:pPr>
-        <w:pStyle w:val="ListBullet"/>
-        <w:spacing w:before="0" w:after="40"/>
+        <w:spacing w:before="0" w:after="60" w:line="276" w:lineRule="auto"/>
+        <w:ind w:left="200" w:hanging="200"/>
       </w:pPr>
       <w:r>
         <w:rPr>
-          <w:rFonts w:ascii="Inter" w:hAnsi="Inter" w:eastAsia="Inter"/>
+          <w:rFonts w:ascii="Calibri" w:hAnsi="Calibri" w:eastAsia="Calibri"/>
+          <w:b/>
+          <w:i w:val="0"/>
+          <w:color w:val="0F766E"/>
+          <w:sz w:val="19"/>
+        </w:rPr>
+        <w:t xml:space="preserve">→  </w:t>
+      </w:r>
+      <w:r>
+        <w:rPr>
+          <w:rFonts w:ascii="Calibri" w:hAnsi="Calibri" w:eastAsia="Calibri"/>
           <w:b w:val="0"/>
           <w:i w:val="0"/>
           <w:color w:val="0F172A"/>
@@ -402,12 +983,22 @@
     </w:p>
     <w:p>
       <w:pPr>
-        <w:pStyle w:val="ListBullet"/>
-        <w:spacing w:before="0" w:after="40"/>
+        <w:spacing w:before="0" w:after="60" w:line="276" w:lineRule="auto"/>
+        <w:ind w:left="200" w:hanging="200"/>
       </w:pPr>
       <w:r>
         <w:rPr>
-          <w:rFonts w:ascii="Inter" w:hAnsi="Inter" w:eastAsia="Inter"/>
+          <w:rFonts w:ascii="Calibri" w:hAnsi="Calibri" w:eastAsia="Calibri"/>
+          <w:b/>
+          <w:i w:val="0"/>
+          <w:color w:val="0F766E"/>
+          <w:sz w:val="19"/>
+        </w:rPr>
+        <w:t xml:space="preserve">→  </w:t>
+      </w:r>
+      <w:r>
+        <w:rPr>
+          <w:rFonts w:ascii="Calibri" w:hAnsi="Calibri" w:eastAsia="Calibri"/>
           <w:b w:val="0"/>
           <w:i w:val="0"/>
           <w:color w:val="0F172A"/>
@@ -418,12 +1009,22 @@
     </w:p>
     <w:p>
       <w:pPr>
-        <w:pStyle w:val="ListBullet"/>
-        <w:spacing w:before="0" w:after="40"/>
+        <w:spacing w:before="0" w:after="60" w:line="276" w:lineRule="auto"/>
+        <w:ind w:left="200" w:hanging="200"/>
       </w:pPr>
       <w:r>
         <w:rPr>
-          <w:rFonts w:ascii="Inter" w:hAnsi="Inter" w:eastAsia="Inter"/>
+          <w:rFonts w:ascii="Calibri" w:hAnsi="Calibri" w:eastAsia="Calibri"/>
+          <w:b/>
+          <w:i w:val="0"/>
+          <w:color w:val="0F766E"/>
+          <w:sz w:val="19"/>
+        </w:rPr>
+        <w:t xml:space="preserve">→  </w:t>
+      </w:r>
+      <w:r>
+        <w:rPr>
+          <w:rFonts w:ascii="Calibri" w:hAnsi="Calibri" w:eastAsia="Calibri"/>
           <w:b w:val="0"/>
           <w:i w:val="0"/>
           <w:color w:val="0F172A"/>
@@ -434,12 +1035,22 @@
     </w:p>
     <w:p>
       <w:pPr>
-        <w:pStyle w:val="ListBullet"/>
-        <w:spacing w:before="0" w:after="40"/>
+        <w:spacing w:before="0" w:after="60" w:line="276" w:lineRule="auto"/>
+        <w:ind w:left="200" w:hanging="200"/>
       </w:pPr>
       <w:r>
         <w:rPr>
-          <w:rFonts w:ascii="Inter" w:hAnsi="Inter" w:eastAsia="Inter"/>
+          <w:rFonts w:ascii="Calibri" w:hAnsi="Calibri" w:eastAsia="Calibri"/>
+          <w:b/>
+          <w:i w:val="0"/>
+          <w:color w:val="0F766E"/>
+          <w:sz w:val="19"/>
+        </w:rPr>
+        <w:t xml:space="preserve">→  </w:t>
+      </w:r>
+      <w:r>
+        <w:rPr>
+          <w:rFonts w:ascii="Calibri" w:hAnsi="Calibri" w:eastAsia="Calibri"/>
           <w:b w:val="0"/>
           <w:i w:val="0"/>
           <w:color w:val="0F172A"/>
@@ -450,19 +1061,34 @@
     </w:p>
     <w:p>
       <w:pPr>
-        <w:pStyle w:val="ListBullet"/>
-        <w:spacing w:before="0" w:after="40"/>
+        <w:spacing w:before="0" w:after="60" w:line="276" w:lineRule="auto"/>
+        <w:ind w:left="200" w:hanging="200"/>
       </w:pPr>
       <w:r>
         <w:rPr>
-          <w:rFonts w:ascii="Inter" w:hAnsi="Inter" w:eastAsia="Inter"/>
+          <w:rFonts w:ascii="Calibri" w:hAnsi="Calibri" w:eastAsia="Calibri"/>
+          <w:b/>
+          <w:i w:val="0"/>
+          <w:color w:val="0F766E"/>
+          <w:sz w:val="19"/>
+        </w:rPr>
+        <w:t xml:space="preserve">→  </w:t>
+      </w:r>
+      <w:r>
+        <w:rPr>
+          <w:rFonts w:ascii="Calibri" w:hAnsi="Calibri" w:eastAsia="Calibri"/>
           <w:b w:val="0"/>
           <w:i w:val="0"/>
           <w:color w:val="0F172A"/>
           <w:sz w:val="19"/>
         </w:rPr>
-        <w:t>Secure report delivery via client portal</w:t>
+        <w:t>Secure report delivery via client portal — never by ordinary email</w:t>
       </w:r>
+    </w:p>
+    <w:p>
+      <w:pPr>
+        <w:spacing w:before="200" w:after="0" w:line="276" w:lineRule="auto"/>
+      </w:pPr>
     </w:p>
     <w:tbl>
       <w:tblPr>
@@ -471,13 +1097,16 @@
         <w:tblLook w:firstColumn="1" w:firstRow="1" w:lastColumn="0" w:lastRow="0" w:noHBand="0" w:noVBand="1" w:val="04A0"/>
       </w:tblPr>
       <w:tblGrid>
-        <w:gridCol w:w="4703"/>
-        <w:gridCol w:w="4703"/>
+        <w:gridCol w:w="4759"/>
+        <w:gridCol w:w="4759"/>
       </w:tblGrid>
       <w:tr>
+        <w:trPr>
+          <w:trHeight w:val="480" w:hRule="atLeast"/>
+        </w:trPr>
         <w:tc>
           <w:tcPr>
-            <w:tcW w:type="dxa" w:w="850"/>
+            <w:tcW w:type="dxa" w:w="907"/>
             <w:tcBorders>
               <w:top w:val="none" w:sz="0" w:color="auto"/>
               <w:bottom w:val="none" w:sz="0" w:color="auto"/>
@@ -486,24 +1115,26 @@
               <w:insideH w:val="none" w:sz="0" w:color="auto"/>
               <w:insideV w:val="none" w:sz="0" w:color="auto"/>
             </w:tcBorders>
+            <w:shd w:val="clear" w:color="auto" w:fill="0F766E"/>
             <w:tcMar>
-              <w:top w:w="0" w:type="dxa"/>
-              <w:bottom w:w="0" w:type="dxa"/>
-              <w:left w:w="0" w:type="dxa"/>
-              <w:right w:w="60" w:type="dxa"/>
+              <w:top w:w="100" w:type="dxa"/>
+              <w:bottom w:w="100" w:type="dxa"/>
+              <w:left w:w="140" w:type="dxa"/>
+              <w:right w:w="100" w:type="dxa"/>
             </w:tcMar>
+            <w:vAlign w:val="center"/>
           </w:tcPr>
           <w:p>
             <w:pPr>
-              <w:spacing w:before="0" w:after="0"/>
+              <w:jc w:val="center"/>
             </w:pPr>
             <w:r>
               <w:rPr>
                 <w:rFonts w:ascii="Poppins" w:hAnsi="Poppins" w:eastAsia="Poppins"/>
                 <w:b/>
                 <w:i w:val="0"/>
-                <w:color w:val="0F766E"/>
-                <w:sz w:val="20"/>
+                <w:color w:val="FFFFFF"/>
+                <w:sz w:val="26"/>
               </w:rPr>
               <w:t>02</w:t>
             </w:r>
@@ -511,7 +1142,7 @@
         </w:tc>
         <w:tc>
           <w:tcPr>
-            <w:tcW w:type="dxa" w:w="4703"/>
+            <w:tcW w:type="dxa" w:w="4759"/>
             <w:tcBorders>
               <w:top w:val="none" w:sz="0" w:color="auto"/>
               <w:bottom w:val="none" w:sz="0" w:color="auto"/>
@@ -520,26 +1151,35 @@
               <w:insideH w:val="none" w:sz="0" w:color="auto"/>
               <w:insideV w:val="none" w:sz="0" w:color="auto"/>
             </w:tcBorders>
+            <w:shd w:val="clear" w:color="auto" w:fill="0F172A"/>
             <w:tcMar>
-              <w:top w:w="0" w:type="dxa"/>
-              <w:bottom w:w="0" w:type="dxa"/>
-              <w:left w:w="0" w:type="dxa"/>
-              <w:right w:w="0" w:type="dxa"/>
+              <w:top w:w="100" w:type="dxa"/>
+              <w:bottom w:w="100" w:type="dxa"/>
+              <w:left w:w="180" w:type="dxa"/>
+              <w:right w:w="120" w:type="dxa"/>
             </w:tcMar>
+            <w:vAlign w:val="center"/>
           </w:tcPr>
           <w:p>
-            <w:pPr>
-              <w:spacing w:before="0" w:after="0"/>
-            </w:pPr>
             <w:r>
               <w:rPr>
                 <w:rFonts w:ascii="Poppins" w:hAnsi="Poppins" w:eastAsia="Poppins"/>
                 <w:b/>
                 <w:i w:val="0"/>
-                <w:color w:val="0F172A"/>
-                <w:sz w:val="20"/>
+                <w:color w:val="0F766E"/>
+                <w:sz w:val="21"/>
               </w:rPr>
-              <w:t>—  SERVICE PACKAGES</w:t>
+              <w:t xml:space="preserve">— </w:t>
+            </w:r>
+            <w:r>
+              <w:rPr>
+                <w:rFonts w:ascii="Poppins" w:hAnsi="Poppins" w:eastAsia="Poppins"/>
+                <w:b/>
+                <w:i w:val="0"/>
+                <w:color w:val="FFFFFF"/>
+                <w:sz w:val="21"/>
+              </w:rPr>
+              <w:t>SERVICE PACKAGES</w:t>
             </w:r>
           </w:p>
         </w:tc>
@@ -547,10 +1187,7 @@
     </w:tbl>
     <w:p>
       <w:pPr>
-        <w:spacing w:before="120" w:after="120"/>
-        <w:pBdr>
-          <w:bottom w:val="single" w:sz="8" w:space="1" w:color="0F766E"/>
-        </w:pBdr>
+        <w:spacing w:before="0" w:after="120" w:line="276" w:lineRule="auto"/>
       </w:pPr>
     </w:p>
     <w:tbl>
@@ -561,12 +1198,15 @@
         <w:tblLook w:firstColumn="1" w:firstRow="1" w:lastColumn="0" w:lastRow="0" w:noHBand="0" w:noVBand="1" w:val="04A0"/>
       </w:tblPr>
       <w:tblGrid>
-        <w:gridCol w:w="2351"/>
-        <w:gridCol w:w="2351"/>
-        <w:gridCol w:w="2351"/>
-        <w:gridCol w:w="2351"/>
+        <w:gridCol w:w="2379"/>
+        <w:gridCol w:w="2379"/>
+        <w:gridCol w:w="2379"/>
+        <w:gridCol w:w="2379"/>
       </w:tblGrid>
       <w:tr>
+        <w:trPr>
+          <w:trHeight w:val="400" w:hRule="atLeast"/>
+        </w:trPr>
         <w:tc>
           <w:tcPr>
             <w:tcW w:type="dxa" w:w="1701"/>
@@ -578,10 +1218,10 @@
               <w:right w:w="100" w:type="dxa"/>
             </w:tcMar>
             <w:tcBorders>
-              <w:top w:val="none" w:sz="0" w:color="auto"/>
+              <w:top w:val="single" w:sz="4" w:color="0F766E"/>
               <w:bottom w:val="single" w:sz="8" w:color="0F766E"/>
-              <w:left w:val="none" w:sz="0" w:color="auto"/>
-              <w:right w:val="none" w:sz="0" w:color="auto"/>
+              <w:left w:val="single" w:sz="4" w:color="0F766E"/>
+              <w:right w:val="single" w:sz="4" w:color="0F766E"/>
               <w:insideH w:val="none" w:sz="0" w:color="auto"/>
               <w:insideV w:val="none" w:sz="0" w:color="auto"/>
             </w:tcBorders>
@@ -610,10 +1250,10 @@
               <w:right w:w="100" w:type="dxa"/>
             </w:tcMar>
             <w:tcBorders>
-              <w:top w:val="none" w:sz="0" w:color="auto"/>
+              <w:top w:val="single" w:sz="4" w:color="0F766E"/>
               <w:bottom w:val="single" w:sz="8" w:color="0F766E"/>
-              <w:left w:val="none" w:sz="0" w:color="auto"/>
-              <w:right w:val="none" w:sz="0" w:color="auto"/>
+              <w:left w:val="single" w:sz="4" w:color="0F766E"/>
+              <w:right w:val="single" w:sz="4" w:color="0F766E"/>
               <w:insideH w:val="none" w:sz="0" w:color="auto"/>
               <w:insideV w:val="none" w:sz="0" w:color="auto"/>
             </w:tcBorders>
@@ -642,10 +1282,10 @@
               <w:right w:w="100" w:type="dxa"/>
             </w:tcMar>
             <w:tcBorders>
-              <w:top w:val="none" w:sz="0" w:color="auto"/>
+              <w:top w:val="single" w:sz="4" w:color="0F766E"/>
               <w:bottom w:val="single" w:sz="8" w:color="0F766E"/>
-              <w:left w:val="none" w:sz="0" w:color="auto"/>
-              <w:right w:val="none" w:sz="0" w:color="auto"/>
+              <w:left w:val="single" w:sz="4" w:color="0F766E"/>
+              <w:right w:val="single" w:sz="4" w:color="0F766E"/>
               <w:insideH w:val="none" w:sz="0" w:color="auto"/>
               <w:insideV w:val="none" w:sz="0" w:color="auto"/>
             </w:tcBorders>
@@ -659,13 +1299,13 @@
                 <w:color w:val="FFFFFF"/>
                 <w:sz w:val="16"/>
               </w:rPr>
-              <w:t>Includes</w:t>
+              <w:t>Deliverables</w:t>
             </w:r>
           </w:p>
         </w:tc>
         <w:tc>
           <w:tcPr>
-            <w:tcW w:type="dxa" w:w="1701"/>
+            <w:tcW w:type="dxa" w:w="1417"/>
             <w:shd w:val="clear" w:color="auto" w:fill="0F766E"/>
             <w:tcMar>
               <w:top w:w="70" w:type="dxa"/>
@@ -674,10 +1314,10 @@
               <w:right w:w="100" w:type="dxa"/>
             </w:tcMar>
             <w:tcBorders>
-              <w:top w:val="none" w:sz="0" w:color="auto"/>
+              <w:top w:val="single" w:sz="4" w:color="0F766E"/>
               <w:bottom w:val="single" w:sz="8" w:color="0F766E"/>
-              <w:left w:val="none" w:sz="0" w:color="auto"/>
-              <w:right w:val="none" w:sz="0" w:color="auto"/>
+              <w:left w:val="single" w:sz="4" w:color="0F766E"/>
+              <w:right w:val="single" w:sz="4" w:color="0F766E"/>
               <w:insideH w:val="none" w:sz="0" w:color="auto"/>
               <w:insideV w:val="none" w:sz="0" w:color="auto"/>
             </w:tcBorders>
@@ -702,16 +1342,16 @@
             <w:tcW w:type="dxa" w:w="1701"/>
             <w:shd w:val="clear" w:color="auto" w:fill="FFFFFF"/>
             <w:tcBorders>
-              <w:top w:val="single" w:sz="4" w:color="CBD5E1"/>
-              <w:bottom w:val="single" w:sz="4" w:color="CBD5E1"/>
-              <w:left w:val="single" w:sz="4" w:color="CBD5E1"/>
-              <w:right w:val="single" w:sz="4" w:color="CBD5E1"/>
+              <w:top w:val="single" w:sz="3" w:color="CBD5E1"/>
+              <w:bottom w:val="single" w:sz="3" w:color="CBD5E1"/>
+              <w:left w:val="single" w:sz="3" w:color="CBD5E1"/>
+              <w:right w:val="single" w:sz="3" w:color="CBD5E1"/>
               <w:insideH w:val="none" w:sz="0" w:color="auto"/>
               <w:insideV w:val="none" w:sz="0" w:color="auto"/>
             </w:tcBorders>
             <w:tcMar>
-              <w:top w:w="55" w:type="dxa"/>
-              <w:bottom w:w="55" w:type="dxa"/>
+              <w:top w:w="60" w:type="dxa"/>
+              <w:bottom w:w="60" w:type="dxa"/>
               <w:left w:w="100" w:type="dxa"/>
               <w:right w:w="100" w:type="dxa"/>
             </w:tcMar>
@@ -719,7 +1359,7 @@
           <w:p>
             <w:r>
               <w:rPr>
-                <w:rFonts w:ascii="Inter" w:hAnsi="Inter" w:eastAsia="Inter"/>
+                <w:rFonts w:ascii="Calibri" w:hAnsi="Calibri" w:eastAsia="Calibri"/>
                 <w:b w:val="0"/>
                 <w:i w:val="0"/>
                 <w:color w:val="0F172A"/>
@@ -734,16 +1374,16 @@
             <w:tcW w:type="dxa" w:w="3118"/>
             <w:shd w:val="clear" w:color="auto" w:fill="FFFFFF"/>
             <w:tcBorders>
-              <w:top w:val="single" w:sz="4" w:color="CBD5E1"/>
-              <w:bottom w:val="single" w:sz="4" w:color="CBD5E1"/>
-              <w:left w:val="single" w:sz="4" w:color="CBD5E1"/>
-              <w:right w:val="single" w:sz="4" w:color="CBD5E1"/>
+              <w:top w:val="single" w:sz="3" w:color="CBD5E1"/>
+              <w:bottom w:val="single" w:sz="3" w:color="CBD5E1"/>
+              <w:left w:val="single" w:sz="3" w:color="CBD5E1"/>
+              <w:right w:val="single" w:sz="3" w:color="CBD5E1"/>
               <w:insideH w:val="none" w:sz="0" w:color="auto"/>
               <w:insideV w:val="none" w:sz="0" w:color="auto"/>
             </w:tcBorders>
             <w:tcMar>
-              <w:top w:w="55" w:type="dxa"/>
-              <w:bottom w:w="55" w:type="dxa"/>
+              <w:top w:w="60" w:type="dxa"/>
+              <w:bottom w:w="60" w:type="dxa"/>
               <w:left w:w="100" w:type="dxa"/>
               <w:right w:w="100" w:type="dxa"/>
             </w:tcMar>
@@ -751,13 +1391,13 @@
           <w:p>
             <w:r>
               <w:rPr>
-                <w:rFonts w:ascii="Inter" w:hAnsi="Inter" w:eastAsia="Inter"/>
+                <w:rFonts w:ascii="Calibri" w:hAnsi="Calibri" w:eastAsia="Calibri"/>
                 <w:b w:val="0"/>
                 <w:i w:val="0"/>
                 <w:color w:val="0F172A"/>
                 <w:sz w:val="17"/>
               </w:rPr>
-              <w:t>Up to [X] accounts, [X] transactions / month</w:t>
+              <w:t>Up to [X] accounts, [X] transactions/month</w:t>
             </w:r>
           </w:p>
         </w:tc>
@@ -766,16 +1406,16 @@
             <w:tcW w:type="dxa" w:w="3685"/>
             <w:shd w:val="clear" w:color="auto" w:fill="FFFFFF"/>
             <w:tcBorders>
-              <w:top w:val="single" w:sz="4" w:color="CBD5E1"/>
-              <w:bottom w:val="single" w:sz="4" w:color="CBD5E1"/>
-              <w:left w:val="single" w:sz="4" w:color="CBD5E1"/>
-              <w:right w:val="single" w:sz="4" w:color="CBD5E1"/>
+              <w:top w:val="single" w:sz="3" w:color="CBD5E1"/>
+              <w:bottom w:val="single" w:sz="3" w:color="CBD5E1"/>
+              <w:left w:val="single" w:sz="3" w:color="CBD5E1"/>
+              <w:right w:val="single" w:sz="3" w:color="CBD5E1"/>
               <w:insideH w:val="none" w:sz="0" w:color="auto"/>
               <w:insideV w:val="none" w:sz="0" w:color="auto"/>
             </w:tcBorders>
             <w:tcMar>
-              <w:top w:w="55" w:type="dxa"/>
-              <w:bottom w:w="55" w:type="dxa"/>
+              <w:top w:w="60" w:type="dxa"/>
+              <w:bottom w:w="60" w:type="dxa"/>
               <w:left w:w="100" w:type="dxa"/>
               <w:right w:w="100" w:type="dxa"/>
             </w:tcMar>
@@ -783,7 +1423,7 @@
           <w:p>
             <w:r>
               <w:rPr>
-                <w:rFonts w:ascii="Inter" w:hAnsi="Inter" w:eastAsia="Inter"/>
+                <w:rFonts w:ascii="Calibri" w:hAnsi="Calibri" w:eastAsia="Calibri"/>
                 <w:b w:val="0"/>
                 <w:i w:val="0"/>
                 <w:color w:val="0F172A"/>
@@ -795,19 +1435,19 @@
         </w:tc>
         <w:tc>
           <w:tcPr>
-            <w:tcW w:type="dxa" w:w="1701"/>
+            <w:tcW w:type="dxa" w:w="1417"/>
             <w:shd w:val="clear" w:color="auto" w:fill="FFFFFF"/>
             <w:tcBorders>
-              <w:top w:val="single" w:sz="4" w:color="CBD5E1"/>
-              <w:bottom w:val="single" w:sz="4" w:color="CBD5E1"/>
-              <w:left w:val="single" w:sz="4" w:color="CBD5E1"/>
-              <w:right w:val="single" w:sz="4" w:color="CBD5E1"/>
+              <w:top w:val="single" w:sz="3" w:color="CBD5E1"/>
+              <w:bottom w:val="single" w:sz="3" w:color="CBD5E1"/>
+              <w:left w:val="single" w:sz="3" w:color="CBD5E1"/>
+              <w:right w:val="single" w:sz="3" w:color="CBD5E1"/>
               <w:insideH w:val="none" w:sz="0" w:color="auto"/>
               <w:insideV w:val="none" w:sz="0" w:color="auto"/>
             </w:tcBorders>
             <w:tcMar>
-              <w:top w:w="55" w:type="dxa"/>
-              <w:bottom w:w="55" w:type="dxa"/>
+              <w:top w:w="60" w:type="dxa"/>
+              <w:bottom w:w="60" w:type="dxa"/>
               <w:left w:w="100" w:type="dxa"/>
               <w:right w:w="100" w:type="dxa"/>
             </w:tcMar>
@@ -815,7 +1455,7 @@
           <w:p>
             <w:r>
               <w:rPr>
-                <w:rFonts w:ascii="Inter" w:hAnsi="Inter" w:eastAsia="Inter"/>
+                <w:rFonts w:ascii="Calibri" w:hAnsi="Calibri" w:eastAsia="Calibri"/>
                 <w:b w:val="0"/>
                 <w:i w:val="0"/>
                 <w:color w:val="0F172A"/>
@@ -832,16 +1472,16 @@
             <w:tcW w:type="dxa" w:w="1701"/>
             <w:shd w:val="clear" w:color="auto" w:fill="F8FAFC"/>
             <w:tcBorders>
-              <w:top w:val="single" w:sz="4" w:color="CBD5E1"/>
-              <w:bottom w:val="single" w:sz="4" w:color="CBD5E1"/>
-              <w:left w:val="single" w:sz="4" w:color="CBD5E1"/>
-              <w:right w:val="single" w:sz="4" w:color="CBD5E1"/>
+              <w:top w:val="single" w:sz="3" w:color="CBD5E1"/>
+              <w:bottom w:val="single" w:sz="3" w:color="CBD5E1"/>
+              <w:left w:val="single" w:sz="3" w:color="CBD5E1"/>
+              <w:right w:val="single" w:sz="3" w:color="CBD5E1"/>
               <w:insideH w:val="none" w:sz="0" w:color="auto"/>
               <w:insideV w:val="none" w:sz="0" w:color="auto"/>
             </w:tcBorders>
             <w:tcMar>
-              <w:top w:w="55" w:type="dxa"/>
-              <w:bottom w:w="55" w:type="dxa"/>
+              <w:top w:w="60" w:type="dxa"/>
+              <w:bottom w:w="60" w:type="dxa"/>
               <w:left w:w="100" w:type="dxa"/>
               <w:right w:w="100" w:type="dxa"/>
             </w:tcMar>
@@ -849,7 +1489,7 @@
           <w:p>
             <w:r>
               <w:rPr>
-                <w:rFonts w:ascii="Inter" w:hAnsi="Inter" w:eastAsia="Inter"/>
+                <w:rFonts w:ascii="Calibri" w:hAnsi="Calibri" w:eastAsia="Calibri"/>
                 <w:b w:val="0"/>
                 <w:i w:val="0"/>
                 <w:color w:val="0F172A"/>
@@ -864,16 +1504,16 @@
             <w:tcW w:type="dxa" w:w="3118"/>
             <w:shd w:val="clear" w:color="auto" w:fill="F8FAFC"/>
             <w:tcBorders>
-              <w:top w:val="single" w:sz="4" w:color="CBD5E1"/>
-              <w:bottom w:val="single" w:sz="4" w:color="CBD5E1"/>
-              <w:left w:val="single" w:sz="4" w:color="CBD5E1"/>
-              <w:right w:val="single" w:sz="4" w:color="CBD5E1"/>
+              <w:top w:val="single" w:sz="3" w:color="CBD5E1"/>
+              <w:bottom w:val="single" w:sz="3" w:color="CBD5E1"/>
+              <w:left w:val="single" w:sz="3" w:color="CBD5E1"/>
+              <w:right w:val="single" w:sz="3" w:color="CBD5E1"/>
               <w:insideH w:val="none" w:sz="0" w:color="auto"/>
               <w:insideV w:val="none" w:sz="0" w:color="auto"/>
             </w:tcBorders>
             <w:tcMar>
-              <w:top w:w="55" w:type="dxa"/>
-              <w:bottom w:w="55" w:type="dxa"/>
+              <w:top w:w="60" w:type="dxa"/>
+              <w:bottom w:w="60" w:type="dxa"/>
               <w:left w:w="100" w:type="dxa"/>
               <w:right w:w="100" w:type="dxa"/>
             </w:tcMar>
@@ -881,7 +1521,7 @@
           <w:p>
             <w:r>
               <w:rPr>
-                <w:rFonts w:ascii="Inter" w:hAnsi="Inter" w:eastAsia="Inter"/>
+                <w:rFonts w:ascii="Calibri" w:hAnsi="Calibri" w:eastAsia="Calibri"/>
                 <w:b w:val="0"/>
                 <w:i w:val="0"/>
                 <w:color w:val="0F172A"/>
@@ -896,16 +1536,16 @@
             <w:tcW w:type="dxa" w:w="3685"/>
             <w:shd w:val="clear" w:color="auto" w:fill="F8FAFC"/>
             <w:tcBorders>
-              <w:top w:val="single" w:sz="4" w:color="CBD5E1"/>
-              <w:bottom w:val="single" w:sz="4" w:color="CBD5E1"/>
-              <w:left w:val="single" w:sz="4" w:color="CBD5E1"/>
-              <w:right w:val="single" w:sz="4" w:color="CBD5E1"/>
+              <w:top w:val="single" w:sz="3" w:color="CBD5E1"/>
+              <w:bottom w:val="single" w:sz="3" w:color="CBD5E1"/>
+              <w:left w:val="single" w:sz="3" w:color="CBD5E1"/>
+              <w:right w:val="single" w:sz="3" w:color="CBD5E1"/>
               <w:insideH w:val="none" w:sz="0" w:color="auto"/>
               <w:insideV w:val="none" w:sz="0" w:color="auto"/>
             </w:tcBorders>
             <w:tcMar>
-              <w:top w:w="55" w:type="dxa"/>
-              <w:bottom w:w="55" w:type="dxa"/>
+              <w:top w:w="60" w:type="dxa"/>
+              <w:bottom w:w="60" w:type="dxa"/>
               <w:left w:w="100" w:type="dxa"/>
               <w:right w:w="100" w:type="dxa"/>
             </w:tcMar>
@@ -913,7 +1553,7 @@
           <w:p>
             <w:r>
               <w:rPr>
-                <w:rFonts w:ascii="Inter" w:hAnsi="Inter" w:eastAsia="Inter"/>
+                <w:rFonts w:ascii="Calibri" w:hAnsi="Calibri" w:eastAsia="Calibri"/>
                 <w:b w:val="0"/>
                 <w:i w:val="0"/>
                 <w:color w:val="0F172A"/>
@@ -925,19 +1565,19 @@
         </w:tc>
         <w:tc>
           <w:tcPr>
-            <w:tcW w:type="dxa" w:w="1701"/>
+            <w:tcW w:type="dxa" w:w="1417"/>
             <w:shd w:val="clear" w:color="auto" w:fill="F8FAFC"/>
             <w:tcBorders>
-              <w:top w:val="single" w:sz="4" w:color="CBD5E1"/>
-              <w:bottom w:val="single" w:sz="4" w:color="CBD5E1"/>
-              <w:left w:val="single" w:sz="4" w:color="CBD5E1"/>
-              <w:right w:val="single" w:sz="4" w:color="CBD5E1"/>
+              <w:top w:val="single" w:sz="3" w:color="CBD5E1"/>
+              <w:bottom w:val="single" w:sz="3" w:color="CBD5E1"/>
+              <w:left w:val="single" w:sz="3" w:color="CBD5E1"/>
+              <w:right w:val="single" w:sz="3" w:color="CBD5E1"/>
               <w:insideH w:val="none" w:sz="0" w:color="auto"/>
               <w:insideV w:val="none" w:sz="0" w:color="auto"/>
             </w:tcBorders>
             <w:tcMar>
-              <w:top w:w="55" w:type="dxa"/>
-              <w:bottom w:w="55" w:type="dxa"/>
+              <w:top w:w="60" w:type="dxa"/>
+              <w:bottom w:w="60" w:type="dxa"/>
               <w:left w:w="100" w:type="dxa"/>
               <w:right w:w="100" w:type="dxa"/>
             </w:tcMar>
@@ -945,7 +1585,7 @@
           <w:p>
             <w:r>
               <w:rPr>
-                <w:rFonts w:ascii="Inter" w:hAnsi="Inter" w:eastAsia="Inter"/>
+                <w:rFonts w:ascii="Calibri" w:hAnsi="Calibri" w:eastAsia="Calibri"/>
                 <w:b w:val="0"/>
                 <w:i w:val="0"/>
                 <w:color w:val="0F172A"/>
@@ -962,16 +1602,16 @@
             <w:tcW w:type="dxa" w:w="1701"/>
             <w:shd w:val="clear" w:color="auto" w:fill="FFFFFF"/>
             <w:tcBorders>
-              <w:top w:val="single" w:sz="4" w:color="CBD5E1"/>
-              <w:bottom w:val="single" w:sz="4" w:color="CBD5E1"/>
-              <w:left w:val="single" w:sz="4" w:color="CBD5E1"/>
-              <w:right w:val="single" w:sz="4" w:color="CBD5E1"/>
+              <w:top w:val="single" w:sz="3" w:color="CBD5E1"/>
+              <w:bottom w:val="single" w:sz="3" w:color="CBD5E1"/>
+              <w:left w:val="single" w:sz="3" w:color="CBD5E1"/>
+              <w:right w:val="single" w:sz="3" w:color="CBD5E1"/>
               <w:insideH w:val="none" w:sz="0" w:color="auto"/>
               <w:insideV w:val="none" w:sz="0" w:color="auto"/>
             </w:tcBorders>
             <w:tcMar>
-              <w:top w:w="55" w:type="dxa"/>
-              <w:bottom w:w="55" w:type="dxa"/>
+              <w:top w:w="60" w:type="dxa"/>
+              <w:bottom w:w="60" w:type="dxa"/>
               <w:left w:w="100" w:type="dxa"/>
               <w:right w:w="100" w:type="dxa"/>
             </w:tcMar>
@@ -979,7 +1619,7 @@
           <w:p>
             <w:r>
               <w:rPr>
-                <w:rFonts w:ascii="Inter" w:hAnsi="Inter" w:eastAsia="Inter"/>
+                <w:rFonts w:ascii="Calibri" w:hAnsi="Calibri" w:eastAsia="Calibri"/>
                 <w:b w:val="0"/>
                 <w:i w:val="0"/>
                 <w:color w:val="0F172A"/>
@@ -994,16 +1634,16 @@
             <w:tcW w:type="dxa" w:w="3118"/>
             <w:shd w:val="clear" w:color="auto" w:fill="FFFFFF"/>
             <w:tcBorders>
-              <w:top w:val="single" w:sz="4" w:color="CBD5E1"/>
-              <w:bottom w:val="single" w:sz="4" w:color="CBD5E1"/>
-              <w:left w:val="single" w:sz="4" w:color="CBD5E1"/>
-              <w:right w:val="single" w:sz="4" w:color="CBD5E1"/>
+              <w:top w:val="single" w:sz="3" w:color="CBD5E1"/>
+              <w:bottom w:val="single" w:sz="3" w:color="CBD5E1"/>
+              <w:left w:val="single" w:sz="3" w:color="CBD5E1"/>
+              <w:right w:val="single" w:sz="3" w:color="CBD5E1"/>
               <w:insideH w:val="none" w:sz="0" w:color="auto"/>
               <w:insideV w:val="none" w:sz="0" w:color="auto"/>
             </w:tcBorders>
             <w:tcMar>
-              <w:top w:w="55" w:type="dxa"/>
-              <w:bottom w:w="55" w:type="dxa"/>
+              <w:top w:w="60" w:type="dxa"/>
+              <w:bottom w:w="60" w:type="dxa"/>
               <w:left w:w="100" w:type="dxa"/>
               <w:right w:w="100" w:type="dxa"/>
             </w:tcMar>
@@ -1011,7 +1651,7 @@
           <w:p>
             <w:r>
               <w:rPr>
-                <w:rFonts w:ascii="Inter" w:hAnsi="Inter" w:eastAsia="Inter"/>
+                <w:rFonts w:ascii="Calibri" w:hAnsi="Calibri" w:eastAsia="Calibri"/>
                 <w:b w:val="0"/>
                 <w:i w:val="0"/>
                 <w:color w:val="0F172A"/>
@@ -1026,16 +1666,16 @@
             <w:tcW w:type="dxa" w:w="3685"/>
             <w:shd w:val="clear" w:color="auto" w:fill="FFFFFF"/>
             <w:tcBorders>
-              <w:top w:val="single" w:sz="4" w:color="CBD5E1"/>
-              <w:bottom w:val="single" w:sz="4" w:color="CBD5E1"/>
-              <w:left w:val="single" w:sz="4" w:color="CBD5E1"/>
-              <w:right w:val="single" w:sz="4" w:color="CBD5E1"/>
+              <w:top w:val="single" w:sz="3" w:color="CBD5E1"/>
+              <w:bottom w:val="single" w:sz="3" w:color="CBD5E1"/>
+              <w:left w:val="single" w:sz="3" w:color="CBD5E1"/>
+              <w:right w:val="single" w:sz="3" w:color="CBD5E1"/>
               <w:insideH w:val="none" w:sz="0" w:color="auto"/>
               <w:insideV w:val="none" w:sz="0" w:color="auto"/>
             </w:tcBorders>
             <w:tcMar>
-              <w:top w:w="55" w:type="dxa"/>
-              <w:bottom w:w="55" w:type="dxa"/>
+              <w:top w:w="60" w:type="dxa"/>
+              <w:bottom w:w="60" w:type="dxa"/>
               <w:left w:w="100" w:type="dxa"/>
               <w:right w:w="100" w:type="dxa"/>
             </w:tcMar>
@@ -1043,7 +1683,7 @@
           <w:p>
             <w:r>
               <w:rPr>
-                <w:rFonts w:ascii="Inter" w:hAnsi="Inter" w:eastAsia="Inter"/>
+                <w:rFonts w:ascii="Calibri" w:hAnsi="Calibri" w:eastAsia="Calibri"/>
                 <w:b w:val="0"/>
                 <w:i w:val="0"/>
                 <w:color w:val="0F172A"/>
@@ -1055,19 +1695,19 @@
         </w:tc>
         <w:tc>
           <w:tcPr>
-            <w:tcW w:type="dxa" w:w="1701"/>
+            <w:tcW w:type="dxa" w:w="1417"/>
             <w:shd w:val="clear" w:color="auto" w:fill="FFFFFF"/>
             <w:tcBorders>
-              <w:top w:val="single" w:sz="4" w:color="CBD5E1"/>
-              <w:bottom w:val="single" w:sz="4" w:color="CBD5E1"/>
-              <w:left w:val="single" w:sz="4" w:color="CBD5E1"/>
-              <w:right w:val="single" w:sz="4" w:color="CBD5E1"/>
+              <w:top w:val="single" w:sz="3" w:color="CBD5E1"/>
+              <w:bottom w:val="single" w:sz="3" w:color="CBD5E1"/>
+              <w:left w:val="single" w:sz="3" w:color="CBD5E1"/>
+              <w:right w:val="single" w:sz="3" w:color="CBD5E1"/>
               <w:insideH w:val="none" w:sz="0" w:color="auto"/>
               <w:insideV w:val="none" w:sz="0" w:color="auto"/>
             </w:tcBorders>
             <w:tcMar>
-              <w:top w:w="55" w:type="dxa"/>
-              <w:bottom w:w="55" w:type="dxa"/>
+              <w:top w:w="60" w:type="dxa"/>
+              <w:bottom w:w="60" w:type="dxa"/>
               <w:left w:w="100" w:type="dxa"/>
               <w:right w:w="100" w:type="dxa"/>
             </w:tcMar>
@@ -1075,7 +1715,7 @@
           <w:p>
             <w:r>
               <w:rPr>
-                <w:rFonts w:ascii="Inter" w:hAnsi="Inter" w:eastAsia="Inter"/>
+                <w:rFonts w:ascii="Calibri" w:hAnsi="Calibri" w:eastAsia="Calibri"/>
                 <w:b w:val="0"/>
                 <w:i w:val="0"/>
                 <w:color w:val="0F172A"/>
@@ -1092,16 +1732,16 @@
             <w:tcW w:type="dxa" w:w="1701"/>
             <w:shd w:val="clear" w:color="auto" w:fill="F8FAFC"/>
             <w:tcBorders>
-              <w:top w:val="single" w:sz="4" w:color="CBD5E1"/>
-              <w:bottom w:val="single" w:sz="4" w:color="CBD5E1"/>
-              <w:left w:val="single" w:sz="4" w:color="CBD5E1"/>
-              <w:right w:val="single" w:sz="4" w:color="CBD5E1"/>
+              <w:top w:val="single" w:sz="3" w:color="CBD5E1"/>
+              <w:bottom w:val="single" w:sz="3" w:color="CBD5E1"/>
+              <w:left w:val="single" w:sz="3" w:color="CBD5E1"/>
+              <w:right w:val="single" w:sz="3" w:color="CBD5E1"/>
               <w:insideH w:val="none" w:sz="0" w:color="auto"/>
               <w:insideV w:val="none" w:sz="0" w:color="auto"/>
             </w:tcBorders>
             <w:tcMar>
-              <w:top w:w="55" w:type="dxa"/>
-              <w:bottom w:w="55" w:type="dxa"/>
+              <w:top w:w="60" w:type="dxa"/>
+              <w:bottom w:w="60" w:type="dxa"/>
               <w:left w:w="100" w:type="dxa"/>
               <w:right w:w="100" w:type="dxa"/>
             </w:tcMar>
@@ -1109,7 +1749,7 @@
           <w:p>
             <w:r>
               <w:rPr>
-                <w:rFonts w:ascii="Inter" w:hAnsi="Inter" w:eastAsia="Inter"/>
+                <w:rFonts w:ascii="Calibri" w:hAnsi="Calibri" w:eastAsia="Calibri"/>
                 <w:b w:val="0"/>
                 <w:i w:val="0"/>
                 <w:color w:val="0F172A"/>
@@ -1124,16 +1764,16 @@
             <w:tcW w:type="dxa" w:w="3118"/>
             <w:shd w:val="clear" w:color="auto" w:fill="F8FAFC"/>
             <w:tcBorders>
-              <w:top w:val="single" w:sz="4" w:color="CBD5E1"/>
-              <w:bottom w:val="single" w:sz="4" w:color="CBD5E1"/>
-              <w:left w:val="single" w:sz="4" w:color="CBD5E1"/>
-              <w:right w:val="single" w:sz="4" w:color="CBD5E1"/>
+              <w:top w:val="single" w:sz="3" w:color="CBD5E1"/>
+              <w:bottom w:val="single" w:sz="3" w:color="CBD5E1"/>
+              <w:left w:val="single" w:sz="3" w:color="CBD5E1"/>
+              <w:right w:val="single" w:sz="3" w:color="CBD5E1"/>
               <w:insideH w:val="none" w:sz="0" w:color="auto"/>
               <w:insideV w:val="none" w:sz="0" w:color="auto"/>
             </w:tcBorders>
             <w:tcMar>
-              <w:top w:w="55" w:type="dxa"/>
-              <w:bottom w:w="55" w:type="dxa"/>
+              <w:top w:w="60" w:type="dxa"/>
+              <w:bottom w:w="60" w:type="dxa"/>
               <w:left w:w="100" w:type="dxa"/>
               <w:right w:w="100" w:type="dxa"/>
             </w:tcMar>
@@ -1141,7 +1781,7 @@
           <w:p>
             <w:r>
               <w:rPr>
-                <w:rFonts w:ascii="Inter" w:hAnsi="Inter" w:eastAsia="Inter"/>
+                <w:rFonts w:ascii="Calibri" w:hAnsi="Calibri" w:eastAsia="Calibri"/>
                 <w:b w:val="0"/>
                 <w:i w:val="0"/>
                 <w:color w:val="0F172A"/>
@@ -1156,16 +1796,16 @@
             <w:tcW w:type="dxa" w:w="3685"/>
             <w:shd w:val="clear" w:color="auto" w:fill="F8FAFC"/>
             <w:tcBorders>
-              <w:top w:val="single" w:sz="4" w:color="CBD5E1"/>
-              <w:bottom w:val="single" w:sz="4" w:color="CBD5E1"/>
-              <w:left w:val="single" w:sz="4" w:color="CBD5E1"/>
-              <w:right w:val="single" w:sz="4" w:color="CBD5E1"/>
+              <w:top w:val="single" w:sz="3" w:color="CBD5E1"/>
+              <w:bottom w:val="single" w:sz="3" w:color="CBD5E1"/>
+              <w:left w:val="single" w:sz="3" w:color="CBD5E1"/>
+              <w:right w:val="single" w:sz="3" w:color="CBD5E1"/>
               <w:insideH w:val="none" w:sz="0" w:color="auto"/>
               <w:insideV w:val="none" w:sz="0" w:color="auto"/>
             </w:tcBorders>
             <w:tcMar>
-              <w:top w:w="55" w:type="dxa"/>
-              <w:bottom w:w="55" w:type="dxa"/>
+              <w:top w:w="60" w:type="dxa"/>
+              <w:bottom w:w="60" w:type="dxa"/>
               <w:left w:w="100" w:type="dxa"/>
               <w:right w:w="100" w:type="dxa"/>
             </w:tcMar>
@@ -1173,7 +1813,7 @@
           <w:p>
             <w:r>
               <w:rPr>
-                <w:rFonts w:ascii="Inter" w:hAnsi="Inter" w:eastAsia="Inter"/>
+                <w:rFonts w:ascii="Calibri" w:hAnsi="Calibri" w:eastAsia="Calibri"/>
                 <w:b w:val="0"/>
                 <w:i w:val="0"/>
                 <w:color w:val="0F172A"/>
@@ -1185,19 +1825,19 @@
         </w:tc>
         <w:tc>
           <w:tcPr>
-            <w:tcW w:type="dxa" w:w="1701"/>
+            <w:tcW w:type="dxa" w:w="1417"/>
             <w:shd w:val="clear" w:color="auto" w:fill="F8FAFC"/>
             <w:tcBorders>
-              <w:top w:val="single" w:sz="4" w:color="CBD5E1"/>
-              <w:bottom w:val="single" w:sz="4" w:color="CBD5E1"/>
-              <w:left w:val="single" w:sz="4" w:color="CBD5E1"/>
-              <w:right w:val="single" w:sz="4" w:color="CBD5E1"/>
+              <w:top w:val="single" w:sz="3" w:color="CBD5E1"/>
+              <w:bottom w:val="single" w:sz="3" w:color="CBD5E1"/>
+              <w:left w:val="single" w:sz="3" w:color="CBD5E1"/>
+              <w:right w:val="single" w:sz="3" w:color="CBD5E1"/>
               <w:insideH w:val="none" w:sz="0" w:color="auto"/>
               <w:insideV w:val="none" w:sz="0" w:color="auto"/>
             </w:tcBorders>
             <w:tcMar>
-              <w:top w:w="55" w:type="dxa"/>
-              <w:bottom w:w="55" w:type="dxa"/>
+              <w:top w:w="60" w:type="dxa"/>
+              <w:bottom w:w="60" w:type="dxa"/>
               <w:left w:w="100" w:type="dxa"/>
               <w:right w:w="100" w:type="dxa"/>
             </w:tcMar>
@@ -1205,7 +1845,7 @@
           <w:p>
             <w:r>
               <w:rPr>
-                <w:rFonts w:ascii="Inter" w:hAnsi="Inter" w:eastAsia="Inter"/>
+                <w:rFonts w:ascii="Calibri" w:hAnsi="Calibri" w:eastAsia="Calibri"/>
                 <w:b w:val="0"/>
                 <w:i w:val="0"/>
                 <w:color w:val="0F172A"/>
@@ -1219,7 +1859,12 @@
     </w:tbl>
     <w:p>
       <w:pPr>
-        <w:spacing w:before="0" w:after="120"/>
+        <w:spacing w:before="0" w:after="160" w:line="276" w:lineRule="auto"/>
+      </w:pPr>
+    </w:p>
+    <w:p>
+      <w:pPr>
+        <w:spacing w:before="200" w:after="0" w:line="276" w:lineRule="auto"/>
       </w:pPr>
     </w:p>
     <w:tbl>
@@ -1229,13 +1874,16 @@
         <w:tblLook w:firstColumn="1" w:firstRow="1" w:lastColumn="0" w:lastRow="0" w:noHBand="0" w:noVBand="1" w:val="04A0"/>
       </w:tblPr>
       <w:tblGrid>
-        <w:gridCol w:w="4703"/>
-        <w:gridCol w:w="4703"/>
+        <w:gridCol w:w="4759"/>
+        <w:gridCol w:w="4759"/>
       </w:tblGrid>
       <w:tr>
+        <w:trPr>
+          <w:trHeight w:val="480" w:hRule="atLeast"/>
+        </w:trPr>
         <w:tc>
           <w:tcPr>
-            <w:tcW w:type="dxa" w:w="850"/>
+            <w:tcW w:type="dxa" w:w="907"/>
             <w:tcBorders>
               <w:top w:val="none" w:sz="0" w:color="auto"/>
               <w:bottom w:val="none" w:sz="0" w:color="auto"/>
@@ -1244,24 +1892,26 @@
               <w:insideH w:val="none" w:sz="0" w:color="auto"/>
               <w:insideV w:val="none" w:sz="0" w:color="auto"/>
             </w:tcBorders>
+            <w:shd w:val="clear" w:color="auto" w:fill="0F766E"/>
             <w:tcMar>
-              <w:top w:w="0" w:type="dxa"/>
-              <w:bottom w:w="0" w:type="dxa"/>
-              <w:left w:w="0" w:type="dxa"/>
-              <w:right w:w="60" w:type="dxa"/>
+              <w:top w:w="100" w:type="dxa"/>
+              <w:bottom w:w="100" w:type="dxa"/>
+              <w:left w:w="140" w:type="dxa"/>
+              <w:right w:w="100" w:type="dxa"/>
             </w:tcMar>
+            <w:vAlign w:val="center"/>
           </w:tcPr>
           <w:p>
             <w:pPr>
-              <w:spacing w:before="0" w:after="0"/>
+              <w:jc w:val="center"/>
             </w:pPr>
             <w:r>
               <w:rPr>
                 <w:rFonts w:ascii="Poppins" w:hAnsi="Poppins" w:eastAsia="Poppins"/>
                 <w:b/>
                 <w:i w:val="0"/>
-                <w:color w:val="0F766E"/>
-                <w:sz w:val="20"/>
+                <w:color w:val="FFFFFF"/>
+                <w:sz w:val="26"/>
               </w:rPr>
               <w:t>03</w:t>
             </w:r>
@@ -1269,7 +1919,7 @@
         </w:tc>
         <w:tc>
           <w:tcPr>
-            <w:tcW w:type="dxa" w:w="4703"/>
+            <w:tcW w:type="dxa" w:w="4759"/>
             <w:tcBorders>
               <w:top w:val="none" w:sz="0" w:color="auto"/>
               <w:bottom w:val="none" w:sz="0" w:color="auto"/>
@@ -1278,26 +1928,35 @@
               <w:insideH w:val="none" w:sz="0" w:color="auto"/>
               <w:insideV w:val="none" w:sz="0" w:color="auto"/>
             </w:tcBorders>
+            <w:shd w:val="clear" w:color="auto" w:fill="0F172A"/>
             <w:tcMar>
-              <w:top w:w="0" w:type="dxa"/>
-              <w:bottom w:w="0" w:type="dxa"/>
-              <w:left w:w="0" w:type="dxa"/>
-              <w:right w:w="0" w:type="dxa"/>
+              <w:top w:w="100" w:type="dxa"/>
+              <w:bottom w:w="100" w:type="dxa"/>
+              <w:left w:w="180" w:type="dxa"/>
+              <w:right w:w="120" w:type="dxa"/>
             </w:tcMar>
+            <w:vAlign w:val="center"/>
           </w:tcPr>
           <w:p>
-            <w:pPr>
-              <w:spacing w:before="0" w:after="0"/>
-            </w:pPr>
             <w:r>
               <w:rPr>
                 <w:rFonts w:ascii="Poppins" w:hAnsi="Poppins" w:eastAsia="Poppins"/>
                 <w:b/>
                 <w:i w:val="0"/>
-                <w:color w:val="0F172A"/>
-                <w:sz w:val="20"/>
+                <w:color w:val="0F766E"/>
+                <w:sz w:val="21"/>
               </w:rPr>
-              <w:t>—  OPTIONAL PROJECT SERVICES</w:t>
+              <w:t xml:space="preserve">— </w:t>
+            </w:r>
+            <w:r>
+              <w:rPr>
+                <w:rFonts w:ascii="Poppins" w:hAnsi="Poppins" w:eastAsia="Poppins"/>
+                <w:b/>
+                <w:i w:val="0"/>
+                <w:color w:val="FFFFFF"/>
+                <w:sz w:val="21"/>
+              </w:rPr>
+              <w:t>OPTIONAL PROJECT SERVICES</w:t>
             </w:r>
           </w:p>
         </w:tc>
@@ -1305,10 +1964,7 @@
     </w:tbl>
     <w:p>
       <w:pPr>
-        <w:spacing w:before="120" w:after="120"/>
-        <w:pBdr>
-          <w:bottom w:val="single" w:sz="8" w:space="1" w:color="0F766E"/>
-        </w:pBdr>
+        <w:spacing w:before="0" w:after="120" w:line="276" w:lineRule="auto"/>
       </w:pPr>
     </w:p>
     <w:tbl>
@@ -1319,14 +1975,17 @@
         <w:tblLook w:firstColumn="1" w:firstRow="1" w:lastColumn="0" w:lastRow="0" w:noHBand="0" w:noVBand="1" w:val="04A0"/>
       </w:tblPr>
       <w:tblGrid>
-        <w:gridCol w:w="3135"/>
-        <w:gridCol w:w="3135"/>
-        <w:gridCol w:w="3135"/>
+        <w:gridCol w:w="3173"/>
+        <w:gridCol w:w="3173"/>
+        <w:gridCol w:w="3173"/>
       </w:tblGrid>
       <w:tr>
+        <w:trPr>
+          <w:trHeight w:val="400" w:hRule="atLeast"/>
+        </w:trPr>
         <w:tc>
           <w:tcPr>
-            <w:tcW w:type="dxa" w:w="2835"/>
+            <w:tcW w:type="dxa" w:w="2551"/>
             <w:shd w:val="clear" w:color="auto" w:fill="0F766E"/>
             <w:tcMar>
               <w:top w:w="70" w:type="dxa"/>
@@ -1335,10 +1994,10 @@
               <w:right w:w="100" w:type="dxa"/>
             </w:tcMar>
             <w:tcBorders>
-              <w:top w:val="none" w:sz="0" w:color="auto"/>
+              <w:top w:val="single" w:sz="4" w:color="0F766E"/>
               <w:bottom w:val="single" w:sz="8" w:color="0F766E"/>
-              <w:left w:val="none" w:sz="0" w:color="auto"/>
-              <w:right w:val="none" w:sz="0" w:color="auto"/>
+              <w:left w:val="single" w:sz="4" w:color="0F766E"/>
+              <w:right w:val="single" w:sz="4" w:color="0F766E"/>
               <w:insideH w:val="none" w:sz="0" w:color="auto"/>
               <w:insideV w:val="none" w:sz="0" w:color="auto"/>
             </w:tcBorders>
@@ -1358,7 +2017,7 @@
         </w:tc>
         <w:tc>
           <w:tcPr>
-            <w:tcW w:type="dxa" w:w="3969"/>
+            <w:tcW w:type="dxa" w:w="4252"/>
             <w:shd w:val="clear" w:color="auto" w:fill="0F766E"/>
             <w:tcMar>
               <w:top w:w="70" w:type="dxa"/>
@@ -1367,10 +2026,10 @@
               <w:right w:w="100" w:type="dxa"/>
             </w:tcMar>
             <w:tcBorders>
-              <w:top w:val="none" w:sz="0" w:color="auto"/>
+              <w:top w:val="single" w:sz="4" w:color="0F766E"/>
               <w:bottom w:val="single" w:sz="8" w:color="0F766E"/>
-              <w:left w:val="none" w:sz="0" w:color="auto"/>
-              <w:right w:val="none" w:sz="0" w:color="auto"/>
+              <w:left w:val="single" w:sz="4" w:color="0F766E"/>
+              <w:right w:val="single" w:sz="4" w:color="0F766E"/>
               <w:insideH w:val="none" w:sz="0" w:color="auto"/>
               <w:insideV w:val="none" w:sz="0" w:color="auto"/>
             </w:tcBorders>
@@ -1390,7 +2049,7 @@
         </w:tc>
         <w:tc>
           <w:tcPr>
-            <w:tcW w:type="dxa" w:w="3402"/>
+            <w:tcW w:type="dxa" w:w="3118"/>
             <w:shd w:val="clear" w:color="auto" w:fill="0F766E"/>
             <w:tcMar>
               <w:top w:w="70" w:type="dxa"/>
@@ -1399,10 +2058,10 @@
               <w:right w:w="100" w:type="dxa"/>
             </w:tcMar>
             <w:tcBorders>
-              <w:top w:val="none" w:sz="0" w:color="auto"/>
+              <w:top w:val="single" w:sz="4" w:color="0F766E"/>
               <w:bottom w:val="single" w:sz="8" w:color="0F766E"/>
-              <w:left w:val="none" w:sz="0" w:color="auto"/>
-              <w:right w:val="none" w:sz="0" w:color="auto"/>
+              <w:left w:val="single" w:sz="4" w:color="0F766E"/>
+              <w:right w:val="single" w:sz="4" w:color="0F766E"/>
               <w:insideH w:val="none" w:sz="0" w:color="auto"/>
               <w:insideV w:val="none" w:sz="0" w:color="auto"/>
             </w:tcBorders>
@@ -1416,7 +2075,7 @@
                 <w:color w:val="FFFFFF"/>
                 <w:sz w:val="16"/>
               </w:rPr>
-              <w:t>Pricing Basis</w:t>
+              <w:t>Pricing</w:t>
             </w:r>
           </w:p>
         </w:tc>
@@ -1424,19 +2083,19 @@
       <w:tr>
         <w:tc>
           <w:tcPr>
-            <w:tcW w:type="dxa" w:w="2835"/>
+            <w:tcW w:type="dxa" w:w="2551"/>
             <w:shd w:val="clear" w:color="auto" w:fill="FFFFFF"/>
             <w:tcBorders>
-              <w:top w:val="single" w:sz="4" w:color="CBD5E1"/>
-              <w:bottom w:val="single" w:sz="4" w:color="CBD5E1"/>
-              <w:left w:val="single" w:sz="4" w:color="CBD5E1"/>
-              <w:right w:val="single" w:sz="4" w:color="CBD5E1"/>
+              <w:top w:val="single" w:sz="3" w:color="CBD5E1"/>
+              <w:bottom w:val="single" w:sz="3" w:color="CBD5E1"/>
+              <w:left w:val="single" w:sz="3" w:color="CBD5E1"/>
+              <w:right w:val="single" w:sz="3" w:color="CBD5E1"/>
               <w:insideH w:val="none" w:sz="0" w:color="auto"/>
               <w:insideV w:val="none" w:sz="0" w:color="auto"/>
             </w:tcBorders>
             <w:tcMar>
-              <w:top w:w="55" w:type="dxa"/>
-              <w:bottom w:w="55" w:type="dxa"/>
+              <w:top w:w="60" w:type="dxa"/>
+              <w:bottom w:w="60" w:type="dxa"/>
               <w:left w:w="100" w:type="dxa"/>
               <w:right w:w="100" w:type="dxa"/>
             </w:tcMar>
@@ -1444,31 +2103,31 @@
           <w:p>
             <w:r>
               <w:rPr>
-                <w:rFonts w:ascii="Inter" w:hAnsi="Inter" w:eastAsia="Inter"/>
+                <w:rFonts w:ascii="Calibri" w:hAnsi="Calibri" w:eastAsia="Calibri"/>
                 <w:b w:val="0"/>
                 <w:i w:val="0"/>
                 <w:color w:val="0F172A"/>
                 <w:sz w:val="17"/>
               </w:rPr>
-              <w:t>Catch-up / Cleanup Bookkeeping</w:t>
+              <w:t>Catch-up / Cleanup</w:t>
             </w:r>
           </w:p>
         </w:tc>
         <w:tc>
           <w:tcPr>
-            <w:tcW w:type="dxa" w:w="3969"/>
+            <w:tcW w:type="dxa" w:w="4252"/>
             <w:shd w:val="clear" w:color="auto" w:fill="FFFFFF"/>
             <w:tcBorders>
-              <w:top w:val="single" w:sz="4" w:color="CBD5E1"/>
-              <w:bottom w:val="single" w:sz="4" w:color="CBD5E1"/>
-              <w:left w:val="single" w:sz="4" w:color="CBD5E1"/>
-              <w:right w:val="single" w:sz="4" w:color="CBD5E1"/>
+              <w:top w:val="single" w:sz="3" w:color="CBD5E1"/>
+              <w:bottom w:val="single" w:sz="3" w:color="CBD5E1"/>
+              <w:left w:val="single" w:sz="3" w:color="CBD5E1"/>
+              <w:right w:val="single" w:sz="3" w:color="CBD5E1"/>
               <w:insideH w:val="none" w:sz="0" w:color="auto"/>
               <w:insideV w:val="none" w:sz="0" w:color="auto"/>
             </w:tcBorders>
             <w:tcMar>
-              <w:top w:w="55" w:type="dxa"/>
-              <w:bottom w:w="55" w:type="dxa"/>
+              <w:top w:w="60" w:type="dxa"/>
+              <w:bottom w:w="60" w:type="dxa"/>
               <w:left w:w="100" w:type="dxa"/>
               <w:right w:w="100" w:type="dxa"/>
             </w:tcMar>
@@ -1476,7 +2135,7 @@
           <w:p>
             <w:r>
               <w:rPr>
-                <w:rFonts w:ascii="Inter" w:hAnsi="Inter" w:eastAsia="Inter"/>
+                <w:rFonts w:ascii="Calibri" w:hAnsi="Calibri" w:eastAsia="Calibri"/>
                 <w:b w:val="0"/>
                 <w:i w:val="0"/>
                 <w:color w:val="0F172A"/>
@@ -1488,19 +2147,19 @@
         </w:tc>
         <w:tc>
           <w:tcPr>
-            <w:tcW w:type="dxa" w:w="3402"/>
+            <w:tcW w:type="dxa" w:w="3118"/>
             <w:shd w:val="clear" w:color="auto" w:fill="FFFFFF"/>
             <w:tcBorders>
-              <w:top w:val="single" w:sz="4" w:color="CBD5E1"/>
-              <w:bottom w:val="single" w:sz="4" w:color="CBD5E1"/>
-              <w:left w:val="single" w:sz="4" w:color="CBD5E1"/>
-              <w:right w:val="single" w:sz="4" w:color="CBD5E1"/>
+              <w:top w:val="single" w:sz="3" w:color="CBD5E1"/>
+              <w:bottom w:val="single" w:sz="3" w:color="CBD5E1"/>
+              <w:left w:val="single" w:sz="3" w:color="CBD5E1"/>
+              <w:right w:val="single" w:sz="3" w:color="CBD5E1"/>
               <w:insideH w:val="none" w:sz="0" w:color="auto"/>
               <w:insideV w:val="none" w:sz="0" w:color="auto"/>
             </w:tcBorders>
             <w:tcMar>
-              <w:top w:w="55" w:type="dxa"/>
-              <w:bottom w:w="55" w:type="dxa"/>
+              <w:top w:w="60" w:type="dxa"/>
+              <w:bottom w:w="60" w:type="dxa"/>
               <w:left w:w="100" w:type="dxa"/>
               <w:right w:w="100" w:type="dxa"/>
             </w:tcMar>
@@ -1508,7 +2167,7 @@
           <w:p>
             <w:r>
               <w:rPr>
-                <w:rFonts w:ascii="Inter" w:hAnsi="Inter" w:eastAsia="Inter"/>
+                <w:rFonts w:ascii="Calibri" w:hAnsi="Calibri" w:eastAsia="Calibri"/>
                 <w:b w:val="0"/>
                 <w:i w:val="0"/>
                 <w:color w:val="0F172A"/>
@@ -1522,19 +2181,19 @@
       <w:tr>
         <w:tc>
           <w:tcPr>
-            <w:tcW w:type="dxa" w:w="2835"/>
+            <w:tcW w:type="dxa" w:w="2551"/>
             <w:shd w:val="clear" w:color="auto" w:fill="F8FAFC"/>
             <w:tcBorders>
-              <w:top w:val="single" w:sz="4" w:color="CBD5E1"/>
-              <w:bottom w:val="single" w:sz="4" w:color="CBD5E1"/>
-              <w:left w:val="single" w:sz="4" w:color="CBD5E1"/>
-              <w:right w:val="single" w:sz="4" w:color="CBD5E1"/>
+              <w:top w:val="single" w:sz="3" w:color="CBD5E1"/>
+              <w:bottom w:val="single" w:sz="3" w:color="CBD5E1"/>
+              <w:left w:val="single" w:sz="3" w:color="CBD5E1"/>
+              <w:right w:val="single" w:sz="3" w:color="CBD5E1"/>
               <w:insideH w:val="none" w:sz="0" w:color="auto"/>
               <w:insideV w:val="none" w:sz="0" w:color="auto"/>
             </w:tcBorders>
             <w:tcMar>
-              <w:top w:w="55" w:type="dxa"/>
-              <w:bottom w:w="55" w:type="dxa"/>
+              <w:top w:w="60" w:type="dxa"/>
+              <w:bottom w:w="60" w:type="dxa"/>
               <w:left w:w="100" w:type="dxa"/>
               <w:right w:w="100" w:type="dxa"/>
             </w:tcMar>
@@ -1542,7 +2201,7 @@
           <w:p>
             <w:r>
               <w:rPr>
-                <w:rFonts w:ascii="Inter" w:hAnsi="Inter" w:eastAsia="Inter"/>
+                <w:rFonts w:ascii="Calibri" w:hAnsi="Calibri" w:eastAsia="Calibri"/>
                 <w:b w:val="0"/>
                 <w:i w:val="0"/>
                 <w:color w:val="0F172A"/>
@@ -1554,19 +2213,19 @@
         </w:tc>
         <w:tc>
           <w:tcPr>
-            <w:tcW w:type="dxa" w:w="3969"/>
+            <w:tcW w:type="dxa" w:w="4252"/>
             <w:shd w:val="clear" w:color="auto" w:fill="F8FAFC"/>
             <w:tcBorders>
-              <w:top w:val="single" w:sz="4" w:color="CBD5E1"/>
-              <w:bottom w:val="single" w:sz="4" w:color="CBD5E1"/>
-              <w:left w:val="single" w:sz="4" w:color="CBD5E1"/>
-              <w:right w:val="single" w:sz="4" w:color="CBD5E1"/>
+              <w:top w:val="single" w:sz="3" w:color="CBD5E1"/>
+              <w:bottom w:val="single" w:sz="3" w:color="CBD5E1"/>
+              <w:left w:val="single" w:sz="3" w:color="CBD5E1"/>
+              <w:right w:val="single" w:sz="3" w:color="CBD5E1"/>
               <w:insideH w:val="none" w:sz="0" w:color="auto"/>
               <w:insideV w:val="none" w:sz="0" w:color="auto"/>
             </w:tcBorders>
             <w:tcMar>
-              <w:top w:w="55" w:type="dxa"/>
-              <w:bottom w:w="55" w:type="dxa"/>
+              <w:top w:w="60" w:type="dxa"/>
+              <w:bottom w:w="60" w:type="dxa"/>
               <w:left w:w="100" w:type="dxa"/>
               <w:right w:w="100" w:type="dxa"/>
             </w:tcMar>
@@ -1574,7 +2233,7 @@
           <w:p>
             <w:r>
               <w:rPr>
-                <w:rFonts w:ascii="Inter" w:hAnsi="Inter" w:eastAsia="Inter"/>
+                <w:rFonts w:ascii="Calibri" w:hAnsi="Calibri" w:eastAsia="Calibri"/>
                 <w:b w:val="0"/>
                 <w:i w:val="0"/>
                 <w:color w:val="0F172A"/>
@@ -1586,19 +2245,19 @@
         </w:tc>
         <w:tc>
           <w:tcPr>
-            <w:tcW w:type="dxa" w:w="3402"/>
+            <w:tcW w:type="dxa" w:w="3118"/>
             <w:shd w:val="clear" w:color="auto" w:fill="F8FAFC"/>
             <w:tcBorders>
-              <w:top w:val="single" w:sz="4" w:color="CBD5E1"/>
-              <w:bottom w:val="single" w:sz="4" w:color="CBD5E1"/>
-              <w:left w:val="single" w:sz="4" w:color="CBD5E1"/>
-              <w:right w:val="single" w:sz="4" w:color="CBD5E1"/>
+              <w:top w:val="single" w:sz="3" w:color="CBD5E1"/>
+              <w:bottom w:val="single" w:sz="3" w:color="CBD5E1"/>
+              <w:left w:val="single" w:sz="3" w:color="CBD5E1"/>
+              <w:right w:val="single" w:sz="3" w:color="CBD5E1"/>
               <w:insideH w:val="none" w:sz="0" w:color="auto"/>
               <w:insideV w:val="none" w:sz="0" w:color="auto"/>
             </w:tcBorders>
             <w:tcMar>
-              <w:top w:w="55" w:type="dxa"/>
-              <w:bottom w:w="55" w:type="dxa"/>
+              <w:top w:w="60" w:type="dxa"/>
+              <w:bottom w:w="60" w:type="dxa"/>
               <w:left w:w="100" w:type="dxa"/>
               <w:right w:w="100" w:type="dxa"/>
             </w:tcMar>
@@ -1606,7 +2265,7 @@
           <w:p>
             <w:r>
               <w:rPr>
-                <w:rFonts w:ascii="Inter" w:hAnsi="Inter" w:eastAsia="Inter"/>
+                <w:rFonts w:ascii="Calibri" w:hAnsi="Calibri" w:eastAsia="Calibri"/>
                 <w:b w:val="0"/>
                 <w:i w:val="0"/>
                 <w:color w:val="0F172A"/>
@@ -1620,19 +2279,19 @@
       <w:tr>
         <w:tc>
           <w:tcPr>
-            <w:tcW w:type="dxa" w:w="2835"/>
+            <w:tcW w:type="dxa" w:w="2551"/>
             <w:shd w:val="clear" w:color="auto" w:fill="FFFFFF"/>
             <w:tcBorders>
-              <w:top w:val="single" w:sz="4" w:color="CBD5E1"/>
-              <w:bottom w:val="single" w:sz="4" w:color="CBD5E1"/>
-              <w:left w:val="single" w:sz="4" w:color="CBD5E1"/>
-              <w:right w:val="single" w:sz="4" w:color="CBD5E1"/>
+              <w:top w:val="single" w:sz="3" w:color="CBD5E1"/>
+              <w:bottom w:val="single" w:sz="3" w:color="CBD5E1"/>
+              <w:left w:val="single" w:sz="3" w:color="CBD5E1"/>
+              <w:right w:val="single" w:sz="3" w:color="CBD5E1"/>
               <w:insideH w:val="none" w:sz="0" w:color="auto"/>
               <w:insideV w:val="none" w:sz="0" w:color="auto"/>
             </w:tcBorders>
             <w:tcMar>
-              <w:top w:w="55" w:type="dxa"/>
-              <w:bottom w:w="55" w:type="dxa"/>
+              <w:top w:w="60" w:type="dxa"/>
+              <w:bottom w:w="60" w:type="dxa"/>
               <w:left w:w="100" w:type="dxa"/>
               <w:right w:w="100" w:type="dxa"/>
             </w:tcMar>
@@ -1640,7 +2299,7 @@
           <w:p>
             <w:r>
               <w:rPr>
-                <w:rFonts w:ascii="Inter" w:hAnsi="Inter" w:eastAsia="Inter"/>
+                <w:rFonts w:ascii="Calibri" w:hAnsi="Calibri" w:eastAsia="Calibri"/>
                 <w:b w:val="0"/>
                 <w:i w:val="0"/>
                 <w:color w:val="0F172A"/>
@@ -1652,19 +2311,19 @@
         </w:tc>
         <w:tc>
           <w:tcPr>
-            <w:tcW w:type="dxa" w:w="3969"/>
+            <w:tcW w:type="dxa" w:w="4252"/>
             <w:shd w:val="clear" w:color="auto" w:fill="FFFFFF"/>
             <w:tcBorders>
-              <w:top w:val="single" w:sz="4" w:color="CBD5E1"/>
-              <w:bottom w:val="single" w:sz="4" w:color="CBD5E1"/>
-              <w:left w:val="single" w:sz="4" w:color="CBD5E1"/>
-              <w:right w:val="single" w:sz="4" w:color="CBD5E1"/>
+              <w:top w:val="single" w:sz="3" w:color="CBD5E1"/>
+              <w:bottom w:val="single" w:sz="3" w:color="CBD5E1"/>
+              <w:left w:val="single" w:sz="3" w:color="CBD5E1"/>
+              <w:right w:val="single" w:sz="3" w:color="CBD5E1"/>
               <w:insideH w:val="none" w:sz="0" w:color="auto"/>
               <w:insideV w:val="none" w:sz="0" w:color="auto"/>
             </w:tcBorders>
             <w:tcMar>
-              <w:top w:w="55" w:type="dxa"/>
-              <w:bottom w:w="55" w:type="dxa"/>
+              <w:top w:w="60" w:type="dxa"/>
+              <w:bottom w:w="60" w:type="dxa"/>
               <w:left w:w="100" w:type="dxa"/>
               <w:right w:w="100" w:type="dxa"/>
             </w:tcMar>
@@ -1672,7 +2331,7 @@
           <w:p>
             <w:r>
               <w:rPr>
-                <w:rFonts w:ascii="Inter" w:hAnsi="Inter" w:eastAsia="Inter"/>
+                <w:rFonts w:ascii="Calibri" w:hAnsi="Calibri" w:eastAsia="Calibri"/>
                 <w:b w:val="0"/>
                 <w:i w:val="0"/>
                 <w:color w:val="0F172A"/>
@@ -1684,19 +2343,19 @@
         </w:tc>
         <w:tc>
           <w:tcPr>
-            <w:tcW w:type="dxa" w:w="3402"/>
+            <w:tcW w:type="dxa" w:w="3118"/>
             <w:shd w:val="clear" w:color="auto" w:fill="FFFFFF"/>
             <w:tcBorders>
-              <w:top w:val="single" w:sz="4" w:color="CBD5E1"/>
-              <w:bottom w:val="single" w:sz="4" w:color="CBD5E1"/>
-              <w:left w:val="single" w:sz="4" w:color="CBD5E1"/>
-              <w:right w:val="single" w:sz="4" w:color="CBD5E1"/>
+              <w:top w:val="single" w:sz="3" w:color="CBD5E1"/>
+              <w:bottom w:val="single" w:sz="3" w:color="CBD5E1"/>
+              <w:left w:val="single" w:sz="3" w:color="CBD5E1"/>
+              <w:right w:val="single" w:sz="3" w:color="CBD5E1"/>
               <w:insideH w:val="none" w:sz="0" w:color="auto"/>
               <w:insideV w:val="none" w:sz="0" w:color="auto"/>
             </w:tcBorders>
             <w:tcMar>
-              <w:top w:w="55" w:type="dxa"/>
-              <w:bottom w:w="55" w:type="dxa"/>
+              <w:top w:w="60" w:type="dxa"/>
+              <w:bottom w:w="60" w:type="dxa"/>
               <w:left w:w="100" w:type="dxa"/>
               <w:right w:w="100" w:type="dxa"/>
             </w:tcMar>
@@ -1704,7 +2363,7 @@
           <w:p>
             <w:r>
               <w:rPr>
-                <w:rFonts w:ascii="Inter" w:hAnsi="Inter" w:eastAsia="Inter"/>
+                <w:rFonts w:ascii="Calibri" w:hAnsi="Calibri" w:eastAsia="Calibri"/>
                 <w:b w:val="0"/>
                 <w:i w:val="0"/>
                 <w:color w:val="0F172A"/>
@@ -1718,19 +2377,19 @@
       <w:tr>
         <w:tc>
           <w:tcPr>
-            <w:tcW w:type="dxa" w:w="2835"/>
+            <w:tcW w:type="dxa" w:w="2551"/>
             <w:shd w:val="clear" w:color="auto" w:fill="F8FAFC"/>
             <w:tcBorders>
-              <w:top w:val="single" w:sz="4" w:color="CBD5E1"/>
-              <w:bottom w:val="single" w:sz="4" w:color="CBD5E1"/>
-              <w:left w:val="single" w:sz="4" w:color="CBD5E1"/>
-              <w:right w:val="single" w:sz="4" w:color="CBD5E1"/>
+              <w:top w:val="single" w:sz="3" w:color="CBD5E1"/>
+              <w:bottom w:val="single" w:sz="3" w:color="CBD5E1"/>
+              <w:left w:val="single" w:sz="3" w:color="CBD5E1"/>
+              <w:right w:val="single" w:sz="3" w:color="CBD5E1"/>
               <w:insideH w:val="none" w:sz="0" w:color="auto"/>
               <w:insideV w:val="none" w:sz="0" w:color="auto"/>
             </w:tcBorders>
             <w:tcMar>
-              <w:top w:w="55" w:type="dxa"/>
-              <w:bottom w:w="55" w:type="dxa"/>
+              <w:top w:w="60" w:type="dxa"/>
+              <w:bottom w:w="60" w:type="dxa"/>
               <w:left w:w="100" w:type="dxa"/>
               <w:right w:w="100" w:type="dxa"/>
             </w:tcMar>
@@ -1738,7 +2397,7 @@
           <w:p>
             <w:r>
               <w:rPr>
-                <w:rFonts w:ascii="Inter" w:hAnsi="Inter" w:eastAsia="Inter"/>
+                <w:rFonts w:ascii="Calibri" w:hAnsi="Calibri" w:eastAsia="Calibri"/>
                 <w:b w:val="0"/>
                 <w:i w:val="0"/>
                 <w:color w:val="0F172A"/>
@@ -1750,19 +2409,19 @@
         </w:tc>
         <w:tc>
           <w:tcPr>
-            <w:tcW w:type="dxa" w:w="3969"/>
+            <w:tcW w:type="dxa" w:w="4252"/>
             <w:shd w:val="clear" w:color="auto" w:fill="F8FAFC"/>
             <w:tcBorders>
-              <w:top w:val="single" w:sz="4" w:color="CBD5E1"/>
-              <w:bottom w:val="single" w:sz="4" w:color="CBD5E1"/>
-              <w:left w:val="single" w:sz="4" w:color="CBD5E1"/>
-              <w:right w:val="single" w:sz="4" w:color="CBD5E1"/>
+              <w:top w:val="single" w:sz="3" w:color="CBD5E1"/>
+              <w:bottom w:val="single" w:sz="3" w:color="CBD5E1"/>
+              <w:left w:val="single" w:sz="3" w:color="CBD5E1"/>
+              <w:right w:val="single" w:sz="3" w:color="CBD5E1"/>
               <w:insideH w:val="none" w:sz="0" w:color="auto"/>
               <w:insideV w:val="none" w:sz="0" w:color="auto"/>
             </w:tcBorders>
             <w:tcMar>
-              <w:top w:w="55" w:type="dxa"/>
-              <w:bottom w:w="55" w:type="dxa"/>
+              <w:top w:w="60" w:type="dxa"/>
+              <w:bottom w:w="60" w:type="dxa"/>
               <w:left w:w="100" w:type="dxa"/>
               <w:right w:w="100" w:type="dxa"/>
             </w:tcMar>
@@ -1770,7 +2429,7 @@
           <w:p>
             <w:r>
               <w:rPr>
-                <w:rFonts w:ascii="Inter" w:hAnsi="Inter" w:eastAsia="Inter"/>
+                <w:rFonts w:ascii="Calibri" w:hAnsi="Calibri" w:eastAsia="Calibri"/>
                 <w:b w:val="0"/>
                 <w:i w:val="0"/>
                 <w:color w:val="0F172A"/>
@@ -1782,19 +2441,19 @@
         </w:tc>
         <w:tc>
           <w:tcPr>
-            <w:tcW w:type="dxa" w:w="3402"/>
+            <w:tcW w:type="dxa" w:w="3118"/>
             <w:shd w:val="clear" w:color="auto" w:fill="F8FAFC"/>
             <w:tcBorders>
-              <w:top w:val="single" w:sz="4" w:color="CBD5E1"/>
-              <w:bottom w:val="single" w:sz="4" w:color="CBD5E1"/>
-              <w:left w:val="single" w:sz="4" w:color="CBD5E1"/>
-              <w:right w:val="single" w:sz="4" w:color="CBD5E1"/>
+              <w:top w:val="single" w:sz="3" w:color="CBD5E1"/>
+              <w:bottom w:val="single" w:sz="3" w:color="CBD5E1"/>
+              <w:left w:val="single" w:sz="3" w:color="CBD5E1"/>
+              <w:right w:val="single" w:sz="3" w:color="CBD5E1"/>
               <w:insideH w:val="none" w:sz="0" w:color="auto"/>
               <w:insideV w:val="none" w:sz="0" w:color="auto"/>
             </w:tcBorders>
             <w:tcMar>
-              <w:top w:w="55" w:type="dxa"/>
-              <w:bottom w:w="55" w:type="dxa"/>
+              <w:top w:w="60" w:type="dxa"/>
+              <w:bottom w:w="60" w:type="dxa"/>
               <w:left w:w="100" w:type="dxa"/>
               <w:right w:w="100" w:type="dxa"/>
             </w:tcMar>
@@ -1802,7 +2461,7 @@
           <w:p>
             <w:r>
               <w:rPr>
-                <w:rFonts w:ascii="Inter" w:hAnsi="Inter" w:eastAsia="Inter"/>
+                <w:rFonts w:ascii="Calibri" w:hAnsi="Calibri" w:eastAsia="Calibri"/>
                 <w:b w:val="0"/>
                 <w:i w:val="0"/>
                 <w:color w:val="0F172A"/>
@@ -1816,19 +2475,19 @@
       <w:tr>
         <w:tc>
           <w:tcPr>
-            <w:tcW w:type="dxa" w:w="2835"/>
+            <w:tcW w:type="dxa" w:w="2551"/>
             <w:shd w:val="clear" w:color="auto" w:fill="FFFFFF"/>
             <w:tcBorders>
-              <w:top w:val="single" w:sz="4" w:color="CBD5E1"/>
-              <w:bottom w:val="single" w:sz="4" w:color="CBD5E1"/>
-              <w:left w:val="single" w:sz="4" w:color="CBD5E1"/>
-              <w:right w:val="single" w:sz="4" w:color="CBD5E1"/>
+              <w:top w:val="single" w:sz="3" w:color="CBD5E1"/>
+              <w:bottom w:val="single" w:sz="3" w:color="CBD5E1"/>
+              <w:left w:val="single" w:sz="3" w:color="CBD5E1"/>
+              <w:right w:val="single" w:sz="3" w:color="CBD5E1"/>
               <w:insideH w:val="none" w:sz="0" w:color="auto"/>
               <w:insideV w:val="none" w:sz="0" w:color="auto"/>
             </w:tcBorders>
             <w:tcMar>
-              <w:top w:w="55" w:type="dxa"/>
-              <w:bottom w:w="55" w:type="dxa"/>
+              <w:top w:w="60" w:type="dxa"/>
+              <w:bottom w:w="60" w:type="dxa"/>
               <w:left w:w="100" w:type="dxa"/>
               <w:right w:w="100" w:type="dxa"/>
             </w:tcMar>
@@ -1836,31 +2495,31 @@
           <w:p>
             <w:r>
               <w:rPr>
-                <w:rFonts w:ascii="Inter" w:hAnsi="Inter" w:eastAsia="Inter"/>
+                <w:rFonts w:ascii="Calibri" w:hAnsi="Calibri" w:eastAsia="Calibri"/>
                 <w:b w:val="0"/>
                 <w:i w:val="0"/>
                 <w:color w:val="0F172A"/>
                 <w:sz w:val="17"/>
               </w:rPr>
-              <w:t>Accounts Payable / Receivable</w:t>
+              <w:t>Accounts Payable/Receivable</w:t>
             </w:r>
           </w:p>
         </w:tc>
         <w:tc>
           <w:tcPr>
-            <w:tcW w:type="dxa" w:w="3969"/>
+            <w:tcW w:type="dxa" w:w="4252"/>
             <w:shd w:val="clear" w:color="auto" w:fill="FFFFFF"/>
             <w:tcBorders>
-              <w:top w:val="single" w:sz="4" w:color="CBD5E1"/>
-              <w:bottom w:val="single" w:sz="4" w:color="CBD5E1"/>
-              <w:left w:val="single" w:sz="4" w:color="CBD5E1"/>
-              <w:right w:val="single" w:sz="4" w:color="CBD5E1"/>
+              <w:top w:val="single" w:sz="3" w:color="CBD5E1"/>
+              <w:bottom w:val="single" w:sz="3" w:color="CBD5E1"/>
+              <w:left w:val="single" w:sz="3" w:color="CBD5E1"/>
+              <w:right w:val="single" w:sz="3" w:color="CBD5E1"/>
               <w:insideH w:val="none" w:sz="0" w:color="auto"/>
               <w:insideV w:val="none" w:sz="0" w:color="auto"/>
             </w:tcBorders>
             <w:tcMar>
-              <w:top w:w="55" w:type="dxa"/>
-              <w:bottom w:w="55" w:type="dxa"/>
+              <w:top w:w="60" w:type="dxa"/>
+              <w:bottom w:w="60" w:type="dxa"/>
               <w:left w:w="100" w:type="dxa"/>
               <w:right w:w="100" w:type="dxa"/>
             </w:tcMar>
@@ -1868,7 +2527,7 @@
           <w:p>
             <w:r>
               <w:rPr>
-                <w:rFonts w:ascii="Inter" w:hAnsi="Inter" w:eastAsia="Inter"/>
+                <w:rFonts w:ascii="Calibri" w:hAnsi="Calibri" w:eastAsia="Calibri"/>
                 <w:b w:val="0"/>
                 <w:i w:val="0"/>
                 <w:color w:val="0F172A"/>
@@ -1880,19 +2539,19 @@
         </w:tc>
         <w:tc>
           <w:tcPr>
-            <w:tcW w:type="dxa" w:w="3402"/>
+            <w:tcW w:type="dxa" w:w="3118"/>
             <w:shd w:val="clear" w:color="auto" w:fill="FFFFFF"/>
             <w:tcBorders>
-              <w:top w:val="single" w:sz="4" w:color="CBD5E1"/>
-              <w:bottom w:val="single" w:sz="4" w:color="CBD5E1"/>
-              <w:left w:val="single" w:sz="4" w:color="CBD5E1"/>
-              <w:right w:val="single" w:sz="4" w:color="CBD5E1"/>
+              <w:top w:val="single" w:sz="3" w:color="CBD5E1"/>
+              <w:bottom w:val="single" w:sz="3" w:color="CBD5E1"/>
+              <w:left w:val="single" w:sz="3" w:color="CBD5E1"/>
+              <w:right w:val="single" w:sz="3" w:color="CBD5E1"/>
               <w:insideH w:val="none" w:sz="0" w:color="auto"/>
               <w:insideV w:val="none" w:sz="0" w:color="auto"/>
             </w:tcBorders>
             <w:tcMar>
-              <w:top w:w="55" w:type="dxa"/>
-              <w:bottom w:w="55" w:type="dxa"/>
+              <w:top w:w="60" w:type="dxa"/>
+              <w:bottom w:w="60" w:type="dxa"/>
               <w:left w:w="100" w:type="dxa"/>
               <w:right w:w="100" w:type="dxa"/>
             </w:tcMar>
@@ -1900,13 +2559,13 @@
           <w:p>
             <w:r>
               <w:rPr>
-                <w:rFonts w:ascii="Inter" w:hAnsi="Inter" w:eastAsia="Inter"/>
+                <w:rFonts w:ascii="Calibri" w:hAnsi="Calibri" w:eastAsia="Calibri"/>
                 <w:b w:val="0"/>
                 <w:i w:val="0"/>
                 <w:color w:val="0F172A"/>
                 <w:sz w:val="17"/>
               </w:rPr>
-              <w:t>€[ ] / month add-on</w:t>
+              <w:t>€[ ]/month add-on</w:t>
             </w:r>
           </w:p>
         </w:tc>
@@ -1914,7 +2573,12 @@
     </w:tbl>
     <w:p>
       <w:pPr>
-        <w:spacing w:before="0" w:after="120"/>
+        <w:spacing w:before="0" w:after="160" w:line="276" w:lineRule="auto"/>
+      </w:pPr>
+    </w:p>
+    <w:p>
+      <w:pPr>
+        <w:spacing w:before="200" w:after="0" w:line="276" w:lineRule="auto"/>
       </w:pPr>
     </w:p>
     <w:tbl>
@@ -1924,13 +2588,173 @@
         <w:tblLook w:firstColumn="1" w:firstRow="1" w:lastColumn="0" w:lastRow="0" w:noHBand="0" w:noVBand="1" w:val="04A0"/>
       </w:tblPr>
       <w:tblGrid>
-        <w:gridCol w:w="4703"/>
-        <w:gridCol w:w="4703"/>
+        <w:gridCol w:w="4759"/>
+        <w:gridCol w:w="4759"/>
       </w:tblGrid>
       <w:tr>
+        <w:trPr>
+          <w:trHeight w:val="480" w:hRule="atLeast"/>
+        </w:trPr>
         <w:tc>
           <w:tcPr>
-            <w:tcW w:type="dxa" w:w="850"/>
+            <w:tcW w:type="dxa" w:w="907"/>
+            <w:tcBorders>
+              <w:top w:val="none" w:sz="0" w:color="auto"/>
+              <w:bottom w:val="none" w:sz="0" w:color="auto"/>
+              <w:left w:val="none" w:sz="0" w:color="auto"/>
+              <w:right w:val="none" w:sz="0" w:color="auto"/>
+              <w:insideH w:val="none" w:sz="0" w:color="auto"/>
+              <w:insideV w:val="none" w:sz="0" w:color="auto"/>
+            </w:tcBorders>
+            <w:shd w:val="clear" w:color="auto" w:fill="0F766E"/>
+            <w:tcMar>
+              <w:top w:w="100" w:type="dxa"/>
+              <w:bottom w:w="100" w:type="dxa"/>
+              <w:left w:w="140" w:type="dxa"/>
+              <w:right w:w="100" w:type="dxa"/>
+            </w:tcMar>
+            <w:vAlign w:val="center"/>
+          </w:tcPr>
+          <w:p>
+            <w:pPr>
+              <w:jc w:val="center"/>
+            </w:pPr>
+            <w:r>
+              <w:rPr>
+                <w:rFonts w:ascii="Poppins" w:hAnsi="Poppins" w:eastAsia="Poppins"/>
+                <w:b/>
+                <w:i w:val="0"/>
+                <w:color w:val="FFFFFF"/>
+                <w:sz w:val="26"/>
+              </w:rPr>
+              <w:t>04</w:t>
+            </w:r>
+          </w:p>
+        </w:tc>
+        <w:tc>
+          <w:tcPr>
+            <w:tcW w:type="dxa" w:w="4759"/>
+            <w:tcBorders>
+              <w:top w:val="none" w:sz="0" w:color="auto"/>
+              <w:bottom w:val="none" w:sz="0" w:color="auto"/>
+              <w:left w:val="none" w:sz="0" w:color="auto"/>
+              <w:right w:val="none" w:sz="0" w:color="auto"/>
+              <w:insideH w:val="none" w:sz="0" w:color="auto"/>
+              <w:insideV w:val="none" w:sz="0" w:color="auto"/>
+            </w:tcBorders>
+            <w:shd w:val="clear" w:color="auto" w:fill="0F172A"/>
+            <w:tcMar>
+              <w:top w:w="100" w:type="dxa"/>
+              <w:bottom w:w="100" w:type="dxa"/>
+              <w:left w:w="180" w:type="dxa"/>
+              <w:right w:w="120" w:type="dxa"/>
+            </w:tcMar>
+            <w:vAlign w:val="center"/>
+          </w:tcPr>
+          <w:p>
+            <w:r>
+              <w:rPr>
+                <w:rFonts w:ascii="Poppins" w:hAnsi="Poppins" w:eastAsia="Poppins"/>
+                <w:b/>
+                <w:i w:val="0"/>
+                <w:color w:val="0F766E"/>
+                <w:sz w:val="21"/>
+              </w:rPr>
+              <w:t xml:space="preserve">— </w:t>
+            </w:r>
+            <w:r>
+              <w:rPr>
+                <w:rFonts w:ascii="Poppins" w:hAnsi="Poppins" w:eastAsia="Poppins"/>
+                <w:b/>
+                <w:i w:val="0"/>
+                <w:color w:val="FFFFFF"/>
+                <w:sz w:val="21"/>
+              </w:rPr>
+              <w:t>MONTHLY CLOSE TIMELINE</w:t>
+            </w:r>
+          </w:p>
+        </w:tc>
+      </w:tr>
+    </w:tbl>
+    <w:p>
+      <w:pPr>
+        <w:spacing w:before="0" w:after="120" w:line="276" w:lineRule="auto"/>
+      </w:pPr>
+    </w:p>
+    <w:p>
+      <w:pPr>
+        <w:jc w:val="both"/>
+        <w:spacing w:before="0" w:after="80" w:line="276" w:lineRule="auto"/>
+      </w:pPr>
+      <w:r>
+        <w:rPr>
+          <w:rFonts w:ascii="Calibri" w:hAnsi="Calibri" w:eastAsia="Calibri"/>
+          <w:b w:val="0"/>
+          <w:i w:val="0"/>
+          <w:color w:val="0F172A"/>
+          <w:sz w:val="19"/>
+        </w:rPr>
+        <w:t>Every month follows a structured, predictable process. You will always know where things stand.</w:t>
+      </w:r>
+    </w:p>
+    <w:p/>
+    <w:tbl>
+      <w:tblPr>
+        <w:tblW w:type="auto" w:w="0"/>
+        <w:jc w:val="center"/>
+        <w:tblLook w:firstColumn="1" w:firstRow="1" w:lastColumn="0" w:lastRow="0" w:noHBand="0" w:noVBand="1" w:val="04A0"/>
+      </w:tblPr>
+      <w:tblGrid>
+        <w:gridCol w:w="1360"/>
+        <w:gridCol w:w="1360"/>
+        <w:gridCol w:w="1360"/>
+        <w:gridCol w:w="1360"/>
+        <w:gridCol w:w="1360"/>
+        <w:gridCol w:w="1360"/>
+        <w:gridCol w:w="1360"/>
+      </w:tblGrid>
+      <w:tr>
+        <w:trPr>
+          <w:trHeight w:val="480" w:hRule="atLeast"/>
+        </w:trPr>
+        <w:tc>
+          <w:tcPr>
+            <w:tcW w:type="dxa" w:w="1360"/>
+            <w:tcBorders>
+              <w:top w:val="none" w:sz="0" w:color="auto"/>
+              <w:bottom w:val="none" w:sz="0" w:color="auto"/>
+              <w:left w:val="none" w:sz="0" w:color="auto"/>
+              <w:right w:val="none" w:sz="0" w:color="auto"/>
+              <w:insideH w:val="none" w:sz="0" w:color="auto"/>
+              <w:insideV w:val="none" w:sz="0" w:color="auto"/>
+            </w:tcBorders>
+            <w:shd w:val="clear" w:color="auto" w:fill="0F766E"/>
+            <w:tcMar>
+              <w:top w:w="80" w:type="dxa"/>
+              <w:bottom w:w="55" w:type="dxa"/>
+              <w:left w:w="100" w:type="dxa"/>
+              <w:right w:w="100" w:type="dxa"/>
+            </w:tcMar>
+          </w:tcPr>
+          <w:p>
+            <w:pPr>
+              <w:jc w:val="center"/>
+            </w:pPr>
+            <w:r>
+              <w:rPr>
+                <w:rFonts w:ascii="Poppins" w:hAnsi="Poppins" w:eastAsia="Poppins"/>
+                <w:b/>
+                <w:i w:val="0"/>
+                <w:color w:val="FFFFFF"/>
+                <w:sz w:val="28"/>
+              </w:rPr>
+              <w:t>01</w:t>
+            </w:r>
+          </w:p>
+        </w:tc>
+        <w:tc>
+          <w:tcPr>
+            <w:tcW w:type="dxa" w:w="1360"/>
             <w:tcBorders>
               <w:top w:val="none" w:sz="0" w:color="auto"/>
               <w:bottom w:val="none" w:sz="0" w:color="auto"/>
@@ -1940,15 +2764,15 @@
               <w:insideV w:val="none" w:sz="0" w:color="auto"/>
             </w:tcBorders>
             <w:tcMar>
-              <w:top w:w="0" w:type="dxa"/>
-              <w:bottom w:w="0" w:type="dxa"/>
-              <w:left w:w="0" w:type="dxa"/>
-              <w:right w:w="60" w:type="dxa"/>
+              <w:top w:w="80" w:type="dxa"/>
+              <w:bottom w:w="55" w:type="dxa"/>
+              <w:left w:w="30" w:type="dxa"/>
+              <w:right w:w="30" w:type="dxa"/>
             </w:tcMar>
           </w:tcPr>
           <w:p>
             <w:pPr>
-              <w:spacing w:before="0" w:after="0"/>
+              <w:jc w:val="center"/>
             </w:pPr>
             <w:r>
               <w:rPr>
@@ -1956,15 +2780,50 @@
                 <w:b/>
                 <w:i w:val="0"/>
                 <w:color w:val="0F766E"/>
-                <w:sz w:val="20"/>
+                <w:sz w:val="28"/>
               </w:rPr>
-              <w:t>04</w:t>
+              <w:t>→</w:t>
             </w:r>
           </w:p>
         </w:tc>
         <w:tc>
           <w:tcPr>
-            <w:tcW w:type="dxa" w:w="4703"/>
+            <w:tcW w:type="dxa" w:w="1360"/>
+            <w:tcBorders>
+              <w:top w:val="none" w:sz="0" w:color="auto"/>
+              <w:bottom w:val="none" w:sz="0" w:color="auto"/>
+              <w:left w:val="none" w:sz="0" w:color="auto"/>
+              <w:right w:val="none" w:sz="0" w:color="auto"/>
+              <w:insideH w:val="none" w:sz="0" w:color="auto"/>
+              <w:insideV w:val="none" w:sz="0" w:color="auto"/>
+            </w:tcBorders>
+            <w:shd w:val="clear" w:color="auto" w:fill="0F766E"/>
+            <w:tcMar>
+              <w:top w:w="80" w:type="dxa"/>
+              <w:bottom w:w="55" w:type="dxa"/>
+              <w:left w:w="100" w:type="dxa"/>
+              <w:right w:w="100" w:type="dxa"/>
+            </w:tcMar>
+          </w:tcPr>
+          <w:p>
+            <w:pPr>
+              <w:jc w:val="center"/>
+            </w:pPr>
+            <w:r>
+              <w:rPr>
+                <w:rFonts w:ascii="Poppins" w:hAnsi="Poppins" w:eastAsia="Poppins"/>
+                <w:b/>
+                <w:i w:val="0"/>
+                <w:color w:val="FFFFFF"/>
+                <w:sz w:val="28"/>
+              </w:rPr>
+              <w:t>02</w:t>
+            </w:r>
+          </w:p>
+        </w:tc>
+        <w:tc>
+          <w:tcPr>
+            <w:tcW w:type="dxa" w:w="1360"/>
             <w:tcBorders>
               <w:top w:val="none" w:sz="0" w:color="auto"/>
               <w:bottom w:val="none" w:sz="0" w:color="auto"/>
@@ -1974,119 +2833,66 @@
               <w:insideV w:val="none" w:sz="0" w:color="auto"/>
             </w:tcBorders>
             <w:tcMar>
-              <w:top w:w="0" w:type="dxa"/>
-              <w:bottom w:w="0" w:type="dxa"/>
-              <w:left w:w="0" w:type="dxa"/>
-              <w:right w:w="0" w:type="dxa"/>
+              <w:top w:w="80" w:type="dxa"/>
+              <w:bottom w:w="55" w:type="dxa"/>
+              <w:left w:w="30" w:type="dxa"/>
+              <w:right w:w="30" w:type="dxa"/>
             </w:tcMar>
           </w:tcPr>
           <w:p>
             <w:pPr>
-              <w:spacing w:before="0" w:after="0"/>
+              <w:jc w:val="center"/>
             </w:pPr>
             <w:r>
               <w:rPr>
                 <w:rFonts w:ascii="Poppins" w:hAnsi="Poppins" w:eastAsia="Poppins"/>
                 <w:b/>
                 <w:i w:val="0"/>
-                <w:color w:val="0F172A"/>
-                <w:sz w:val="20"/>
+                <w:color w:val="0F766E"/>
+                <w:sz w:val="28"/>
               </w:rPr>
-              <w:t>—  SERVICE BOUNDARIES — WHAT IS NOT INCLUDED</w:t>
+              <w:t>→</w:t>
             </w:r>
           </w:p>
         </w:tc>
-      </w:tr>
-    </w:tbl>
-    <w:p>
-      <w:pPr>
-        <w:spacing w:before="120" w:after="120"/>
-        <w:pBdr>
-          <w:bottom w:val="single" w:sz="8" w:space="1" w:color="0F766E"/>
-        </w:pBdr>
-      </w:pPr>
-    </w:p>
-    <w:tbl>
-      <w:tblPr>
-        <w:tblW w:type="auto" w:w="0"/>
-        <w:jc w:val="center"/>
-        <w:tblLook w:firstColumn="1" w:firstRow="1" w:lastColumn="0" w:lastRow="0" w:noHBand="0" w:noVBand="1" w:val="04A0"/>
-      </w:tblPr>
-      <w:tblGrid>
-        <w:gridCol w:w="9406"/>
-      </w:tblGrid>
-      <w:tr>
         <w:tc>
           <w:tcPr>
-            <w:tcW w:type="dxa" w:w="9406"/>
-            <w:shd w:val="clear" w:color="auto" w:fill="FFFBEB"/>
-            <w:tcMar>
-              <w:top w:w="100" w:type="dxa"/>
-              <w:bottom w:w="100" w:type="dxa"/>
-              <w:left w:w="160" w:type="dxa"/>
-              <w:right w:w="160" w:type="dxa"/>
-            </w:tcMar>
+            <w:tcW w:type="dxa" w:w="1360"/>
             <w:tcBorders>
-              <w:left w:val="single" w:sz="14" w:color="D97706"/>
+              <w:top w:val="none" w:sz="0" w:color="auto"/>
+              <w:bottom w:val="none" w:sz="0" w:color="auto"/>
+              <w:left w:val="none" w:sz="0" w:color="auto"/>
+              <w:right w:val="none" w:sz="0" w:color="auto"/>
               <w:insideH w:val="none" w:sz="0" w:color="auto"/>
               <w:insideV w:val="none" w:sz="0" w:color="auto"/>
-              <w:top w:val="single" w:sz="4" w:color="CBD5E1"/>
-              <w:right w:val="single" w:sz="4" w:color="CBD5E1"/>
-              <w:bottom w:val="single" w:sz="4" w:color="CBD5E1"/>
             </w:tcBorders>
+            <w:shd w:val="clear" w:color="auto" w:fill="0F766E"/>
+            <w:tcMar>
+              <w:top w:w="80" w:type="dxa"/>
+              <w:bottom w:w="55" w:type="dxa"/>
+              <w:left w:w="100" w:type="dxa"/>
+              <w:right w:w="100" w:type="dxa"/>
+            </w:tcMar>
           </w:tcPr>
           <w:p>
             <w:pPr>
-              <w:spacing w:before="0" w:after="0"/>
-            </w:pPr>
-            <w:r>
-              <w:rPr>
-                <w:rFonts w:ascii="Inter" w:hAnsi="Inter" w:eastAsia="Inter"/>
-                <w:b w:val="0"/>
-                <w:i w:val="0"/>
-                <w:color w:val="0F172A"/>
-                <w:sz w:val="18"/>
-              </w:rPr>
-              <w:t>The following are outside the scope of bookkeeping unless separately contracted and legally permitted in your jurisdiction: tax advice and return preparation, audit and assurance services, payroll processing, legal advice, regulatory compliance, CFO services.</w:t>
-            </w:r>
-          </w:p>
-          <w:p>
-            <w:pPr>
-              <w:spacing w:before="0" w:after="80"/>
+              <w:jc w:val="center"/>
             </w:pPr>
             <w:r>
               <w:rPr>
                 <w:rFonts w:ascii="Poppins" w:hAnsi="Poppins" w:eastAsia="Poppins"/>
                 <w:b/>
                 <w:i w:val="0"/>
-                <w:color w:val="D97706"/>
-                <w:sz w:val="14"/>
+                <w:color w:val="FFFFFF"/>
+                <w:sz w:val="28"/>
               </w:rPr>
-              <w:t>SERVICE SCOPE EXCLUSIONS</w:t>
+              <w:t>03</w:t>
             </w:r>
           </w:p>
         </w:tc>
-      </w:tr>
-    </w:tbl>
-    <w:p>
-      <w:pPr>
-        <w:spacing w:before="0" w:after="80"/>
-      </w:pPr>
-    </w:p>
-    <w:tbl>
-      <w:tblPr>
-        <w:tblW w:type="auto" w:w="0"/>
-        <w:jc w:val="center"/>
-        <w:tblLook w:firstColumn="1" w:firstRow="1" w:lastColumn="0" w:lastRow="0" w:noHBand="0" w:noVBand="1" w:val="04A0"/>
-      </w:tblPr>
-      <w:tblGrid>
-        <w:gridCol w:w="4703"/>
-        <w:gridCol w:w="4703"/>
-      </w:tblGrid>
-      <w:tr>
         <w:tc>
           <w:tcPr>
-            <w:tcW w:type="dxa" w:w="850"/>
+            <w:tcW w:type="dxa" w:w="1360"/>
             <w:tcBorders>
               <w:top w:val="none" w:sz="0" w:color="auto"/>
               <w:bottom w:val="none" w:sz="0" w:color="auto"/>
@@ -2096,15 +2902,15 @@
               <w:insideV w:val="none" w:sz="0" w:color="auto"/>
             </w:tcBorders>
             <w:tcMar>
-              <w:top w:w="0" w:type="dxa"/>
-              <w:bottom w:w="0" w:type="dxa"/>
-              <w:left w:w="0" w:type="dxa"/>
-              <w:right w:w="60" w:type="dxa"/>
+              <w:top w:w="80" w:type="dxa"/>
+              <w:bottom w:w="55" w:type="dxa"/>
+              <w:left w:w="30" w:type="dxa"/>
+              <w:right w:w="30" w:type="dxa"/>
             </w:tcMar>
           </w:tcPr>
           <w:p>
             <w:pPr>
-              <w:spacing w:before="0" w:after="0"/>
+              <w:jc w:val="center"/>
             </w:pPr>
             <w:r>
               <w:rPr>
@@ -2112,15 +2918,105 @@
                 <w:b/>
                 <w:i w:val="0"/>
                 <w:color w:val="0F766E"/>
-                <w:sz w:val="20"/>
+                <w:sz w:val="28"/>
               </w:rPr>
-              <w:t>05</w:t>
+              <w:t>→</w:t>
             </w:r>
           </w:p>
         </w:tc>
         <w:tc>
           <w:tcPr>
-            <w:tcW w:type="dxa" w:w="4703"/>
+            <w:tcW w:type="dxa" w:w="1360"/>
+            <w:tcBorders>
+              <w:top w:val="none" w:sz="0" w:color="auto"/>
+              <w:bottom w:val="none" w:sz="0" w:color="auto"/>
+              <w:left w:val="none" w:sz="0" w:color="auto"/>
+              <w:right w:val="none" w:sz="0" w:color="auto"/>
+              <w:insideH w:val="none" w:sz="0" w:color="auto"/>
+              <w:insideV w:val="none" w:sz="0" w:color="auto"/>
+            </w:tcBorders>
+            <w:shd w:val="clear" w:color="auto" w:fill="0F766E"/>
+            <w:tcMar>
+              <w:top w:w="80" w:type="dxa"/>
+              <w:bottom w:w="55" w:type="dxa"/>
+              <w:left w:w="100" w:type="dxa"/>
+              <w:right w:w="100" w:type="dxa"/>
+            </w:tcMar>
+          </w:tcPr>
+          <w:p>
+            <w:pPr>
+              <w:jc w:val="center"/>
+            </w:pPr>
+            <w:r>
+              <w:rPr>
+                <w:rFonts w:ascii="Poppins" w:hAnsi="Poppins" w:eastAsia="Poppins"/>
+                <w:b/>
+                <w:i w:val="0"/>
+                <w:color w:val="FFFFFF"/>
+                <w:sz w:val="28"/>
+              </w:rPr>
+              <w:t>04</w:t>
+            </w:r>
+          </w:p>
+        </w:tc>
+      </w:tr>
+      <w:tr>
+        <w:trPr>
+          <w:trHeight w:val="560" w:hRule="atLeast"/>
+        </w:trPr>
+        <w:tc>
+          <w:tcPr>
+            <w:tcW w:type="dxa" w:w="1360"/>
+            <w:shd w:val="clear" w:color="auto" w:fill="F8FAFC"/>
+            <w:tcBorders>
+              <w:top w:val="single" w:sz="8" w:color="0F766E"/>
+              <w:bottom w:val="none" w:sz="0" w:color="auto"/>
+              <w:left w:val="none" w:sz="0" w:color="auto"/>
+              <w:right w:val="none" w:sz="0" w:color="auto"/>
+              <w:insideH w:val="none" w:sz="0" w:color="auto"/>
+              <w:insideV w:val="none" w:sz="0" w:color="auto"/>
+            </w:tcBorders>
+            <w:tcMar>
+              <w:top w:w="80" w:type="dxa"/>
+              <w:bottom w:w="80" w:type="dxa"/>
+              <w:left w:w="80" w:type="dxa"/>
+              <w:right w:w="80" w:type="dxa"/>
+            </w:tcMar>
+          </w:tcPr>
+          <w:p>
+            <w:pPr>
+              <w:jc w:val="center"/>
+            </w:pPr>
+            <w:r>
+              <w:rPr>
+                <w:rFonts w:ascii="Poppins" w:hAnsi="Poppins" w:eastAsia="Poppins"/>
+                <w:b/>
+                <w:i w:val="0"/>
+                <w:color w:val="0F172A"/>
+                <w:sz w:val="16"/>
+              </w:rPr>
+              <w:t>Records Ready</w:t>
+            </w:r>
+          </w:p>
+          <w:p>
+            <w:pPr>
+              <w:jc w:val="center"/>
+            </w:pPr>
+            <w:r>
+              <w:rPr>
+                <w:rFonts w:ascii="Calibri" w:hAnsi="Calibri" w:eastAsia="Calibri"/>
+                <w:b w:val="0"/>
+                <w:i/>
+                <w:color w:val="64748B"/>
+                <w:sz w:val="15"/>
+              </w:rPr>
+              <w:t>Days 1–5</w:t>
+            </w:r>
+          </w:p>
+        </w:tc>
+        <w:tc>
+          <w:tcPr>
+            <w:tcW w:type="dxa" w:w="1360"/>
             <w:tcBorders>
               <w:top w:val="none" w:sz="0" w:color="auto"/>
               <w:bottom w:val="none" w:sz="0" w:color="auto"/>
@@ -2130,15 +3026,36 @@
               <w:insideV w:val="none" w:sz="0" w:color="auto"/>
             </w:tcBorders>
             <w:tcMar>
-              <w:top w:w="0" w:type="dxa"/>
-              <w:bottom w:w="0" w:type="dxa"/>
-              <w:left w:w="0" w:type="dxa"/>
-              <w:right w:w="0" w:type="dxa"/>
+              <w:top w:w="80" w:type="dxa"/>
+              <w:bottom w:w="80" w:type="dxa"/>
+              <w:left w:w="30" w:type="dxa"/>
+              <w:right w:w="30" w:type="dxa"/>
+            </w:tcMar>
+          </w:tcPr>
+          <w:p/>
+        </w:tc>
+        <w:tc>
+          <w:tcPr>
+            <w:tcW w:type="dxa" w:w="1360"/>
+            <w:shd w:val="clear" w:color="auto" w:fill="F8FAFC"/>
+            <w:tcBorders>
+              <w:top w:val="single" w:sz="8" w:color="0F766E"/>
+              <w:bottom w:val="none" w:sz="0" w:color="auto"/>
+              <w:left w:val="none" w:sz="0" w:color="auto"/>
+              <w:right w:val="none" w:sz="0" w:color="auto"/>
+              <w:insideH w:val="none" w:sz="0" w:color="auto"/>
+              <w:insideV w:val="none" w:sz="0" w:color="auto"/>
+            </w:tcBorders>
+            <w:tcMar>
+              <w:top w:w="80" w:type="dxa"/>
+              <w:bottom w:w="80" w:type="dxa"/>
+              <w:left w:w="80" w:type="dxa"/>
+              <w:right w:w="80" w:type="dxa"/>
             </w:tcMar>
           </w:tcPr>
           <w:p>
             <w:pPr>
-              <w:spacing w:before="0" w:after="0"/>
+              <w:jc w:val="center"/>
             </w:pPr>
             <w:r>
               <w:rPr>
@@ -2146,148 +3063,30 @@
                 <w:b/>
                 <w:i w:val="0"/>
                 <w:color w:val="0F172A"/>
-                <w:sz w:val="20"/>
+                <w:sz w:val="16"/>
               </w:rPr>
-              <w:t>—  CLIENT RESPONSIBILITIES</w:t>
+              <w:t>Bookkeeping</w:t>
+            </w:r>
+          </w:p>
+          <w:p>
+            <w:pPr>
+              <w:jc w:val="center"/>
+            </w:pPr>
+            <w:r>
+              <w:rPr>
+                <w:rFonts w:ascii="Calibri" w:hAnsi="Calibri" w:eastAsia="Calibri"/>
+                <w:b w:val="0"/>
+                <w:i/>
+                <w:color w:val="64748B"/>
+                <w:sz w:val="15"/>
+              </w:rPr>
+              <w:t>Days 5–12</w:t>
             </w:r>
           </w:p>
         </w:tc>
-      </w:tr>
-    </w:tbl>
-    <w:p>
-      <w:pPr>
-        <w:spacing w:before="120" w:after="120"/>
-        <w:pBdr>
-          <w:bottom w:val="single" w:sz="8" w:space="1" w:color="0F766E"/>
-        </w:pBdr>
-      </w:pPr>
-    </w:p>
-    <w:p>
-      <w:pPr>
-        <w:jc w:val="both"/>
-        <w:spacing w:before="0" w:after="80"/>
-      </w:pPr>
-      <w:r>
-        <w:rPr>
-          <w:rFonts w:ascii="Inter" w:hAnsi="Inter" w:eastAsia="Inter"/>
-          <w:b w:val="0"/>
-          <w:i w:val="0"/>
-          <w:color w:val="0F172A"/>
-          <w:sz w:val="19"/>
-        </w:rPr>
-        <w:t>A successful engagement requires active client participation. Clients are responsible for:</w:t>
-      </w:r>
-    </w:p>
-    <w:p>
-      <w:pPr>
-        <w:pStyle w:val="ListBullet"/>
-        <w:spacing w:before="0" w:after="40"/>
-      </w:pPr>
-      <w:r>
-        <w:rPr>
-          <w:rFonts w:ascii="Inter" w:hAnsi="Inter" w:eastAsia="Inter"/>
-          <w:b w:val="0"/>
-          <w:i w:val="0"/>
-          <w:color w:val="0F172A"/>
-          <w:sz w:val="19"/>
-        </w:rPr>
-        <w:t>Providing complete and accurate records by the agreed deadline each month</w:t>
-      </w:r>
-    </w:p>
-    <w:p>
-      <w:pPr>
-        <w:pStyle w:val="ListBullet"/>
-        <w:spacing w:before="0" w:after="40"/>
-      </w:pPr>
-      <w:r>
-        <w:rPr>
-          <w:rFonts w:ascii="Inter" w:hAnsi="Inter" w:eastAsia="Inter"/>
-          <w:b w:val="0"/>
-          <w:i w:val="0"/>
-          <w:color w:val="0F172A"/>
-          <w:sz w:val="19"/>
-        </w:rPr>
-        <w:t>Maintaining secure account access and approving role-based software invitations</w:t>
-      </w:r>
-    </w:p>
-    <w:p>
-      <w:pPr>
-        <w:pStyle w:val="ListBullet"/>
-        <w:spacing w:before="0" w:after="40"/>
-      </w:pPr>
-      <w:r>
-        <w:rPr>
-          <w:rFonts w:ascii="Inter" w:hAnsi="Inter" w:eastAsia="Inter"/>
-          <w:b w:val="0"/>
-          <w:i w:val="0"/>
-          <w:color w:val="0F172A"/>
-          <w:sz w:val="19"/>
-        </w:rPr>
-        <w:t>Answering transaction questions within [X] business days</w:t>
-      </w:r>
-    </w:p>
-    <w:p>
-      <w:pPr>
-        <w:pStyle w:val="ListBullet"/>
-        <w:spacing w:before="0" w:after="40"/>
-      </w:pPr>
-      <w:r>
-        <w:rPr>
-          <w:rFonts w:ascii="Inter" w:hAnsi="Inter" w:eastAsia="Inter"/>
-          <w:b w:val="0"/>
-          <w:i w:val="0"/>
-          <w:color w:val="0F172A"/>
-          <w:sz w:val="19"/>
-        </w:rPr>
-        <w:t>Retaining original source documents for the legally required period</w:t>
-      </w:r>
-    </w:p>
-    <w:p>
-      <w:pPr>
-        <w:pStyle w:val="ListBullet"/>
-        <w:spacing w:before="0" w:after="40"/>
-      </w:pPr>
-      <w:r>
-        <w:rPr>
-          <w:rFonts w:ascii="Inter" w:hAnsi="Inter" w:eastAsia="Inter"/>
-          <w:b w:val="0"/>
-          <w:i w:val="0"/>
-          <w:color w:val="0F172A"/>
-          <w:sz w:val="19"/>
-        </w:rPr>
-        <w:t>Reviewing reports and notifying us promptly of errors or material events</w:t>
-      </w:r>
-    </w:p>
-    <w:p>
-      <w:pPr>
-        <w:pStyle w:val="ListBullet"/>
-        <w:spacing w:before="0" w:after="40"/>
-      </w:pPr>
-      <w:r>
-        <w:rPr>
-          <w:rFonts w:ascii="Inter" w:hAnsi="Inter" w:eastAsia="Inter"/>
-          <w:b w:val="0"/>
-          <w:i w:val="0"/>
-          <w:color w:val="0F172A"/>
-          <w:sz w:val="19"/>
-        </w:rPr>
-        <w:t>Engaging a qualified tax professional for all tax advice and return filings</w:t>
-      </w:r>
-    </w:p>
-    <w:tbl>
-      <w:tblPr>
-        <w:tblW w:type="auto" w:w="0"/>
-        <w:jc w:val="center"/>
-        <w:tblLook w:firstColumn="1" w:firstRow="1" w:lastColumn="0" w:lastRow="0" w:noHBand="0" w:noVBand="1" w:val="04A0"/>
-      </w:tblPr>
-      <w:tblGrid>
-        <w:gridCol w:w="4703"/>
-        <w:gridCol w:w="4703"/>
-      </w:tblGrid>
-      <w:tr>
         <w:tc>
           <w:tcPr>
-            <w:tcW w:type="dxa" w:w="850"/>
+            <w:tcW w:type="dxa" w:w="1360"/>
             <w:tcBorders>
               <w:top w:val="none" w:sz="0" w:color="auto"/>
               <w:bottom w:val="none" w:sz="0" w:color="auto"/>
@@ -2297,31 +3096,67 @@
               <w:insideV w:val="none" w:sz="0" w:color="auto"/>
             </w:tcBorders>
             <w:tcMar>
-              <w:top w:w="0" w:type="dxa"/>
-              <w:bottom w:w="0" w:type="dxa"/>
-              <w:left w:w="0" w:type="dxa"/>
-              <w:right w:w="60" w:type="dxa"/>
+              <w:top w:w="80" w:type="dxa"/>
+              <w:bottom w:w="80" w:type="dxa"/>
+              <w:left w:w="30" w:type="dxa"/>
+              <w:right w:w="30" w:type="dxa"/>
+            </w:tcMar>
+          </w:tcPr>
+          <w:p/>
+        </w:tc>
+        <w:tc>
+          <w:tcPr>
+            <w:tcW w:type="dxa" w:w="1360"/>
+            <w:shd w:val="clear" w:color="auto" w:fill="F8FAFC"/>
+            <w:tcBorders>
+              <w:top w:val="single" w:sz="8" w:color="0F766E"/>
+              <w:bottom w:val="none" w:sz="0" w:color="auto"/>
+              <w:left w:val="none" w:sz="0" w:color="auto"/>
+              <w:right w:val="none" w:sz="0" w:color="auto"/>
+              <w:insideH w:val="none" w:sz="0" w:color="auto"/>
+              <w:insideV w:val="none" w:sz="0" w:color="auto"/>
+            </w:tcBorders>
+            <w:tcMar>
+              <w:top w:w="80" w:type="dxa"/>
+              <w:bottom w:w="80" w:type="dxa"/>
+              <w:left w:w="80" w:type="dxa"/>
+              <w:right w:w="80" w:type="dxa"/>
             </w:tcMar>
           </w:tcPr>
           <w:p>
             <w:pPr>
-              <w:spacing w:before="0" w:after="0"/>
+              <w:jc w:val="center"/>
             </w:pPr>
             <w:r>
               <w:rPr>
                 <w:rFonts w:ascii="Poppins" w:hAnsi="Poppins" w:eastAsia="Poppins"/>
                 <w:b/>
                 <w:i w:val="0"/>
-                <w:color w:val="0F766E"/>
-                <w:sz w:val="20"/>
+                <w:color w:val="0F172A"/>
+                <w:sz w:val="16"/>
               </w:rPr>
-              <w:t>06</w:t>
+              <w:t>Q&amp;A Round</w:t>
+            </w:r>
+          </w:p>
+          <w:p>
+            <w:pPr>
+              <w:jc w:val="center"/>
+            </w:pPr>
+            <w:r>
+              <w:rPr>
+                <w:rFonts w:ascii="Calibri" w:hAnsi="Calibri" w:eastAsia="Calibri"/>
+                <w:b w:val="0"/>
+                <w:i/>
+                <w:color w:val="64748B"/>
+                <w:sz w:val="15"/>
+              </w:rPr>
+              <w:t>Days 12–18</w:t>
             </w:r>
           </w:p>
         </w:tc>
         <w:tc>
           <w:tcPr>
-            <w:tcW w:type="dxa" w:w="4703"/>
+            <w:tcW w:type="dxa" w:w="1360"/>
             <w:tcBorders>
               <w:top w:val="none" w:sz="0" w:color="auto"/>
               <w:bottom w:val="none" w:sz="0" w:color="auto"/>
@@ -2331,15 +3166,36 @@
               <w:insideV w:val="none" w:sz="0" w:color="auto"/>
             </w:tcBorders>
             <w:tcMar>
-              <w:top w:w="0" w:type="dxa"/>
-              <w:bottom w:w="0" w:type="dxa"/>
-              <w:left w:w="0" w:type="dxa"/>
-              <w:right w:w="0" w:type="dxa"/>
+              <w:top w:w="80" w:type="dxa"/>
+              <w:bottom w:w="80" w:type="dxa"/>
+              <w:left w:w="30" w:type="dxa"/>
+              <w:right w:w="30" w:type="dxa"/>
+            </w:tcMar>
+          </w:tcPr>
+          <w:p/>
+        </w:tc>
+        <w:tc>
+          <w:tcPr>
+            <w:tcW w:type="dxa" w:w="1360"/>
+            <w:shd w:val="clear" w:color="auto" w:fill="F8FAFC"/>
+            <w:tcBorders>
+              <w:top w:val="single" w:sz="8" w:color="0F766E"/>
+              <w:bottom w:val="none" w:sz="0" w:color="auto"/>
+              <w:left w:val="none" w:sz="0" w:color="auto"/>
+              <w:right w:val="none" w:sz="0" w:color="auto"/>
+              <w:insideH w:val="none" w:sz="0" w:color="auto"/>
+              <w:insideV w:val="none" w:sz="0" w:color="auto"/>
+            </w:tcBorders>
+            <w:tcMar>
+              <w:top w:w="80" w:type="dxa"/>
+              <w:bottom w:w="80" w:type="dxa"/>
+              <w:left w:w="80" w:type="dxa"/>
+              <w:right w:w="80" w:type="dxa"/>
             </w:tcMar>
           </w:tcPr>
           <w:p>
             <w:pPr>
-              <w:spacing w:before="0" w:after="0"/>
+              <w:jc w:val="center"/>
             </w:pPr>
             <w:r>
               <w:rPr>
@@ -2347,9 +3203,24 @@
                 <w:b/>
                 <w:i w:val="0"/>
                 <w:color w:val="0F172A"/>
-                <w:sz w:val="20"/>
+                <w:sz w:val="16"/>
               </w:rPr>
-              <w:t>—  MONTHLY TIMELINE</w:t>
+              <w:t>Reports Delivered</w:t>
+            </w:r>
+          </w:p>
+          <w:p>
+            <w:pPr>
+              <w:jc w:val="center"/>
+            </w:pPr>
+            <w:r>
+              <w:rPr>
+                <w:rFonts w:ascii="Calibri" w:hAnsi="Calibri" w:eastAsia="Calibri"/>
+                <w:b w:val="0"/>
+                <w:i/>
+                <w:color w:val="64748B"/>
+                <w:sz w:val="15"/>
+              </w:rPr>
+              <w:t>By Day [X]</w:t>
             </w:r>
           </w:p>
         </w:tc>
@@ -2357,10 +3228,7 @@
     </w:tbl>
     <w:p>
       <w:pPr>
-        <w:spacing w:before="120" w:after="120"/>
-        <w:pBdr>
-          <w:bottom w:val="single" w:sz="8" w:space="1" w:color="0F766E"/>
-        </w:pBdr>
+        <w:spacing w:before="0" w:after="200" w:line="276" w:lineRule="auto"/>
       </w:pPr>
     </w:p>
     <w:tbl>
@@ -2371,11 +3239,14 @@
         <w:tblLook w:firstColumn="1" w:firstRow="1" w:lastColumn="0" w:lastRow="0" w:noHBand="0" w:noVBand="1" w:val="04A0"/>
       </w:tblPr>
       <w:tblGrid>
-        <w:gridCol w:w="3135"/>
-        <w:gridCol w:w="3135"/>
-        <w:gridCol w:w="3135"/>
+        <w:gridCol w:w="3173"/>
+        <w:gridCol w:w="3173"/>
+        <w:gridCol w:w="3173"/>
       </w:tblGrid>
       <w:tr>
+        <w:trPr>
+          <w:trHeight w:val="400" w:hRule="atLeast"/>
+        </w:trPr>
         <w:tc>
           <w:tcPr>
             <w:tcW w:type="dxa" w:w="1701"/>
@@ -2387,10 +3258,10 @@
               <w:right w:w="100" w:type="dxa"/>
             </w:tcMar>
             <w:tcBorders>
-              <w:top w:val="none" w:sz="0" w:color="auto"/>
+              <w:top w:val="single" w:sz="4" w:color="0F766E"/>
               <w:bottom w:val="single" w:sz="8" w:color="0F766E"/>
-              <w:left w:val="none" w:sz="0" w:color="auto"/>
-              <w:right w:val="none" w:sz="0" w:color="auto"/>
+              <w:left w:val="single" w:sz="4" w:color="0F766E"/>
+              <w:right w:val="single" w:sz="4" w:color="0F766E"/>
               <w:insideH w:val="none" w:sz="0" w:color="auto"/>
               <w:insideV w:val="none" w:sz="0" w:color="auto"/>
             </w:tcBorders>
@@ -2404,7 +3275,7 @@
                 <w:color w:val="FFFFFF"/>
                 <w:sz w:val="16"/>
               </w:rPr>
-              <w:t>Day of Month</w:t>
+              <w:t>Days</w:t>
             </w:r>
           </w:p>
         </w:tc>
@@ -2419,10 +3290,10 @@
               <w:right w:w="100" w:type="dxa"/>
             </w:tcMar>
             <w:tcBorders>
-              <w:top w:val="none" w:sz="0" w:color="auto"/>
+              <w:top w:val="single" w:sz="4" w:color="0F766E"/>
               <w:bottom w:val="single" w:sz="8" w:color="0F766E"/>
-              <w:left w:val="none" w:sz="0" w:color="auto"/>
-              <w:right w:val="none" w:sz="0" w:color="auto"/>
+              <w:left w:val="single" w:sz="4" w:color="0F766E"/>
+              <w:right w:val="single" w:sz="4" w:color="0F766E"/>
               <w:insideH w:val="none" w:sz="0" w:color="auto"/>
               <w:insideV w:val="none" w:sz="0" w:color="auto"/>
             </w:tcBorders>
@@ -2442,7 +3313,7 @@
         </w:tc>
         <w:tc>
           <w:tcPr>
-            <w:tcW w:type="dxa" w:w="2268"/>
+            <w:tcW w:type="dxa" w:w="1984"/>
             <w:shd w:val="clear" w:color="auto" w:fill="0F766E"/>
             <w:tcMar>
               <w:top w:w="70" w:type="dxa"/>
@@ -2451,10 +3322,10 @@
               <w:right w:w="100" w:type="dxa"/>
             </w:tcMar>
             <w:tcBorders>
-              <w:top w:val="none" w:sz="0" w:color="auto"/>
+              <w:top w:val="single" w:sz="4" w:color="0F766E"/>
               <w:bottom w:val="single" w:sz="8" w:color="0F766E"/>
-              <w:left w:val="none" w:sz="0" w:color="auto"/>
-              <w:right w:val="none" w:sz="0" w:color="auto"/>
+              <w:left w:val="single" w:sz="4" w:color="0F766E"/>
+              <w:right w:val="single" w:sz="4" w:color="0F766E"/>
               <w:insideH w:val="none" w:sz="0" w:color="auto"/>
               <w:insideV w:val="none" w:sz="0" w:color="auto"/>
             </w:tcBorders>
@@ -2468,7 +3339,7 @@
                 <w:color w:val="FFFFFF"/>
                 <w:sz w:val="16"/>
               </w:rPr>
-              <w:t>Responsible Party</w:t>
+              <w:t>Responsible</w:t>
             </w:r>
           </w:p>
         </w:tc>
@@ -2479,16 +3350,16 @@
             <w:tcW w:type="dxa" w:w="1701"/>
             <w:shd w:val="clear" w:color="auto" w:fill="FFFFFF"/>
             <w:tcBorders>
-              <w:top w:val="single" w:sz="4" w:color="CBD5E1"/>
-              <w:bottom w:val="single" w:sz="4" w:color="CBD5E1"/>
-              <w:left w:val="single" w:sz="4" w:color="CBD5E1"/>
-              <w:right w:val="single" w:sz="4" w:color="CBD5E1"/>
+              <w:top w:val="single" w:sz="3" w:color="CBD5E1"/>
+              <w:bottom w:val="single" w:sz="3" w:color="CBD5E1"/>
+              <w:left w:val="single" w:sz="3" w:color="CBD5E1"/>
+              <w:right w:val="single" w:sz="3" w:color="CBD5E1"/>
               <w:insideH w:val="none" w:sz="0" w:color="auto"/>
               <w:insideV w:val="none" w:sz="0" w:color="auto"/>
             </w:tcBorders>
             <w:tcMar>
-              <w:top w:w="55" w:type="dxa"/>
-              <w:bottom w:w="55" w:type="dxa"/>
+              <w:top w:w="60" w:type="dxa"/>
+              <w:bottom w:w="60" w:type="dxa"/>
               <w:left w:w="100" w:type="dxa"/>
               <w:right w:w="100" w:type="dxa"/>
             </w:tcMar>
@@ -2496,7 +3367,7 @@
           <w:p>
             <w:r>
               <w:rPr>
-                <w:rFonts w:ascii="Inter" w:hAnsi="Inter" w:eastAsia="Inter"/>
+                <w:rFonts w:ascii="Calibri" w:hAnsi="Calibri" w:eastAsia="Calibri"/>
                 <w:b w:val="0"/>
                 <w:i w:val="0"/>
                 <w:color w:val="0F172A"/>
@@ -2511,16 +3382,16 @@
             <w:tcW w:type="dxa" w:w="6236"/>
             <w:shd w:val="clear" w:color="auto" w:fill="FFFFFF"/>
             <w:tcBorders>
-              <w:top w:val="single" w:sz="4" w:color="CBD5E1"/>
-              <w:bottom w:val="single" w:sz="4" w:color="CBD5E1"/>
-              <w:left w:val="single" w:sz="4" w:color="CBD5E1"/>
-              <w:right w:val="single" w:sz="4" w:color="CBD5E1"/>
+              <w:top w:val="single" w:sz="3" w:color="CBD5E1"/>
+              <w:bottom w:val="single" w:sz="3" w:color="CBD5E1"/>
+              <w:left w:val="single" w:sz="3" w:color="CBD5E1"/>
+              <w:right w:val="single" w:sz="3" w:color="CBD5E1"/>
               <w:insideH w:val="none" w:sz="0" w:color="auto"/>
               <w:insideV w:val="none" w:sz="0" w:color="auto"/>
             </w:tcBorders>
             <w:tcMar>
-              <w:top w:w="55" w:type="dxa"/>
-              <w:bottom w:w="55" w:type="dxa"/>
+              <w:top w:w="60" w:type="dxa"/>
+              <w:bottom w:w="60" w:type="dxa"/>
               <w:left w:w="100" w:type="dxa"/>
               <w:right w:w="100" w:type="dxa"/>
             </w:tcMar>
@@ -2528,7 +3399,7 @@
           <w:p>
             <w:r>
               <w:rPr>
-                <w:rFonts w:ascii="Inter" w:hAnsi="Inter" w:eastAsia="Inter"/>
+                <w:rFonts w:ascii="Calibri" w:hAnsi="Calibri" w:eastAsia="Calibri"/>
                 <w:b w:val="0"/>
                 <w:i w:val="0"/>
                 <w:color w:val="0F172A"/>
@@ -2540,19 +3411,19 @@
         </w:tc>
         <w:tc>
           <w:tcPr>
-            <w:tcW w:type="dxa" w:w="2268"/>
+            <w:tcW w:type="dxa" w:w="1984"/>
             <w:shd w:val="clear" w:color="auto" w:fill="FFFFFF"/>
             <w:tcBorders>
-              <w:top w:val="single" w:sz="4" w:color="CBD5E1"/>
-              <w:bottom w:val="single" w:sz="4" w:color="CBD5E1"/>
-              <w:left w:val="single" w:sz="4" w:color="CBD5E1"/>
-              <w:right w:val="single" w:sz="4" w:color="CBD5E1"/>
+              <w:top w:val="single" w:sz="3" w:color="CBD5E1"/>
+              <w:bottom w:val="single" w:sz="3" w:color="CBD5E1"/>
+              <w:left w:val="single" w:sz="3" w:color="CBD5E1"/>
+              <w:right w:val="single" w:sz="3" w:color="CBD5E1"/>
               <w:insideH w:val="none" w:sz="0" w:color="auto"/>
               <w:insideV w:val="none" w:sz="0" w:color="auto"/>
             </w:tcBorders>
             <w:tcMar>
-              <w:top w:w="55" w:type="dxa"/>
-              <w:bottom w:w="55" w:type="dxa"/>
+              <w:top w:w="60" w:type="dxa"/>
+              <w:bottom w:w="60" w:type="dxa"/>
               <w:left w:w="100" w:type="dxa"/>
               <w:right w:w="100" w:type="dxa"/>
             </w:tcMar>
@@ -2560,7 +3431,7 @@
           <w:p>
             <w:r>
               <w:rPr>
-                <w:rFonts w:ascii="Inter" w:hAnsi="Inter" w:eastAsia="Inter"/>
+                <w:rFonts w:ascii="Calibri" w:hAnsi="Calibri" w:eastAsia="Calibri"/>
                 <w:b w:val="0"/>
                 <w:i w:val="0"/>
                 <w:color w:val="0F172A"/>
@@ -2577,16 +3448,16 @@
             <w:tcW w:type="dxa" w:w="1701"/>
             <w:shd w:val="clear" w:color="auto" w:fill="F8FAFC"/>
             <w:tcBorders>
-              <w:top w:val="single" w:sz="4" w:color="CBD5E1"/>
-              <w:bottom w:val="single" w:sz="4" w:color="CBD5E1"/>
-              <w:left w:val="single" w:sz="4" w:color="CBD5E1"/>
-              <w:right w:val="single" w:sz="4" w:color="CBD5E1"/>
+              <w:top w:val="single" w:sz="3" w:color="CBD5E1"/>
+              <w:bottom w:val="single" w:sz="3" w:color="CBD5E1"/>
+              <w:left w:val="single" w:sz="3" w:color="CBD5E1"/>
+              <w:right w:val="single" w:sz="3" w:color="CBD5E1"/>
               <w:insideH w:val="none" w:sz="0" w:color="auto"/>
               <w:insideV w:val="none" w:sz="0" w:color="auto"/>
             </w:tcBorders>
             <w:tcMar>
-              <w:top w:w="55" w:type="dxa"/>
-              <w:bottom w:w="55" w:type="dxa"/>
+              <w:top w:w="60" w:type="dxa"/>
+              <w:bottom w:w="60" w:type="dxa"/>
               <w:left w:w="100" w:type="dxa"/>
               <w:right w:w="100" w:type="dxa"/>
             </w:tcMar>
@@ -2594,7 +3465,7 @@
           <w:p>
             <w:r>
               <w:rPr>
-                <w:rFonts w:ascii="Inter" w:hAnsi="Inter" w:eastAsia="Inter"/>
+                <w:rFonts w:ascii="Calibri" w:hAnsi="Calibri" w:eastAsia="Calibri"/>
                 <w:b w:val="0"/>
                 <w:i w:val="0"/>
                 <w:color w:val="0F172A"/>
@@ -2609,16 +3480,16 @@
             <w:tcW w:type="dxa" w:w="6236"/>
             <w:shd w:val="clear" w:color="auto" w:fill="F8FAFC"/>
             <w:tcBorders>
-              <w:top w:val="single" w:sz="4" w:color="CBD5E1"/>
-              <w:bottom w:val="single" w:sz="4" w:color="CBD5E1"/>
-              <w:left w:val="single" w:sz="4" w:color="CBD5E1"/>
-              <w:right w:val="single" w:sz="4" w:color="CBD5E1"/>
+              <w:top w:val="single" w:sz="3" w:color="CBD5E1"/>
+              <w:bottom w:val="single" w:sz="3" w:color="CBD5E1"/>
+              <w:left w:val="single" w:sz="3" w:color="CBD5E1"/>
+              <w:right w:val="single" w:sz="3" w:color="CBD5E1"/>
               <w:insideH w:val="none" w:sz="0" w:color="auto"/>
               <w:insideV w:val="none" w:sz="0" w:color="auto"/>
             </w:tcBorders>
             <w:tcMar>
-              <w:top w:w="55" w:type="dxa"/>
-              <w:bottom w:w="55" w:type="dxa"/>
+              <w:top w:w="60" w:type="dxa"/>
+              <w:bottom w:w="60" w:type="dxa"/>
               <w:left w:w="100" w:type="dxa"/>
               <w:right w:w="100" w:type="dxa"/>
             </w:tcMar>
@@ -2626,7 +3497,7 @@
           <w:p>
             <w:r>
               <w:rPr>
-                <w:rFonts w:ascii="Inter" w:hAnsi="Inter" w:eastAsia="Inter"/>
+                <w:rFonts w:ascii="Calibri" w:hAnsi="Calibri" w:eastAsia="Calibri"/>
                 <w:b w:val="0"/>
                 <w:i w:val="0"/>
                 <w:color w:val="0F172A"/>
@@ -2638,19 +3509,19 @@
         </w:tc>
         <w:tc>
           <w:tcPr>
-            <w:tcW w:type="dxa" w:w="2268"/>
+            <w:tcW w:type="dxa" w:w="1984"/>
             <w:shd w:val="clear" w:color="auto" w:fill="F8FAFC"/>
             <w:tcBorders>
-              <w:top w:val="single" w:sz="4" w:color="CBD5E1"/>
-              <w:bottom w:val="single" w:sz="4" w:color="CBD5E1"/>
-              <w:left w:val="single" w:sz="4" w:color="CBD5E1"/>
-              <w:right w:val="single" w:sz="4" w:color="CBD5E1"/>
+              <w:top w:val="single" w:sz="3" w:color="CBD5E1"/>
+              <w:bottom w:val="single" w:sz="3" w:color="CBD5E1"/>
+              <w:left w:val="single" w:sz="3" w:color="CBD5E1"/>
+              <w:right w:val="single" w:sz="3" w:color="CBD5E1"/>
               <w:insideH w:val="none" w:sz="0" w:color="auto"/>
               <w:insideV w:val="none" w:sz="0" w:color="auto"/>
             </w:tcBorders>
             <w:tcMar>
-              <w:top w:w="55" w:type="dxa"/>
-              <w:bottom w:w="55" w:type="dxa"/>
+              <w:top w:w="60" w:type="dxa"/>
+              <w:bottom w:w="60" w:type="dxa"/>
               <w:left w:w="100" w:type="dxa"/>
               <w:right w:w="100" w:type="dxa"/>
             </w:tcMar>
@@ -2658,7 +3529,7 @@
           <w:p>
             <w:r>
               <w:rPr>
-                <w:rFonts w:ascii="Inter" w:hAnsi="Inter" w:eastAsia="Inter"/>
+                <w:rFonts w:ascii="Calibri" w:hAnsi="Calibri" w:eastAsia="Calibri"/>
                 <w:b w:val="0"/>
                 <w:i w:val="0"/>
                 <w:color w:val="0F172A"/>
@@ -2675,16 +3546,16 @@
             <w:tcW w:type="dxa" w:w="1701"/>
             <w:shd w:val="clear" w:color="auto" w:fill="FFFFFF"/>
             <w:tcBorders>
-              <w:top w:val="single" w:sz="4" w:color="CBD5E1"/>
-              <w:bottom w:val="single" w:sz="4" w:color="CBD5E1"/>
-              <w:left w:val="single" w:sz="4" w:color="CBD5E1"/>
-              <w:right w:val="single" w:sz="4" w:color="CBD5E1"/>
+              <w:top w:val="single" w:sz="3" w:color="CBD5E1"/>
+              <w:bottom w:val="single" w:sz="3" w:color="CBD5E1"/>
+              <w:left w:val="single" w:sz="3" w:color="CBD5E1"/>
+              <w:right w:val="single" w:sz="3" w:color="CBD5E1"/>
               <w:insideH w:val="none" w:sz="0" w:color="auto"/>
               <w:insideV w:val="none" w:sz="0" w:color="auto"/>
             </w:tcBorders>
             <w:tcMar>
-              <w:top w:w="55" w:type="dxa"/>
-              <w:bottom w:w="55" w:type="dxa"/>
+              <w:top w:w="60" w:type="dxa"/>
+              <w:bottom w:w="60" w:type="dxa"/>
               <w:left w:w="100" w:type="dxa"/>
               <w:right w:w="100" w:type="dxa"/>
             </w:tcMar>
@@ -2692,7 +3563,7 @@
           <w:p>
             <w:r>
               <w:rPr>
-                <w:rFonts w:ascii="Inter" w:hAnsi="Inter" w:eastAsia="Inter"/>
+                <w:rFonts w:ascii="Calibri" w:hAnsi="Calibri" w:eastAsia="Calibri"/>
                 <w:b w:val="0"/>
                 <w:i w:val="0"/>
                 <w:color w:val="0F172A"/>
@@ -2707,16 +3578,16 @@
             <w:tcW w:type="dxa" w:w="6236"/>
             <w:shd w:val="clear" w:color="auto" w:fill="FFFFFF"/>
             <w:tcBorders>
-              <w:top w:val="single" w:sz="4" w:color="CBD5E1"/>
-              <w:bottom w:val="single" w:sz="4" w:color="CBD5E1"/>
-              <w:left w:val="single" w:sz="4" w:color="CBD5E1"/>
-              <w:right w:val="single" w:sz="4" w:color="CBD5E1"/>
+              <w:top w:val="single" w:sz="3" w:color="CBD5E1"/>
+              <w:bottom w:val="single" w:sz="3" w:color="CBD5E1"/>
+              <w:left w:val="single" w:sz="3" w:color="CBD5E1"/>
+              <w:right w:val="single" w:sz="3" w:color="CBD5E1"/>
               <w:insideH w:val="none" w:sz="0" w:color="auto"/>
               <w:insideV w:val="none" w:sz="0" w:color="auto"/>
             </w:tcBorders>
             <w:tcMar>
-              <w:top w:w="55" w:type="dxa"/>
-              <w:bottom w:w="55" w:type="dxa"/>
+              <w:top w:w="60" w:type="dxa"/>
+              <w:bottom w:w="60" w:type="dxa"/>
               <w:left w:w="100" w:type="dxa"/>
               <w:right w:w="100" w:type="dxa"/>
             </w:tcMar>
@@ -2724,7 +3595,7 @@
           <w:p>
             <w:r>
               <w:rPr>
-                <w:rFonts w:ascii="Inter" w:hAnsi="Inter" w:eastAsia="Inter"/>
+                <w:rFonts w:ascii="Calibri" w:hAnsi="Calibri" w:eastAsia="Calibri"/>
                 <w:b w:val="0"/>
                 <w:i w:val="0"/>
                 <w:color w:val="0F172A"/>
@@ -2736,19 +3607,19 @@
         </w:tc>
         <w:tc>
           <w:tcPr>
-            <w:tcW w:type="dxa" w:w="2268"/>
+            <w:tcW w:type="dxa" w:w="1984"/>
             <w:shd w:val="clear" w:color="auto" w:fill="FFFFFF"/>
             <w:tcBorders>
-              <w:top w:val="single" w:sz="4" w:color="CBD5E1"/>
-              <w:bottom w:val="single" w:sz="4" w:color="CBD5E1"/>
-              <w:left w:val="single" w:sz="4" w:color="CBD5E1"/>
-              <w:right w:val="single" w:sz="4" w:color="CBD5E1"/>
+              <w:top w:val="single" w:sz="3" w:color="CBD5E1"/>
+              <w:bottom w:val="single" w:sz="3" w:color="CBD5E1"/>
+              <w:left w:val="single" w:sz="3" w:color="CBD5E1"/>
+              <w:right w:val="single" w:sz="3" w:color="CBD5E1"/>
               <w:insideH w:val="none" w:sz="0" w:color="auto"/>
               <w:insideV w:val="none" w:sz="0" w:color="auto"/>
             </w:tcBorders>
             <w:tcMar>
-              <w:top w:w="55" w:type="dxa"/>
-              <w:bottom w:w="55" w:type="dxa"/>
+              <w:top w:w="60" w:type="dxa"/>
+              <w:bottom w:w="60" w:type="dxa"/>
               <w:left w:w="100" w:type="dxa"/>
               <w:right w:w="100" w:type="dxa"/>
             </w:tcMar>
@@ -2756,7 +3627,7 @@
           <w:p>
             <w:r>
               <w:rPr>
-                <w:rFonts w:ascii="Inter" w:hAnsi="Inter" w:eastAsia="Inter"/>
+                <w:rFonts w:ascii="Calibri" w:hAnsi="Calibri" w:eastAsia="Calibri"/>
                 <w:b w:val="0"/>
                 <w:i w:val="0"/>
                 <w:color w:val="0F172A"/>
@@ -2773,16 +3644,16 @@
             <w:tcW w:type="dxa" w:w="1701"/>
             <w:shd w:val="clear" w:color="auto" w:fill="F8FAFC"/>
             <w:tcBorders>
-              <w:top w:val="single" w:sz="4" w:color="CBD5E1"/>
-              <w:bottom w:val="single" w:sz="4" w:color="CBD5E1"/>
-              <w:left w:val="single" w:sz="4" w:color="CBD5E1"/>
-              <w:right w:val="single" w:sz="4" w:color="CBD5E1"/>
+              <w:top w:val="single" w:sz="3" w:color="CBD5E1"/>
+              <w:bottom w:val="single" w:sz="3" w:color="CBD5E1"/>
+              <w:left w:val="single" w:sz="3" w:color="CBD5E1"/>
+              <w:right w:val="single" w:sz="3" w:color="CBD5E1"/>
               <w:insideH w:val="none" w:sz="0" w:color="auto"/>
               <w:insideV w:val="none" w:sz="0" w:color="auto"/>
             </w:tcBorders>
             <w:tcMar>
-              <w:top w:w="55" w:type="dxa"/>
-              <w:bottom w:w="55" w:type="dxa"/>
+              <w:top w:w="60" w:type="dxa"/>
+              <w:bottom w:w="60" w:type="dxa"/>
               <w:left w:w="100" w:type="dxa"/>
               <w:right w:w="100" w:type="dxa"/>
             </w:tcMar>
@@ -2790,7 +3661,7 @@
           <w:p>
             <w:r>
               <w:rPr>
-                <w:rFonts w:ascii="Inter" w:hAnsi="Inter" w:eastAsia="Inter"/>
+                <w:rFonts w:ascii="Calibri" w:hAnsi="Calibri" w:eastAsia="Calibri"/>
                 <w:b w:val="0"/>
                 <w:i w:val="0"/>
                 <w:color w:val="0F172A"/>
@@ -2805,16 +3676,16 @@
             <w:tcW w:type="dxa" w:w="6236"/>
             <w:shd w:val="clear" w:color="auto" w:fill="F8FAFC"/>
             <w:tcBorders>
-              <w:top w:val="single" w:sz="4" w:color="CBD5E1"/>
-              <w:bottom w:val="single" w:sz="4" w:color="CBD5E1"/>
-              <w:left w:val="single" w:sz="4" w:color="CBD5E1"/>
-              <w:right w:val="single" w:sz="4" w:color="CBD5E1"/>
+              <w:top w:val="single" w:sz="3" w:color="CBD5E1"/>
+              <w:bottom w:val="single" w:sz="3" w:color="CBD5E1"/>
+              <w:left w:val="single" w:sz="3" w:color="CBD5E1"/>
+              <w:right w:val="single" w:sz="3" w:color="CBD5E1"/>
               <w:insideH w:val="none" w:sz="0" w:color="auto"/>
               <w:insideV w:val="none" w:sz="0" w:color="auto"/>
             </w:tcBorders>
             <w:tcMar>
-              <w:top w:w="55" w:type="dxa"/>
-              <w:bottom w:w="55" w:type="dxa"/>
+              <w:top w:w="60" w:type="dxa"/>
+              <w:bottom w:w="60" w:type="dxa"/>
               <w:left w:w="100" w:type="dxa"/>
               <w:right w:w="100" w:type="dxa"/>
             </w:tcMar>
@@ -2822,7 +3693,7 @@
           <w:p>
             <w:r>
               <w:rPr>
-                <w:rFonts w:ascii="Inter" w:hAnsi="Inter" w:eastAsia="Inter"/>
+                <w:rFonts w:ascii="Calibri" w:hAnsi="Calibri" w:eastAsia="Calibri"/>
                 <w:b w:val="0"/>
                 <w:i w:val="0"/>
                 <w:color w:val="0F172A"/>
@@ -2834,19 +3705,19 @@
         </w:tc>
         <w:tc>
           <w:tcPr>
-            <w:tcW w:type="dxa" w:w="2268"/>
+            <w:tcW w:type="dxa" w:w="1984"/>
             <w:shd w:val="clear" w:color="auto" w:fill="F8FAFC"/>
             <w:tcBorders>
-              <w:top w:val="single" w:sz="4" w:color="CBD5E1"/>
-              <w:bottom w:val="single" w:sz="4" w:color="CBD5E1"/>
-              <w:left w:val="single" w:sz="4" w:color="CBD5E1"/>
-              <w:right w:val="single" w:sz="4" w:color="CBD5E1"/>
+              <w:top w:val="single" w:sz="3" w:color="CBD5E1"/>
+              <w:bottom w:val="single" w:sz="3" w:color="CBD5E1"/>
+              <w:left w:val="single" w:sz="3" w:color="CBD5E1"/>
+              <w:right w:val="single" w:sz="3" w:color="CBD5E1"/>
               <w:insideH w:val="none" w:sz="0" w:color="auto"/>
               <w:insideV w:val="none" w:sz="0" w:color="auto"/>
             </w:tcBorders>
             <w:tcMar>
-              <w:top w:w="55" w:type="dxa"/>
-              <w:bottom w:w="55" w:type="dxa"/>
+              <w:top w:w="60" w:type="dxa"/>
+              <w:bottom w:w="60" w:type="dxa"/>
               <w:left w:w="100" w:type="dxa"/>
               <w:right w:w="100" w:type="dxa"/>
             </w:tcMar>
@@ -2854,7 +3725,7 @@
           <w:p>
             <w:r>
               <w:rPr>
-                <w:rFonts w:ascii="Inter" w:hAnsi="Inter" w:eastAsia="Inter"/>
+                <w:rFonts w:ascii="Calibri" w:hAnsi="Calibri" w:eastAsia="Calibri"/>
                 <w:b w:val="0"/>
                 <w:i w:val="0"/>
                 <w:color w:val="0F172A"/>
@@ -2868,7 +3739,12 @@
     </w:tbl>
     <w:p>
       <w:pPr>
-        <w:spacing w:before="0" w:after="120"/>
+        <w:spacing w:before="0" w:after="160" w:line="276" w:lineRule="auto"/>
+      </w:pPr>
+    </w:p>
+    <w:p>
+      <w:pPr>
+        <w:spacing w:before="200" w:after="0" w:line="276" w:lineRule="auto"/>
       </w:pPr>
     </w:p>
     <w:tbl>
@@ -2878,46 +3754,641 @@
         <w:tblLook w:firstColumn="1" w:firstRow="1" w:lastColumn="0" w:lastRow="0" w:noHBand="0" w:noVBand="1" w:val="04A0"/>
       </w:tblPr>
       <w:tblGrid>
-        <w:gridCol w:w="9406"/>
+        <w:gridCol w:w="4759"/>
+        <w:gridCol w:w="4759"/>
+      </w:tblGrid>
+      <w:tr>
+        <w:trPr>
+          <w:trHeight w:val="480" w:hRule="atLeast"/>
+        </w:trPr>
+        <w:tc>
+          <w:tcPr>
+            <w:tcW w:type="dxa" w:w="907"/>
+            <w:tcBorders>
+              <w:top w:val="none" w:sz="0" w:color="auto"/>
+              <w:bottom w:val="none" w:sz="0" w:color="auto"/>
+              <w:left w:val="none" w:sz="0" w:color="auto"/>
+              <w:right w:val="none" w:sz="0" w:color="auto"/>
+              <w:insideH w:val="none" w:sz="0" w:color="auto"/>
+              <w:insideV w:val="none" w:sz="0" w:color="auto"/>
+            </w:tcBorders>
+            <w:shd w:val="clear" w:color="auto" w:fill="0F766E"/>
+            <w:tcMar>
+              <w:top w:w="100" w:type="dxa"/>
+              <w:bottom w:w="100" w:type="dxa"/>
+              <w:left w:w="140" w:type="dxa"/>
+              <w:right w:w="100" w:type="dxa"/>
+            </w:tcMar>
+            <w:vAlign w:val="center"/>
+          </w:tcPr>
+          <w:p>
+            <w:pPr>
+              <w:jc w:val="center"/>
+            </w:pPr>
+            <w:r>
+              <w:rPr>
+                <w:rFonts w:ascii="Poppins" w:hAnsi="Poppins" w:eastAsia="Poppins"/>
+                <w:b/>
+                <w:i w:val="0"/>
+                <w:color w:val="FFFFFF"/>
+                <w:sz w:val="26"/>
+              </w:rPr>
+              <w:t>05</w:t>
+            </w:r>
+          </w:p>
+        </w:tc>
+        <w:tc>
+          <w:tcPr>
+            <w:tcW w:type="dxa" w:w="4759"/>
+            <w:tcBorders>
+              <w:top w:val="none" w:sz="0" w:color="auto"/>
+              <w:bottom w:val="none" w:sz="0" w:color="auto"/>
+              <w:left w:val="none" w:sz="0" w:color="auto"/>
+              <w:right w:val="none" w:sz="0" w:color="auto"/>
+              <w:insideH w:val="none" w:sz="0" w:color="auto"/>
+              <w:insideV w:val="none" w:sz="0" w:color="auto"/>
+            </w:tcBorders>
+            <w:shd w:val="clear" w:color="auto" w:fill="0F172A"/>
+            <w:tcMar>
+              <w:top w:w="100" w:type="dxa"/>
+              <w:bottom w:w="100" w:type="dxa"/>
+              <w:left w:w="180" w:type="dxa"/>
+              <w:right w:w="120" w:type="dxa"/>
+            </w:tcMar>
+            <w:vAlign w:val="center"/>
+          </w:tcPr>
+          <w:p>
+            <w:r>
+              <w:rPr>
+                <w:rFonts w:ascii="Poppins" w:hAnsi="Poppins" w:eastAsia="Poppins"/>
+                <w:b/>
+                <w:i w:val="0"/>
+                <w:color w:val="0F766E"/>
+                <w:sz w:val="21"/>
+              </w:rPr>
+              <w:t xml:space="preserve">— </w:t>
+            </w:r>
+            <w:r>
+              <w:rPr>
+                <w:rFonts w:ascii="Poppins" w:hAnsi="Poppins" w:eastAsia="Poppins"/>
+                <w:b/>
+                <w:i w:val="0"/>
+                <w:color w:val="FFFFFF"/>
+                <w:sz w:val="21"/>
+              </w:rPr>
+              <w:t>SERVICE BOUNDARIES</w:t>
+            </w:r>
+          </w:p>
+        </w:tc>
+      </w:tr>
+    </w:tbl>
+    <w:p>
+      <w:pPr>
+        <w:spacing w:before="0" w:after="120" w:line="276" w:lineRule="auto"/>
+      </w:pPr>
+    </w:p>
+    <w:tbl>
+      <w:tblPr>
+        <w:tblW w:type="auto" w:w="0"/>
+        <w:jc w:val="center"/>
+        <w:tblLook w:firstColumn="1" w:firstRow="1" w:lastColumn="0" w:lastRow="0" w:noHBand="0" w:noVBand="1" w:val="04A0"/>
+      </w:tblPr>
+      <w:tblGrid>
+        <w:gridCol w:w="9518"/>
       </w:tblGrid>
       <w:tr>
         <w:tc>
           <w:tcPr>
-            <w:tcW w:type="dxa" w:w="9406"/>
-            <w:shd w:val="clear" w:color="auto" w:fill="F1F5F9"/>
+            <w:tcW w:type="dxa" w:w="9518"/>
+            <w:shd w:val="clear" w:color="auto" w:fill="FFFBEB"/>
             <w:tcMar>
-              <w:top w:w="100" w:type="dxa"/>
-              <w:bottom w:w="100" w:type="dxa"/>
-              <w:left w:w="160" w:type="dxa"/>
-              <w:right w:w="160" w:type="dxa"/>
+              <w:top w:w="110" w:type="dxa"/>
+              <w:bottom w:w="110" w:type="dxa"/>
+              <w:left w:w="170" w:type="dxa"/>
+              <w:right w:w="170" w:type="dxa"/>
             </w:tcMar>
             <w:tcBorders>
-              <w:left w:val="single" w:sz="14" w:color="64748B"/>
+              <w:top w:val="single" w:sz="4" w:color="CBD5E1"/>
+              <w:bottom w:val="single" w:sz="4" w:color="CBD5E1"/>
+              <w:left w:val="single" w:sz="16" w:color="D97706"/>
+              <w:right w:val="single" w:sz="4" w:color="CBD5E1"/>
               <w:insideH w:val="none" w:sz="0" w:color="auto"/>
               <w:insideV w:val="none" w:sz="0" w:color="auto"/>
-              <w:top w:val="single" w:sz="4" w:color="CBD5E1"/>
-              <w:right w:val="single" w:sz="4" w:color="CBD5E1"/>
-              <w:bottom w:val="single" w:sz="4" w:color="CBD5E1"/>
             </w:tcBorders>
           </w:tcPr>
           <w:p>
             <w:pPr>
-              <w:spacing w:before="0" w:after="0"/>
+              <w:spacing w:before="0" w:after="100" w:line="276" w:lineRule="auto"/>
             </w:pPr>
             <w:r>
               <w:rPr>
-                <w:rFonts w:ascii="Inter" w:hAnsi="Inter" w:eastAsia="Inter"/>
+                <w:rFonts w:ascii="Poppins" w:hAnsi="Poppins" w:eastAsia="Poppins"/>
+                <w:b/>
+                <w:i w:val="0"/>
+                <w:color w:val="D97706"/>
+                <w:sz w:val="14"/>
+              </w:rPr>
+              <w:t>WHAT IS NOT INCLUDED</w:t>
+            </w:r>
+          </w:p>
+          <w:p>
+            <w:pPr>
+              <w:spacing w:before="0" w:after="0" w:line="276" w:lineRule="auto"/>
+            </w:pPr>
+            <w:r>
+              <w:rPr>
+                <w:rFonts w:ascii="Calibri" w:hAnsi="Calibri" w:eastAsia="Calibri"/>
                 <w:b w:val="0"/>
                 <w:i w:val="0"/>
                 <w:color w:val="0F172A"/>
                 <w:sz w:val="18"/>
               </w:rPr>
-              <w:t>We use secure client portals, read-only accountant access, and approved password managers. We will never ask you to share banking credentials by email. All document exchange happens through your secure portal at [PORTAL LINK].</w:t>
+              <w:t>The following are outside the scope of bookkeeping unless separately contracted and legally permitted: tax advice and return preparation, audit and assurance services, payroll processing, legal advice, regulatory compliance, CFO services.</w:t>
+            </w:r>
+          </w:p>
+        </w:tc>
+      </w:tr>
+    </w:tbl>
+    <w:p>
+      <w:pPr>
+        <w:spacing w:before="0" w:after="120" w:line="276" w:lineRule="auto"/>
+      </w:pPr>
+    </w:p>
+    <w:p>
+      <w:pPr>
+        <w:spacing w:before="200" w:after="0" w:line="276" w:lineRule="auto"/>
+      </w:pPr>
+    </w:p>
+    <w:tbl>
+      <w:tblPr>
+        <w:tblW w:type="auto" w:w="0"/>
+        <w:jc w:val="center"/>
+        <w:tblLook w:firstColumn="1" w:firstRow="1" w:lastColumn="0" w:lastRow="0" w:noHBand="0" w:noVBand="1" w:val="04A0"/>
+      </w:tblPr>
+      <w:tblGrid>
+        <w:gridCol w:w="4759"/>
+        <w:gridCol w:w="4759"/>
+      </w:tblGrid>
+      <w:tr>
+        <w:trPr>
+          <w:trHeight w:val="480" w:hRule="atLeast"/>
+        </w:trPr>
+        <w:tc>
+          <w:tcPr>
+            <w:tcW w:type="dxa" w:w="907"/>
+            <w:tcBorders>
+              <w:top w:val="none" w:sz="0" w:color="auto"/>
+              <w:bottom w:val="none" w:sz="0" w:color="auto"/>
+              <w:left w:val="none" w:sz="0" w:color="auto"/>
+              <w:right w:val="none" w:sz="0" w:color="auto"/>
+              <w:insideH w:val="none" w:sz="0" w:color="auto"/>
+              <w:insideV w:val="none" w:sz="0" w:color="auto"/>
+            </w:tcBorders>
+            <w:shd w:val="clear" w:color="auto" w:fill="0F766E"/>
+            <w:tcMar>
+              <w:top w:w="100" w:type="dxa"/>
+              <w:bottom w:w="100" w:type="dxa"/>
+              <w:left w:w="140" w:type="dxa"/>
+              <w:right w:w="100" w:type="dxa"/>
+            </w:tcMar>
+            <w:vAlign w:val="center"/>
+          </w:tcPr>
+          <w:p>
+            <w:pPr>
+              <w:jc w:val="center"/>
+            </w:pPr>
+            <w:r>
+              <w:rPr>
+                <w:rFonts w:ascii="Poppins" w:hAnsi="Poppins" w:eastAsia="Poppins"/>
+                <w:b/>
+                <w:i w:val="0"/>
+                <w:color w:val="FFFFFF"/>
+                <w:sz w:val="26"/>
+              </w:rPr>
+              <w:t>06</w:t>
+            </w:r>
+          </w:p>
+        </w:tc>
+        <w:tc>
+          <w:tcPr>
+            <w:tcW w:type="dxa" w:w="4759"/>
+            <w:tcBorders>
+              <w:top w:val="none" w:sz="0" w:color="auto"/>
+              <w:bottom w:val="none" w:sz="0" w:color="auto"/>
+              <w:left w:val="none" w:sz="0" w:color="auto"/>
+              <w:right w:val="none" w:sz="0" w:color="auto"/>
+              <w:insideH w:val="none" w:sz="0" w:color="auto"/>
+              <w:insideV w:val="none" w:sz="0" w:color="auto"/>
+            </w:tcBorders>
+            <w:shd w:val="clear" w:color="auto" w:fill="0F172A"/>
+            <w:tcMar>
+              <w:top w:w="100" w:type="dxa"/>
+              <w:bottom w:w="100" w:type="dxa"/>
+              <w:left w:w="180" w:type="dxa"/>
+              <w:right w:w="120" w:type="dxa"/>
+            </w:tcMar>
+            <w:vAlign w:val="center"/>
+          </w:tcPr>
+          <w:p>
+            <w:r>
+              <w:rPr>
+                <w:rFonts w:ascii="Poppins" w:hAnsi="Poppins" w:eastAsia="Poppins"/>
+                <w:b/>
+                <w:i w:val="0"/>
+                <w:color w:val="0F766E"/>
+                <w:sz w:val="21"/>
+              </w:rPr>
+              <w:t xml:space="preserve">— </w:t>
+            </w:r>
+            <w:r>
+              <w:rPr>
+                <w:rFonts w:ascii="Poppins" w:hAnsi="Poppins" w:eastAsia="Poppins"/>
+                <w:b/>
+                <w:i w:val="0"/>
+                <w:color w:val="FFFFFF"/>
+                <w:sz w:val="21"/>
+              </w:rPr>
+              <w:t>CLIENT RESPONSIBILITIES</w:t>
+            </w:r>
+          </w:p>
+        </w:tc>
+      </w:tr>
+    </w:tbl>
+    <w:p>
+      <w:pPr>
+        <w:spacing w:before="0" w:after="120" w:line="276" w:lineRule="auto"/>
+      </w:pPr>
+    </w:p>
+    <w:tbl>
+      <w:tblPr>
+        <w:tblW w:type="auto" w:w="0"/>
+        <w:jc w:val="center"/>
+        <w:tblLook w:firstColumn="1" w:firstRow="1" w:lastColumn="0" w:lastRow="0" w:noHBand="0" w:noVBand="1" w:val="04A0"/>
+      </w:tblPr>
+      <w:tblGrid>
+        <w:gridCol w:w="4759"/>
+        <w:gridCol w:w="4759"/>
+      </w:tblGrid>
+      <w:tr>
+        <w:tc>
+          <w:tcPr>
+            <w:tcW w:type="dxa" w:w="4759"/>
+            <w:shd w:val="clear" w:color="auto" w:fill="F0FDFA"/>
+            <w:tcMar>
+              <w:top w:w="140" w:type="dxa"/>
+              <w:bottom w:w="140" w:type="dxa"/>
+              <w:left w:w="180" w:type="dxa"/>
+              <w:right w:w="180" w:type="dxa"/>
+            </w:tcMar>
+            <w:tcBorders>
+              <w:top w:val="none" w:sz="0" w:color="auto"/>
+              <w:bottom w:val="none" w:sz="0" w:color="auto"/>
+              <w:left w:val="single" w:sz="16" w:color="0F766E"/>
+              <w:right w:val="none" w:sz="0" w:color="auto"/>
+              <w:insideH w:val="none" w:sz="0" w:color="auto"/>
+              <w:insideV w:val="none" w:sz="0" w:color="auto"/>
+            </w:tcBorders>
+          </w:tcPr>
+          <w:p>
+            <w:pPr>
+              <w:spacing w:before="0" w:after="160" w:line="276" w:lineRule="auto"/>
+            </w:pPr>
+            <w:r>
+              <w:rPr>
+                <w:rFonts w:ascii="Poppins" w:hAnsi="Poppins" w:eastAsia="Poppins"/>
+                <w:b/>
+                <w:i w:val="0"/>
+                <w:color w:val="0F766E"/>
+                <w:sz w:val="17"/>
+              </w:rPr>
+              <w:t>WHAT WE DO FOR YOU</w:t>
             </w:r>
           </w:p>
           <w:p>
             <w:pPr>
-              <w:spacing w:before="0" w:after="80"/>
+              <w:spacing w:before="0" w:after="60" w:line="276" w:lineRule="auto"/>
+            </w:pPr>
+            <w:r>
+              <w:rPr>
+                <w:rFonts w:ascii="Calibri" w:hAnsi="Calibri" w:eastAsia="Calibri"/>
+                <w:b/>
+                <w:i w:val="0"/>
+                <w:color w:val="0F766E"/>
+                <w:sz w:val="19"/>
+              </w:rPr>
+              <w:t xml:space="preserve">✓  </w:t>
+            </w:r>
+            <w:r>
+              <w:rPr>
+                <w:rFonts w:ascii="Calibri" w:hAnsi="Calibri" w:eastAsia="Calibri"/>
+                <w:b w:val="0"/>
+                <w:i w:val="0"/>
+                <w:color w:val="0F172A"/>
+                <w:sz w:val="18"/>
+              </w:rPr>
+              <w:t>Clean, accurate books delivered on schedule</w:t>
+            </w:r>
+          </w:p>
+          <w:p>
+            <w:pPr>
+              <w:spacing w:before="0" w:after="60" w:line="276" w:lineRule="auto"/>
+            </w:pPr>
+            <w:r>
+              <w:rPr>
+                <w:rFonts w:ascii="Calibri" w:hAnsi="Calibri" w:eastAsia="Calibri"/>
+                <w:b/>
+                <w:i w:val="0"/>
+                <w:color w:val="0F766E"/>
+                <w:sz w:val="19"/>
+              </w:rPr>
+              <w:t xml:space="preserve">✓  </w:t>
+            </w:r>
+            <w:r>
+              <w:rPr>
+                <w:rFonts w:ascii="Calibri" w:hAnsi="Calibri" w:eastAsia="Calibri"/>
+                <w:b w:val="0"/>
+                <w:i w:val="0"/>
+                <w:color w:val="0F172A"/>
+                <w:sz w:val="18"/>
+              </w:rPr>
+              <w:t>One consolidated question list — no ad-hoc interruptions</w:t>
+            </w:r>
+          </w:p>
+          <w:p>
+            <w:pPr>
+              <w:spacing w:before="0" w:after="60" w:line="276" w:lineRule="auto"/>
+            </w:pPr>
+            <w:r>
+              <w:rPr>
+                <w:rFonts w:ascii="Calibri" w:hAnsi="Calibri" w:eastAsia="Calibri"/>
+                <w:b/>
+                <w:i w:val="0"/>
+                <w:color w:val="0F766E"/>
+                <w:sz w:val="19"/>
+              </w:rPr>
+              <w:t xml:space="preserve">✓  </w:t>
+            </w:r>
+            <w:r>
+              <w:rPr>
+                <w:rFonts w:ascii="Calibri" w:hAnsi="Calibri" w:eastAsia="Calibri"/>
+                <w:b w:val="0"/>
+                <w:i w:val="0"/>
+                <w:color w:val="0F172A"/>
+                <w:sz w:val="18"/>
+              </w:rPr>
+              <w:t>Secure report delivery to your portal</w:t>
+            </w:r>
+          </w:p>
+          <w:p>
+            <w:pPr>
+              <w:spacing w:before="0" w:after="60" w:line="276" w:lineRule="auto"/>
+            </w:pPr>
+            <w:r>
+              <w:rPr>
+                <w:rFonts w:ascii="Calibri" w:hAnsi="Calibri" w:eastAsia="Calibri"/>
+                <w:b/>
+                <w:i w:val="0"/>
+                <w:color w:val="0F766E"/>
+                <w:sz w:val="19"/>
+              </w:rPr>
+              <w:t xml:space="preserve">✓  </w:t>
+            </w:r>
+            <w:r>
+              <w:rPr>
+                <w:rFonts w:ascii="Calibri" w:hAnsi="Calibri" w:eastAsia="Calibri"/>
+                <w:b w:val="0"/>
+                <w:i w:val="0"/>
+                <w:color w:val="0F172A"/>
+                <w:sz w:val="18"/>
+              </w:rPr>
+              <w:t>Proactive exception and variance flagging</w:t>
+            </w:r>
+          </w:p>
+          <w:p>
+            <w:pPr>
+              <w:spacing w:before="0" w:after="60" w:line="276" w:lineRule="auto"/>
+            </w:pPr>
+            <w:r>
+              <w:rPr>
+                <w:rFonts w:ascii="Calibri" w:hAnsi="Calibri" w:eastAsia="Calibri"/>
+                <w:b/>
+                <w:i w:val="0"/>
+                <w:color w:val="0F766E"/>
+                <w:sz w:val="19"/>
+              </w:rPr>
+              <w:t xml:space="preserve">✓  </w:t>
+            </w:r>
+            <w:r>
+              <w:rPr>
+                <w:rFonts w:ascii="Calibri" w:hAnsi="Calibri" w:eastAsia="Calibri"/>
+                <w:b w:val="0"/>
+                <w:i w:val="0"/>
+                <w:color w:val="0F172A"/>
+                <w:sz w:val="18"/>
+              </w:rPr>
+              <w:t>Single point of contact who knows your business</w:t>
+            </w:r>
+          </w:p>
+        </w:tc>
+        <w:tc>
+          <w:tcPr>
+            <w:tcW w:type="dxa" w:w="4759"/>
+            <w:shd w:val="clear" w:color="auto" w:fill="F8FAFC"/>
+            <w:tcMar>
+              <w:top w:w="140" w:type="dxa"/>
+              <w:bottom w:w="140" w:type="dxa"/>
+              <w:left w:w="180" w:type="dxa"/>
+              <w:right w:w="180" w:type="dxa"/>
+            </w:tcMar>
+            <w:tcBorders>
+              <w:top w:val="none" w:sz="0" w:color="auto"/>
+              <w:bottom w:val="none" w:sz="0" w:color="auto"/>
+              <w:left w:val="single" w:sz="16" w:color="64748B"/>
+              <w:right w:val="none" w:sz="0" w:color="auto"/>
+              <w:insideH w:val="none" w:sz="0" w:color="auto"/>
+              <w:insideV w:val="none" w:sz="0" w:color="auto"/>
+            </w:tcBorders>
+          </w:tcPr>
+          <w:p>
+            <w:pPr>
+              <w:spacing w:before="0" w:after="160" w:line="276" w:lineRule="auto"/>
+            </w:pPr>
+            <w:r>
+              <w:rPr>
+                <w:rFonts w:ascii="Poppins" w:hAnsi="Poppins" w:eastAsia="Poppins"/>
+                <w:b/>
+                <w:i w:val="0"/>
+                <w:color w:val="64748B"/>
+                <w:sz w:val="17"/>
+              </w:rPr>
+              <w:t>WHAT WE NEED FROM YOU</w:t>
+            </w:r>
+          </w:p>
+          <w:p>
+            <w:pPr>
+              <w:spacing w:before="0" w:after="60" w:line="276" w:lineRule="auto"/>
+            </w:pPr>
+            <w:r>
+              <w:rPr>
+                <w:rFonts w:ascii="Calibri" w:hAnsi="Calibri" w:eastAsia="Calibri"/>
+                <w:b/>
+                <w:i w:val="0"/>
+                <w:color w:val="64748B"/>
+                <w:sz w:val="19"/>
+              </w:rPr>
+              <w:t xml:space="preserve">→  </w:t>
+            </w:r>
+            <w:r>
+              <w:rPr>
+                <w:rFonts w:ascii="Calibri" w:hAnsi="Calibri" w:eastAsia="Calibri"/>
+                <w:b w:val="0"/>
+                <w:i w:val="0"/>
+                <w:color w:val="0F172A"/>
+                <w:sz w:val="18"/>
+              </w:rPr>
+              <w:t>Source documents by the agreed monthly deadline</w:t>
+            </w:r>
+          </w:p>
+          <w:p>
+            <w:pPr>
+              <w:spacing w:before="0" w:after="60" w:line="276" w:lineRule="auto"/>
+            </w:pPr>
+            <w:r>
+              <w:rPr>
+                <w:rFonts w:ascii="Calibri" w:hAnsi="Calibri" w:eastAsia="Calibri"/>
+                <w:b/>
+                <w:i w:val="0"/>
+                <w:color w:val="64748B"/>
+                <w:sz w:val="19"/>
+              </w:rPr>
+              <w:t xml:space="preserve">→  </w:t>
+            </w:r>
+            <w:r>
+              <w:rPr>
+                <w:rFonts w:ascii="Calibri" w:hAnsi="Calibri" w:eastAsia="Calibri"/>
+                <w:b w:val="0"/>
+                <w:i w:val="0"/>
+                <w:color w:val="0F172A"/>
+                <w:sz w:val="18"/>
+              </w:rPr>
+              <w:t>Role-based software access (no email passwords)</w:t>
+            </w:r>
+          </w:p>
+          <w:p>
+            <w:pPr>
+              <w:spacing w:before="0" w:after="60" w:line="276" w:lineRule="auto"/>
+            </w:pPr>
+            <w:r>
+              <w:rPr>
+                <w:rFonts w:ascii="Calibri" w:hAnsi="Calibri" w:eastAsia="Calibri"/>
+                <w:b/>
+                <w:i w:val="0"/>
+                <w:color w:val="64748B"/>
+                <w:sz w:val="19"/>
+              </w:rPr>
+              <w:t xml:space="preserve">→  </w:t>
+            </w:r>
+            <w:r>
+              <w:rPr>
+                <w:rFonts w:ascii="Calibri" w:hAnsi="Calibri" w:eastAsia="Calibri"/>
+                <w:b w:val="0"/>
+                <w:i w:val="0"/>
+                <w:color w:val="0F172A"/>
+                <w:sz w:val="18"/>
+              </w:rPr>
+              <w:t>Answers to questions within [X] business days</w:t>
+            </w:r>
+          </w:p>
+          <w:p>
+            <w:pPr>
+              <w:spacing w:before="0" w:after="60" w:line="276" w:lineRule="auto"/>
+            </w:pPr>
+            <w:r>
+              <w:rPr>
+                <w:rFonts w:ascii="Calibri" w:hAnsi="Calibri" w:eastAsia="Calibri"/>
+                <w:b/>
+                <w:i w:val="0"/>
+                <w:color w:val="64748B"/>
+                <w:sz w:val="19"/>
+              </w:rPr>
+              <w:t xml:space="preserve">→  </w:t>
+            </w:r>
+            <w:r>
+              <w:rPr>
+                <w:rFonts w:ascii="Calibri" w:hAnsi="Calibri" w:eastAsia="Calibri"/>
+                <w:b w:val="0"/>
+                <w:i w:val="0"/>
+                <w:color w:val="0F172A"/>
+                <w:sz w:val="18"/>
+              </w:rPr>
+              <w:t>Review and acknowledgement of monthly reports</w:t>
+            </w:r>
+          </w:p>
+          <w:p>
+            <w:pPr>
+              <w:spacing w:before="0" w:after="60" w:line="276" w:lineRule="auto"/>
+            </w:pPr>
+            <w:r>
+              <w:rPr>
+                <w:rFonts w:ascii="Calibri" w:hAnsi="Calibri" w:eastAsia="Calibri"/>
+                <w:b/>
+                <w:i w:val="0"/>
+                <w:color w:val="64748B"/>
+                <w:sz w:val="19"/>
+              </w:rPr>
+              <w:t xml:space="preserve">→  </w:t>
+            </w:r>
+            <w:r>
+              <w:rPr>
+                <w:rFonts w:ascii="Calibri" w:hAnsi="Calibri" w:eastAsia="Calibri"/>
+                <w:b w:val="0"/>
+                <w:i w:val="0"/>
+                <w:color w:val="0F172A"/>
+                <w:sz w:val="18"/>
+              </w:rPr>
+              <w:t>Engagement of a qualified tax professional for tax matters</w:t>
+            </w:r>
+          </w:p>
+        </w:tc>
+      </w:tr>
+    </w:tbl>
+    <w:p>
+      <w:pPr>
+        <w:spacing w:before="0" w:after="200" w:line="276" w:lineRule="auto"/>
+      </w:pPr>
+    </w:p>
+    <w:tbl>
+      <w:tblPr>
+        <w:tblW w:type="auto" w:w="0"/>
+        <w:jc w:val="center"/>
+        <w:tblLook w:firstColumn="1" w:firstRow="1" w:lastColumn="0" w:lastRow="0" w:noHBand="0" w:noVBand="1" w:val="04A0"/>
+      </w:tblPr>
+      <w:tblGrid>
+        <w:gridCol w:w="9518"/>
+      </w:tblGrid>
+      <w:tr>
+        <w:tc>
+          <w:tcPr>
+            <w:tcW w:type="dxa" w:w="9518"/>
+            <w:shd w:val="clear" w:color="auto" w:fill="F1F5F9"/>
+            <w:tcMar>
+              <w:top w:w="110" w:type="dxa"/>
+              <w:bottom w:w="110" w:type="dxa"/>
+              <w:left w:w="170" w:type="dxa"/>
+              <w:right w:w="170" w:type="dxa"/>
+            </w:tcMar>
+            <w:tcBorders>
+              <w:top w:val="single" w:sz="4" w:color="CBD5E1"/>
+              <w:bottom w:val="single" w:sz="4" w:color="CBD5E1"/>
+              <w:left w:val="single" w:sz="16" w:color="64748B"/>
+              <w:right w:val="single" w:sz="4" w:color="CBD5E1"/>
+              <w:insideH w:val="none" w:sz="0" w:color="auto"/>
+              <w:insideV w:val="none" w:sz="0" w:color="auto"/>
+            </w:tcBorders>
+          </w:tcPr>
+          <w:p>
+            <w:pPr>
+              <w:spacing w:before="0" w:after="100" w:line="276" w:lineRule="auto"/>
             </w:pPr>
             <w:r>
               <w:rPr>
@@ -2930,19 +4401,34 @@
               <w:t>SECURITY &amp; DATA PROTECTION</w:t>
             </w:r>
           </w:p>
+          <w:p>
+            <w:pPr>
+              <w:spacing w:before="0" w:after="0" w:line="276" w:lineRule="auto"/>
+            </w:pPr>
+            <w:r>
+              <w:rPr>
+                <w:rFonts w:ascii="Calibri" w:hAnsi="Calibri" w:eastAsia="Calibri"/>
+                <w:b w:val="0"/>
+                <w:i w:val="0"/>
+                <w:color w:val="0F172A"/>
+                <w:sz w:val="18"/>
+              </w:rPr>
+              <w:t>We use secure client portals, read-only accountant access, and approved password managers. We will never ask you to share banking credentials by ordinary email. All document exchange happens through your secure portal at [PORTAL LINK].</w:t>
+            </w:r>
+          </w:p>
         </w:tc>
       </w:tr>
     </w:tbl>
     <w:p>
       <w:pPr>
-        <w:spacing w:before="0" w:after="80"/>
+        <w:spacing w:before="0" w:after="120" w:line="276" w:lineRule="auto"/>
       </w:pPr>
     </w:p>
     <w:sectPr>
       <w:headerReference w:type="default" r:id="rId9"/>
       <w:footerReference w:type="default" r:id="rId10"/>
       <w:pgSz w:w="12240" w:h="15840"/>
-      <w:pgMar w:top="1361" w:right="1417" w:bottom="1361" w:left="1417" w:header="720" w:footer="720" w:gutter="0"/>
+      <w:pgMar w:top="1247" w:right="1361" w:bottom="1247" w:left="1361" w:header="720" w:footer="720" w:gutter="0"/>
       <w:cols w:space="720"/>
       <w:titlePg/>
       <w:docGrid w:linePitch="360"/>
@@ -2981,8 +4467,8 @@
             <w:insideV w:val="none" w:sz="0" w:color="auto"/>
           </w:tcBorders>
           <w:tcMar>
-            <w:top w:w="50" w:type="dxa"/>
-            <w:bottom w:w="50" w:type="dxa"/>
+            <w:top w:w="55" w:type="dxa"/>
+            <w:bottom w:w="55" w:type="dxa"/>
             <w:left w:w="0" w:type="dxa"/>
             <w:right w:w="0" w:type="dxa"/>
           </w:tcMar>
@@ -2997,9 +4483,9 @@
               <w:b w:val="0"/>
               <w:i w:val="0"/>
               <w:color w:val="64748B"/>
-              <w:sz w:val="14"/>
+              <w:sz w:val="13"/>
             </w:rPr>
-            <w:t>Confidential  ·  Commercial Use Licence  ·  © 2025 Bookkeeper Practice Launch System</w:t>
+            <w:t>© 2025 NovaOps  ·  Commercial Use License  ·  Bookkeeper Practice Launch System</w:t>
           </w:r>
         </w:p>
       </w:tc>
@@ -3015,8 +4501,8 @@
             <w:insideV w:val="none" w:sz="0" w:color="auto"/>
           </w:tcBorders>
           <w:tcMar>
-            <w:top w:w="50" w:type="dxa"/>
-            <w:bottom w:w="50" w:type="dxa"/>
+            <w:top w:w="55" w:type="dxa"/>
+            <w:bottom w:w="55" w:type="dxa"/>
             <w:left w:w="0" w:type="dxa"/>
             <w:right w:w="0" w:type="dxa"/>
           </w:tcMar>
@@ -3031,7 +4517,7 @@
               <w:b w:val="0"/>
               <w:i w:val="0"/>
               <w:color w:val="64748B"/>
-              <w:sz w:val="16"/>
+              <w:sz w:val="15"/>
             </w:rPr>
             <w:t xml:space="preserve">Page </w:t>
           </w:r>
@@ -3041,7 +4527,7 @@
               <w:b/>
               <w:i w:val="0"/>
               <w:color w:val="0F766E"/>
-              <w:sz w:val="16"/>
+              <w:sz w:val="15"/>
             </w:rPr>
             <w:fldChar w:fldCharType="begin"/>
             <w:instrText>PAGE</w:instrText>
@@ -3077,14 +4563,14 @@
         <w:tcPr>
           <w:tcW w:type="dxa" w:w="4536"/>
           <w:tcMar>
-            <w:top w:w="60" w:type="dxa"/>
-            <w:bottom w:w="60" w:type="dxa"/>
+            <w:top w:w="55" w:type="dxa"/>
+            <w:bottom w:w="55" w:type="dxa"/>
             <w:left w:w="0" w:type="dxa"/>
             <w:right w:w="60" w:type="dxa"/>
           </w:tcMar>
           <w:tcBorders>
             <w:top w:val="none" w:sz="0" w:color="auto"/>
-            <w:bottom w:val="single" w:sz="12" w:color="0F766E"/>
+            <w:bottom w:val="single" w:sz="8" w:color="0F766E"/>
             <w:left w:val="none" w:sz="0" w:color="auto"/>
             <w:right w:val="none" w:sz="0" w:color="auto"/>
             <w:insideH w:val="none" w:sz="0" w:color="auto"/>
@@ -3097,13 +4583,23 @@
           </w:pPr>
           <w:r>
             <w:rPr>
+              <w:rFonts w:ascii="Poppins" w:hAnsi="Poppins" w:eastAsia="Poppins"/>
+              <w:b/>
+              <w:i w:val="0"/>
+              <w:color w:val="0F766E"/>
+              <w:sz w:val="14"/>
+            </w:rPr>
+            <w:t>NOVAOPS</w:t>
+          </w:r>
+          <w:r>
+            <w:rPr>
               <w:rFonts w:ascii="Inter" w:hAnsi="Inter" w:eastAsia="Inter"/>
               <w:b w:val="0"/>
               <w:i w:val="0"/>
               <w:color w:val="64748B"/>
-              <w:sz w:val="14"/>
+              <w:sz w:val="13"/>
             </w:rPr>
-            <w:t>BOOKKEEPER PRACTICE LAUNCH SYSTEM  ·  v2.0</w:t>
+            <w:t xml:space="preserve">  ·  Bookkeeper Practice Launch System  ·  v2.0</w:t>
           </w:r>
         </w:p>
       </w:tc>
@@ -3111,14 +4607,14 @@
         <w:tcPr>
           <w:tcW w:type="dxa" w:w="4536"/>
           <w:tcMar>
-            <w:top w:w="60" w:type="dxa"/>
-            <w:bottom w:w="60" w:type="dxa"/>
+            <w:top w:w="55" w:type="dxa"/>
+            <w:bottom w:w="55" w:type="dxa"/>
             <w:left w:w="60" w:type="dxa"/>
             <w:right w:w="0" w:type="dxa"/>
           </w:tcMar>
           <w:tcBorders>
             <w:top w:val="none" w:sz="0" w:color="auto"/>
-            <w:bottom w:val="single" w:sz="12" w:color="0F766E"/>
+            <w:bottom w:val="single" w:sz="8" w:color="0F766E"/>
             <w:left w:val="none" w:sz="0" w:color="auto"/>
             <w:right w:val="none" w:sz="0" w:color="auto"/>
             <w:insideH w:val="none" w:sz="0" w:color="auto"/>
@@ -3510,7 +5006,7 @@
     <w:qFormat/>
     <w:rsid w:val="00FC693F"/>
     <w:rPr>
-      <w:rFonts w:ascii="Inter" w:hAnsi="Inter"/>
+      <w:rFonts w:ascii="Calibri" w:hAnsi="Calibri"/>
       <w:sz w:val="19"/>
     </w:rPr>
   </w:style>
